--- a/lessons/5-5/downloads/5-5-notes.docx
+++ b/lessons/5-5/downloads/5-5-notes.docx
@@ -363,6 +363,658 @@
         <w:rPr>
           <w:b/>
           <w:bCs/>
+          <w:color w:val="1FA6A2"/>
+          <w:sz w:val="26"/>
+          <w:szCs w:val="26"/>
+        </w:rPr>
+        <w:t xml:space="preserve">Turn &amp; Talk — Discussion Points  (Level 1 support · Level 2)</w:t>
+      </w:r>
+    </w:p>
+    <w:p>
+      <w:pPr>
+        <w:spacing w:after="60"/>
+      </w:pPr>
+      <w:r>
+        <w:rPr>
+          <w:i/>
+          <w:iCs/>
+          <w:color w:val="5F6F80"/>
+          <w:sz w:val="19"/>
+          <w:szCs w:val="19"/>
+        </w:rPr>
+        <w:t xml:space="preserve">Talk with a partner. Use the Level 1 stems if you need help getting started; try the Level 2 question when you are ready for more.</w:t>
+      </w:r>
+    </w:p>
+    <w:p>
+      <w:pPr>
+        <w:spacing w:after="60"/>
+      </w:pPr>
+      <w:r>
+        <w:rPr>
+          <w:b/>
+          <w:bCs/>
+          <w:color w:val="12355B"/>
+          <w:sz w:val="21"/>
+          <w:szCs w:val="21"/>
+        </w:rPr>
+        <w:t xml:space="preserve">1. [Launch] </w:t>
+      </w:r>
+      <w:r>
+        <w:rPr>
+          <w:b/>
+          <w:bCs/>
+          <w:sz w:val="21"/>
+          <w:szCs w:val="21"/>
+        </w:rPr>
+        <w:t xml:space="preserve">The L-shaped room splits into a 12 ft by 8 ft rectangle and a 6 ft by 5 ft rectangle. Why is it easier to find the area after you decompose the L into two rectangles?</w:t>
+      </w:r>
+    </w:p>
+    <w:p>
+      <w:pPr>
+        <w:spacing w:after="60"/>
+      </w:pPr>
+      <w:r>
+        <w:rPr>
+          <w:b/>
+          <w:bCs/>
+          <w:color w:val="1FA6A2"/>
+          <w:sz w:val="20"/>
+          <w:szCs w:val="20"/>
+        </w:rPr>
+        <w:t xml:space="preserve">Level 1 — Start here: </w:t>
+      </w:r>
+      <w:r>
+        <w:rPr>
+          <w:sz w:val="20"/>
+          <w:szCs w:val="20"/>
+        </w:rPr>
+        <w:t xml:space="preserve">We decompose the L-shape because we already know how to find a rectangle's area.</w:t>
+      </w:r>
+    </w:p>
+    <w:p>
+      <w:pPr>
+        <w:spacing w:after="60"/>
+      </w:pPr>
+      <w:r>
+        <w:rPr>
+          <w:sz w:val="21"/>
+          <w:szCs w:val="21"/>
+        </w:rPr>
+        <w:t xml:space="preserve">We decompose the L-shape into ___ because ___.</w:t>
+      </w:r>
+      <w:r>
+        <w:rPr>
+          <w:i/>
+          <w:iCs/>
+          <w:color w:val="5F6F80"/>
+          <w:sz w:val="19"/>
+          <w:szCs w:val="19"/>
+        </w:rPr>
+        <w:br/>
+        <w:t xml:space="preserve">
+Descomponemos la forma de L en ___ porque ___.</w:t>
+      </w:r>
+    </w:p>
+    <w:p>
+      <w:pPr>
+        <w:spacing w:after="60"/>
+      </w:pPr>
+      <w:r>
+        <w:rPr>
+          <w:sz w:val="21"/>
+          <w:szCs w:val="21"/>
+        </w:rPr>
+        <w:t xml:space="preserve">After I split it, I can find each area using ___.</w:t>
+      </w:r>
+      <w:r>
+        <w:rPr>
+          <w:i/>
+          <w:iCs/>
+          <w:color w:val="5F6F80"/>
+          <w:sz w:val="19"/>
+          <w:szCs w:val="19"/>
+        </w:rPr>
+        <w:br/>
+        <w:t xml:space="preserve">
+Después de dividirla, puedo hallar cada área usando ___.</w:t>
+      </w:r>
+    </w:p>
+    <w:p>
+      <w:pPr>
+        <w:spacing w:after="60"/>
+      </w:pPr>
+      <w:r>
+        <w:rPr>
+          <w:b/>
+          <w:bCs/>
+          <w:color w:val="12355B"/>
+          <w:sz w:val="20"/>
+          <w:szCs w:val="20"/>
+        </w:rPr>
+        <w:t xml:space="preserve">Word bank: </w:t>
+      </w:r>
+      <w:r>
+        <w:rPr>
+          <w:color w:val="1FA6A2"/>
+          <w:sz w:val="20"/>
+          <w:szCs w:val="20"/>
+        </w:rPr>
+        <w:t xml:space="preserve">composite figure, decompose, add, subtract, formula</w:t>
+      </w:r>
+    </w:p>
+    <w:p>
+      <w:pPr>
+        <w:spacing w:after="60"/>
+      </w:pPr>
+      <w:r>
+        <w:rPr>
+          <w:b/>
+          <w:bCs/>
+          <w:color w:val="12355B"/>
+          <w:sz w:val="19"/>
+          <w:szCs w:val="19"/>
+        </w:rPr>
+        <w:t xml:space="preserve">Listen for: </w:t>
+      </w:r>
+      <w:r>
+        <w:rPr>
+          <w:i/>
+          <w:iCs/>
+          <w:color w:val="5F6F80"/>
+          <w:sz w:val="19"/>
+          <w:szCs w:val="19"/>
+        </w:rPr>
+        <w:t xml:space="preserve">Students explain that the L-shape is hard to measure directly, so breaking it into two rectangles lets them use A = l x w on each piece and add the results.</w:t>
+      </w:r>
+    </w:p>
+    <w:p>
+      <w:pPr>
+        <w:spacing w:after="60"/>
+      </w:pPr>
+      <w:r>
+        <w:rPr>
+          <w:b/>
+          <w:bCs/>
+          <w:color w:val="9A6B12"/>
+          <w:sz w:val="20"/>
+          <w:szCs w:val="20"/>
+        </w:rPr>
+        <w:t xml:space="preserve">Level 2: </w:t>
+      </w:r>
+      <w:r>
+        <w:rPr>
+          <w:sz w:val="20"/>
+          <w:szCs w:val="20"/>
+        </w:rPr>
+        <w:t xml:space="preserve">The wonder prompt asks if there is more than one way to split the L. Show a different decomposition and justify why both give the same total area.</w:t>
+      </w:r>
+    </w:p>
+    <w:p>
+      <w:pPr>
+        <w:spacing w:after="60"/>
+        <w:ind w:left="360"/>
+      </w:pPr>
+      <w:r>
+        <w:rPr>
+          <w:sz w:val="20"/>
+          <w:szCs w:val="20"/>
+        </w:rPr>
+        <w:t xml:space="preserve">• Another way to split it is ___, which gives ___ + ___.</w:t>
+      </w:r>
+    </w:p>
+    <w:p>
+      <w:pPr>
+        <w:spacing w:after="60"/>
+        <w:ind w:left="360"/>
+      </w:pPr>
+      <w:r>
+        <w:rPr>
+          <w:sz w:val="20"/>
+          <w:szCs w:val="20"/>
+        </w:rPr>
+        <w:t xml:space="preserve">• Both ways give the same total because ___.</w:t>
+      </w:r>
+    </w:p>
+    <w:p>
+      <w:pPr>
+        <w:spacing w:after="60"/>
+      </w:pPr>
+      <w:r>
+        <w:rPr>
+          <w:b/>
+          <w:bCs/>
+          <w:color w:val="12355B"/>
+          <w:sz w:val="21"/>
+          <w:szCs w:val="21"/>
+        </w:rPr>
+        <w:t xml:space="preserve">2. [Explore] </w:t>
+      </w:r>
+      <w:r>
+        <w:rPr>
+          <w:b/>
+          <w:bCs/>
+          <w:sz w:val="21"/>
+          <w:szCs w:val="21"/>
+        </w:rPr>
+        <w:t xml:space="preserve">For the U-shaped pool you subtracted a 6 ft by 4 ft cutout from a 14 ft by 10 ft rectangle. How do you decide when to ADD areas and when to SUBTRACT?</w:t>
+      </w:r>
+    </w:p>
+    <w:p>
+      <w:pPr>
+        <w:spacing w:after="60"/>
+      </w:pPr>
+      <w:r>
+        <w:rPr>
+          <w:b/>
+          <w:bCs/>
+          <w:color w:val="1FA6A2"/>
+          <w:sz w:val="20"/>
+          <w:szCs w:val="20"/>
+        </w:rPr>
+        <w:t xml:space="preserve">Level 1 — Start here: </w:t>
+      </w:r>
+      <w:r>
+        <w:rPr>
+          <w:sz w:val="20"/>
+          <w:szCs w:val="20"/>
+        </w:rPr>
+        <w:t xml:space="preserve">We add when shapes are joined and subtract when a piece is removed.</w:t>
+      </w:r>
+    </w:p>
+    <w:p>
+      <w:pPr>
+        <w:spacing w:after="60"/>
+      </w:pPr>
+      <w:r>
+        <w:rPr>
+          <w:sz w:val="21"/>
+          <w:szCs w:val="21"/>
+        </w:rPr>
+        <w:t xml:space="preserve">I broke the figure into ___.</w:t>
+      </w:r>
+      <w:r>
+        <w:rPr>
+          <w:i/>
+          <w:iCs/>
+          <w:color w:val="5F6F80"/>
+          <w:sz w:val="19"/>
+          <w:szCs w:val="19"/>
+        </w:rPr>
+        <w:br/>
+        <w:t xml:space="preserve">
+Dividí la figura en ___.</w:t>
+      </w:r>
+    </w:p>
+    <w:p>
+      <w:pPr>
+        <w:spacing w:after="60"/>
+      </w:pPr>
+      <w:r>
+        <w:rPr>
+          <w:sz w:val="21"/>
+          <w:szCs w:val="21"/>
+        </w:rPr>
+        <w:t xml:space="preserve">I subtracted the areas because a piece was ___, so 140 minus 24 equals ___.</w:t>
+      </w:r>
+      <w:r>
+        <w:rPr>
+          <w:i/>
+          <w:iCs/>
+          <w:color w:val="5F6F80"/>
+          <w:sz w:val="19"/>
+          <w:szCs w:val="19"/>
+        </w:rPr>
+        <w:br/>
+        <w:t xml:space="preserve">
+Resté las áreas porque una parte fue ___, entonces 140 menos 24 es ___.</w:t>
+      </w:r>
+    </w:p>
+    <w:p>
+      <w:pPr>
+        <w:spacing w:after="60"/>
+      </w:pPr>
+      <w:r>
+        <w:rPr>
+          <w:sz w:val="21"/>
+          <w:szCs w:val="21"/>
+        </w:rPr>
+        <w:t xml:space="preserve">I add areas when ___, but I subtract when ___.</w:t>
+      </w:r>
+      <w:r>
+        <w:rPr>
+          <w:i/>
+          <w:iCs/>
+          <w:color w:val="5F6F80"/>
+          <w:sz w:val="19"/>
+          <w:szCs w:val="19"/>
+        </w:rPr>
+        <w:br/>
+        <w:t xml:space="preserve">
+Sumo áreas cuando ___, pero resto cuando ___.</w:t>
+      </w:r>
+    </w:p>
+    <w:p>
+      <w:pPr>
+        <w:spacing w:after="60"/>
+      </w:pPr>
+      <w:r>
+        <w:rPr>
+          <w:b/>
+          <w:bCs/>
+          <w:color w:val="12355B"/>
+          <w:sz w:val="20"/>
+          <w:szCs w:val="20"/>
+        </w:rPr>
+        <w:t xml:space="preserve">Word bank: </w:t>
+      </w:r>
+      <w:r>
+        <w:rPr>
+          <w:color w:val="1FA6A2"/>
+          <w:sz w:val="20"/>
+          <w:szCs w:val="20"/>
+        </w:rPr>
+        <w:t xml:space="preserve">composite figure, decompose, add, subtract, cutout</w:t>
+      </w:r>
+    </w:p>
+    <w:p>
+      <w:pPr>
+        <w:spacing w:after="60"/>
+      </w:pPr>
+      <w:r>
+        <w:rPr>
+          <w:b/>
+          <w:bCs/>
+          <w:color w:val="12355B"/>
+          <w:sz w:val="19"/>
+          <w:szCs w:val="19"/>
+        </w:rPr>
+        <w:t xml:space="preserve">Listen for: </w:t>
+      </w:r>
+      <w:r>
+        <w:rPr>
+          <w:i/>
+          <w:iCs/>
+          <w:color w:val="5F6F80"/>
+          <w:sz w:val="19"/>
+          <w:szCs w:val="19"/>
+        </w:rPr>
+        <w:t xml:space="preserve">A strong answer states you subtract when a piece is cut out (pool = 140 - 24 = 116 sq ft) and add when shapes are joined, with a clear reason for each.</w:t>
+      </w:r>
+    </w:p>
+    <w:p>
+      <w:pPr>
+        <w:spacing w:after="60"/>
+      </w:pPr>
+      <w:r>
+        <w:rPr>
+          <w:b/>
+          <w:bCs/>
+          <w:color w:val="9A6B12"/>
+          <w:sz w:val="20"/>
+          <w:szCs w:val="20"/>
+        </w:rPr>
+        <w:t xml:space="preserve">Level 2: </w:t>
+      </w:r>
+      <w:r>
+        <w:rPr>
+          <w:sz w:val="20"/>
+          <w:szCs w:val="20"/>
+        </w:rPr>
+        <w:t xml:space="preserve">Could you find the U-shaped pool's area by ADDING rectangles instead of subtracting a cutout? Justify whether both strategies reach the same answer.</w:t>
+      </w:r>
+    </w:p>
+    <w:p>
+      <w:pPr>
+        <w:spacing w:after="60"/>
+        <w:ind w:left="360"/>
+      </w:pPr>
+      <w:r>
+        <w:rPr>
+          <w:sz w:val="20"/>
+          <w:szCs w:val="20"/>
+        </w:rPr>
+        <w:t xml:space="preserve">• I could add by splitting the pool into ___, which gives ___.</w:t>
+      </w:r>
+    </w:p>
+    <w:p>
+      <w:pPr>
+        <w:spacing w:after="60"/>
+        <w:ind w:left="360"/>
+      </w:pPr>
+      <w:r>
+        <w:rPr>
+          <w:sz w:val="20"/>
+          <w:szCs w:val="20"/>
+        </w:rPr>
+        <w:t xml:space="preserve">• Both strategies match because ___.</w:t>
+      </w:r>
+    </w:p>
+    <w:p>
+      <w:pPr>
+        <w:spacing w:after="60"/>
+      </w:pPr>
+      <w:r>
+        <w:rPr>
+          <w:b/>
+          <w:bCs/>
+          <w:color w:val="12355B"/>
+          <w:sz w:val="21"/>
+          <w:szCs w:val="21"/>
+        </w:rPr>
+        <w:t xml:space="preserve">3. [Connect] </w:t>
+      </w:r>
+      <w:r>
+        <w:rPr>
+          <w:b/>
+          <w:bCs/>
+          <w:sz w:val="21"/>
+          <w:szCs w:val="21"/>
+        </w:rPr>
+        <w:t xml:space="preserve">The T-shaped conference room has a top of 14 ft by 4 ft and a stem of 6 ft by 10 ft, and carpet costs $5 per sq ft. Talk through finding the total cost.</w:t>
+      </w:r>
+    </w:p>
+    <w:p>
+      <w:pPr>
+        <w:spacing w:after="60"/>
+      </w:pPr>
+      <w:r>
+        <w:rPr>
+          <w:b/>
+          <w:bCs/>
+          <w:color w:val="1FA6A2"/>
+          <w:sz w:val="20"/>
+          <w:szCs w:val="20"/>
+        </w:rPr>
+        <w:t xml:space="preserve">Level 1 — Start here: </w:t>
+      </w:r>
+      <w:r>
+        <w:rPr>
+          <w:sz w:val="20"/>
+          <w:szCs w:val="20"/>
+        </w:rPr>
+        <w:t xml:space="preserve">Find each rectangle's area, add them, then multiply by the price.</w:t>
+      </w:r>
+    </w:p>
+    <w:p>
+      <w:pPr>
+        <w:spacing w:after="60"/>
+      </w:pPr>
+      <w:r>
+        <w:rPr>
+          <w:sz w:val="21"/>
+          <w:szCs w:val="21"/>
+        </w:rPr>
+        <w:t xml:space="preserve">The top area is ___ square feet and the stem area is ___ square feet.</w:t>
+      </w:r>
+      <w:r>
+        <w:rPr>
+          <w:i/>
+          <w:iCs/>
+          <w:color w:val="5F6F80"/>
+          <w:sz w:val="19"/>
+          <w:szCs w:val="19"/>
+        </w:rPr>
+        <w:br/>
+        <w:t xml:space="preserve">
+El área de arriba es ___ pies cuadrados y el área del tronco es ___ pies cuadrados.</w:t>
+      </w:r>
+    </w:p>
+    <w:p>
+      <w:pPr>
+        <w:spacing w:after="60"/>
+      </w:pPr>
+      <w:r>
+        <w:rPr>
+          <w:sz w:val="21"/>
+          <w:szCs w:val="21"/>
+        </w:rPr>
+        <w:t xml:space="preserve">I added the areas to get ___ square feet.</w:t>
+      </w:r>
+      <w:r>
+        <w:rPr>
+          <w:i/>
+          <w:iCs/>
+          <w:color w:val="5F6F80"/>
+          <w:sz w:val="19"/>
+          <w:szCs w:val="19"/>
+        </w:rPr>
+        <w:br/>
+        <w:t xml:space="preserve">
+Sumé las áreas para obtener ___ pies cuadrados.</w:t>
+      </w:r>
+    </w:p>
+    <w:p>
+      <w:pPr>
+        <w:spacing w:after="60"/>
+      </w:pPr>
+      <w:r>
+        <w:rPr>
+          <w:sz w:val="21"/>
+          <w:szCs w:val="21"/>
+        </w:rPr>
+        <w:t xml:space="preserve">The cost is ___ times $5, which equals $___.</w:t>
+      </w:r>
+      <w:r>
+        <w:rPr>
+          <w:i/>
+          <w:iCs/>
+          <w:color w:val="5F6F80"/>
+          <w:sz w:val="19"/>
+          <w:szCs w:val="19"/>
+        </w:rPr>
+        <w:br/>
+        <w:t xml:space="preserve">
+El costo es ___ por $5, que es $___.</w:t>
+      </w:r>
+    </w:p>
+    <w:p>
+      <w:pPr>
+        <w:spacing w:after="60"/>
+      </w:pPr>
+      <w:r>
+        <w:rPr>
+          <w:b/>
+          <w:bCs/>
+          <w:color w:val="12355B"/>
+          <w:sz w:val="20"/>
+          <w:szCs w:val="20"/>
+        </w:rPr>
+        <w:t xml:space="preserve">Word bank: </w:t>
+      </w:r>
+      <w:r>
+        <w:rPr>
+          <w:color w:val="1FA6A2"/>
+          <w:sz w:val="20"/>
+          <w:szCs w:val="20"/>
+        </w:rPr>
+        <w:t xml:space="preserve">composite figure, decompose, add, subtract, formula</w:t>
+      </w:r>
+    </w:p>
+    <w:p>
+      <w:pPr>
+        <w:spacing w:after="60"/>
+      </w:pPr>
+      <w:r>
+        <w:rPr>
+          <w:b/>
+          <w:bCs/>
+          <w:color w:val="12355B"/>
+          <w:sz w:val="19"/>
+          <w:szCs w:val="19"/>
+        </w:rPr>
+        <w:t xml:space="preserve">Listen for: </w:t>
+      </w:r>
+      <w:r>
+        <w:rPr>
+          <w:i/>
+          <w:iCs/>
+          <w:color w:val="5F6F80"/>
+          <w:sz w:val="19"/>
+          <w:szCs w:val="19"/>
+        </w:rPr>
+        <w:t xml:space="preserve">Students compute top = 56 sq ft, stem = 60 sq ft, total = 116 sq ft, and cost = 116 x $5 = $580, explaining the add-then-multiply order.</w:t>
+      </w:r>
+    </w:p>
+    <w:p>
+      <w:pPr>
+        <w:spacing w:after="60"/>
+      </w:pPr>
+      <w:r>
+        <w:rPr>
+          <w:b/>
+          <w:bCs/>
+          <w:color w:val="9A6B12"/>
+          <w:sz w:val="20"/>
+          <w:szCs w:val="20"/>
+        </w:rPr>
+        <w:t xml:space="preserve">Level 2: </w:t>
+      </w:r>
+      <w:r>
+        <w:rPr>
+          <w:sz w:val="20"/>
+          <w:szCs w:val="20"/>
+        </w:rPr>
+        <w:t xml:space="preserve">A house-shaped wall is a rectangle topped with a triangle. Explain how composite-figure thinking handles a figure made of two DIFFERENT shape types, not just rectangles.</w:t>
+      </w:r>
+    </w:p>
+    <w:p>
+      <w:pPr>
+        <w:spacing w:after="60"/>
+        <w:ind w:left="360"/>
+      </w:pPr>
+      <w:r>
+        <w:rPr>
+          <w:sz w:val="20"/>
+          <w:szCs w:val="20"/>
+        </w:rPr>
+        <w:t xml:space="preserve">• I would find the rectangle area with ___ and the triangle area with ___.</w:t>
+      </w:r>
+    </w:p>
+    <w:p>
+      <w:pPr>
+        <w:spacing w:after="60"/>
+        <w:ind w:left="360"/>
+      </w:pPr>
+      <w:r>
+        <w:rPr>
+          <w:sz w:val="20"/>
+          <w:szCs w:val="20"/>
+        </w:rPr>
+        <w:t xml:space="preserve">• Then I ___ the areas because ___.</w:t>
+      </w:r>
+    </w:p>
+    <w:p>
+      <w:pPr>
+        <w:pStyle w:val="Heading2"/>
+        <w:pBdr>
+          <w:left w:val="single" w:color="1FA6A2" w:sz="18" w:space="8"/>
+        </w:pBdr>
+        <w:spacing w:after="100" w:before="200"/>
+      </w:pPr>
+      <w:r>
+        <w:rPr>
+          <w:b/>
+          <w:bCs/>
           <w:color w:val="9A6B12"/>
           <w:sz w:val="26"/>
           <w:szCs w:val="26"/>
@@ -935,6 +1587,54 @@
           <w:sz w:val="21"/>
           <w:szCs w:val="21"/>
         </w:rPr>
+        <w:t xml:space="preserve">We decompose the L-shape into ___ because ___.</w:t>
+      </w:r>
+      <w:r>
+        <w:rPr>
+          <w:i/>
+          <w:iCs/>
+          <w:color w:val="5F6F80"/>
+          <w:sz w:val="19"/>
+          <w:szCs w:val="19"/>
+        </w:rPr>
+        <w:br/>
+        <w:t xml:space="preserve">
+Descomponemos la forma de L en ___ porque ___.</w:t>
+      </w:r>
+    </w:p>
+    <w:p>
+      <w:pPr>
+        <w:spacing w:after="60"/>
+      </w:pPr>
+      <w:r>
+        <w:rPr>
+          <w:sz w:val="21"/>
+          <w:szCs w:val="21"/>
+        </w:rPr>
+        <w:t xml:space="preserve">After I split it, I can find each area using ___.</w:t>
+      </w:r>
+      <w:r>
+        <w:rPr>
+          <w:i/>
+          <w:iCs/>
+          <w:color w:val="5F6F80"/>
+          <w:sz w:val="19"/>
+          <w:szCs w:val="19"/>
+        </w:rPr>
+        <w:br/>
+        <w:t xml:space="preserve">
+Después de dividirla, puedo hallar cada área usando ___.</w:t>
+      </w:r>
+    </w:p>
+    <w:p>
+      <w:pPr>
+        <w:spacing w:after="60"/>
+      </w:pPr>
+      <w:r>
+        <w:rPr>
+          <w:sz w:val="21"/>
+          <w:szCs w:val="21"/>
+        </w:rPr>
         <w:t xml:space="preserve">I broke the figure into ___.</w:t>
       </w:r>
       <w:r>
@@ -948,54 +1648,6 @@
         <w:br/>
         <w:t xml:space="preserve">
 Dividí la figura en ___.</w:t>
-      </w:r>
-    </w:p>
-    <w:p>
-      <w:pPr>
-        <w:spacing w:after="60"/>
-      </w:pPr>
-      <w:r>
-        <w:rPr>
-          <w:sz w:val="21"/>
-          <w:szCs w:val="21"/>
-        </w:rPr>
-        <w:t xml:space="preserve">I added the areas to get ___.</w:t>
-      </w:r>
-      <w:r>
-        <w:rPr>
-          <w:i/>
-          <w:iCs/>
-          <w:color w:val="5F6F80"/>
-          <w:sz w:val="19"/>
-          <w:szCs w:val="19"/>
-        </w:rPr>
-        <w:br/>
-        <w:t xml:space="preserve">
-Sumé las áreas para obtener ___.</w:t>
-      </w:r>
-    </w:p>
-    <w:p>
-      <w:pPr>
-        <w:spacing w:after="60"/>
-      </w:pPr>
-      <w:r>
-        <w:rPr>
-          <w:sz w:val="21"/>
-          <w:szCs w:val="21"/>
-        </w:rPr>
-        <w:t xml:space="preserve">This helps when ___.</w:t>
-      </w:r>
-      <w:r>
-        <w:rPr>
-          <w:i/>
-          <w:iCs/>
-          <w:color w:val="5F6F80"/>
-          <w:sz w:val="19"/>
-          <w:szCs w:val="19"/>
-        </w:rPr>
-        <w:br/>
-        <w:t xml:space="preserve">
-Esto ayuda cuando ___.</w:t>
       </w:r>
     </w:p>
     <w:p>

--- a/lessons/5-5/downloads/5-5-notes.docx
+++ b/lessons/5-5/downloads/5-5-notes.docx
@@ -437,6 +437,43 @@
       </w:pPr>
       <w:r>
         <w:rPr>
+          <w:b/>
+          <w:bCs/>
+          <w:color w:val="1FA6A2"/>
+          <w:sz w:val="20"/>
+          <w:szCs w:val="20"/>
+        </w:rPr>
+        <w:t xml:space="preserve">Hint (optional): </w:t>
+      </w:r>
+      <w:r>
+        <w:rPr>
+          <w:sz w:val="20"/>
+          <w:szCs w:val="20"/>
+        </w:rPr>
+        <w:t xml:space="preserve">Try starting with the word "composite figure" or "decompose". Re-read the question and underline what it is asking you to compare or find. Use one number or word from the problem as your evidence.</w:t>
+      </w:r>
+    </w:p>
+    <w:p>
+      <w:pPr>
+        <w:spacing w:after="60"/>
+      </w:pPr>
+      <w:r>
+        <w:rPr>
+          <w:b/>
+          <w:bCs/>
+          <w:color w:val="12355B"/>
+          <w:sz w:val="19"/>
+          <w:szCs w:val="19"/>
+        </w:rPr>
+        <w:t xml:space="preserve">Sentence starters (optional)</w:t>
+      </w:r>
+    </w:p>
+    <w:p>
+      <w:pPr>
+        <w:spacing w:after="60"/>
+      </w:pPr>
+      <w:r>
+        <w:rPr>
           <w:sz w:val="21"/>
           <w:szCs w:val="21"/>
         </w:rPr>
@@ -627,6 +664,43 @@
       </w:pPr>
       <w:r>
         <w:rPr>
+          <w:b/>
+          <w:bCs/>
+          <w:color w:val="1FA6A2"/>
+          <w:sz w:val="20"/>
+          <w:szCs w:val="20"/>
+        </w:rPr>
+        <w:t xml:space="preserve">Hint (optional): </w:t>
+      </w:r>
+      <w:r>
+        <w:rPr>
+          <w:sz w:val="20"/>
+          <w:szCs w:val="20"/>
+        </w:rPr>
+        <w:t xml:space="preserve">Try starting with the word "composite figure" or "decompose". Re-read the question and underline what it is asking you to compare or find. Use one number or word from the problem as your evidence.</w:t>
+      </w:r>
+    </w:p>
+    <w:p>
+      <w:pPr>
+        <w:spacing w:after="60"/>
+      </w:pPr>
+      <w:r>
+        <w:rPr>
+          <w:b/>
+          <w:bCs/>
+          <w:color w:val="12355B"/>
+          <w:sz w:val="19"/>
+          <w:szCs w:val="19"/>
+        </w:rPr>
+        <w:t xml:space="preserve">Sentence starters (optional)</w:t>
+      </w:r>
+    </w:p>
+    <w:p>
+      <w:pPr>
+        <w:spacing w:after="60"/>
+      </w:pPr>
+      <w:r>
+        <w:rPr>
           <w:sz w:val="21"/>
           <w:szCs w:val="21"/>
         </w:rPr>
@@ -833,6 +907,43 @@
           <w:szCs w:val="20"/>
         </w:rPr>
         <w:t xml:space="preserve">Find each rectangle's area, add them, then multiply by the price.</w:t>
+      </w:r>
+    </w:p>
+    <w:p>
+      <w:pPr>
+        <w:spacing w:after="60"/>
+      </w:pPr>
+      <w:r>
+        <w:rPr>
+          <w:b/>
+          <w:bCs/>
+          <w:color w:val="1FA6A2"/>
+          <w:sz w:val="20"/>
+          <w:szCs w:val="20"/>
+        </w:rPr>
+        <w:t xml:space="preserve">Hint (optional): </w:t>
+      </w:r>
+      <w:r>
+        <w:rPr>
+          <w:sz w:val="20"/>
+          <w:szCs w:val="20"/>
+        </w:rPr>
+        <w:t xml:space="preserve">Try starting with the word "composite figure" or "decompose". Re-read the question and underline what it is asking you to compare or find. Use one number or word from the problem as your evidence.</w:t>
+      </w:r>
+    </w:p>
+    <w:p>
+      <w:pPr>
+        <w:spacing w:after="60"/>
+      </w:pPr>
+      <w:r>
+        <w:rPr>
+          <w:b/>
+          <w:bCs/>
+          <w:color w:val="12355B"/>
+          <w:sz w:val="19"/>
+          <w:szCs w:val="19"/>
+        </w:rPr>
+        <w:t xml:space="preserve">Sentence starters (optional)</w:t>
       </w:r>
     </w:p>
     <w:p>

--- a/lessons/5-5/downloads/5-5-notes.docx
+++ b/lessons/5-5/downloads/5-5-notes.docx
@@ -97,6 +97,69 @@
       </w:pPr>
       <w:r>
         <w:rPr>
+          <w:i/>
+          <w:iCs/>
+          <w:color w:val="5F6F80"/>
+          <w:sz w:val="19"/>
+          <w:szCs w:val="19"/>
+        </w:rPr>
+        <w:t xml:space="preserve">Picture first, then the word, then a plain-language meaning.</w:t>
+      </w:r>
+    </w:p>
+    <w:p>
+      <w:pPr>
+        <w:keepNext/>
+        <w:spacing w:after="20" w:before="120"/>
+        <w:jc w:val="center"/>
+      </w:pPr>
+      <w:r>
+        <w:drawing>
+          <wp:inline distT="0" distB="0" distL="0" distR="0">
+            <wp:extent cx="1238250" cy="933450"/>
+            <wp:effectExtent t="0" r="0" b="0" l="0"/>
+            <wp:docPr id="1" name="" descr="" title=""/>
+            <wp:cNvGraphicFramePr>
+              <a:graphicFrameLocks xmlns:a="http://schemas.openxmlformats.org/drawingml/2006/main" noChangeAspect="1"/>
+            </wp:cNvGraphicFramePr>
+            <a:graphic xmlns:a="http://schemas.openxmlformats.org/drawingml/2006/main">
+              <a:graphicData uri="http://schemas.openxmlformats.org/drawingml/2006/picture">
+                <pic:pic xmlns:pic="http://schemas.openxmlformats.org/drawingml/2006/picture">
+                  <pic:nvPicPr>
+                    <pic:cNvPr id="0" name="" descr=""/>
+                    <pic:cNvPicPr>
+                      <a:picLocks noChangeAspect="1" noChangeArrowheads="1"/>
+                    </pic:cNvPicPr>
+                  </pic:nvPicPr>
+                  <pic:blipFill>
+                    <a:blip r:embed="rId9" cstate="none"/>
+                    <a:srcRect/>
+                    <a:stretch>
+                      <a:fillRect/>
+                    </a:stretch>
+                  </pic:blipFill>
+                  <pic:spPr bwMode="auto">
+                    <a:xfrm>
+                      <a:off x="0" y="0"/>
+                      <a:ext cx="1238250" cy="933450"/>
+                    </a:xfrm>
+                    <a:prstGeom prst="rect">
+                      <a:avLst/>
+                    </a:prstGeom>
+                  </pic:spPr>
+                </pic:pic>
+              </a:graphicData>
+            </a:graphic>
+          </wp:inline>
+        </w:drawing>
+      </w:r>
+    </w:p>
+    <w:p>
+      <w:pPr>
+        <w:keepNext/>
+        <w:spacing w:after="20"/>
+      </w:pPr>
+      <w:r>
+        <w:rPr>
           <w:b/>
           <w:bCs/>
           <w:color w:val="12355B"/>
@@ -118,7 +181,7 @@
     </w:p>
     <w:p>
       <w:pPr>
-        <w:spacing w:after="60"/>
+        <w:spacing w:after="160"/>
       </w:pPr>
       <w:r>
         <w:rPr>
@@ -130,22 +193,55 @@
     </w:p>
     <w:p>
       <w:pPr>
-        <w:spacing w:after="60"/>
-      </w:pPr>
-      <w:r>
-        <w:rPr>
-          <w:i/>
-          <w:iCs/>
-          <w:color w:val="5F6F80"/>
-          <w:sz w:val="19"/>
-          <w:szCs w:val="19"/>
-        </w:rPr>
-        <w:t xml:space="preserve">An L-shaped room = a 12×8 rectangle joined to a 6×5 rectangle; total area = 96 + 30 = 126 sq ft</w:t>
-      </w:r>
-    </w:p>
-    <w:p>
-      <w:pPr>
-        <w:spacing w:after="60"/>
+        <w:keepNext/>
+        <w:spacing w:after="20" w:before="120"/>
+        <w:jc w:val="center"/>
+      </w:pPr>
+      <w:r>
+        <w:drawing>
+          <wp:inline distT="0" distB="0" distL="0" distR="0">
+            <wp:extent cx="1238250" cy="933450"/>
+            <wp:effectExtent t="0" r="0" b="0" l="0"/>
+            <wp:docPr id="1" name="" descr="" title=""/>
+            <wp:cNvGraphicFramePr>
+              <a:graphicFrameLocks xmlns:a="http://schemas.openxmlformats.org/drawingml/2006/main" noChangeAspect="1"/>
+            </wp:cNvGraphicFramePr>
+            <a:graphic xmlns:a="http://schemas.openxmlformats.org/drawingml/2006/main">
+              <a:graphicData uri="http://schemas.openxmlformats.org/drawingml/2006/picture">
+                <pic:pic xmlns:pic="http://schemas.openxmlformats.org/drawingml/2006/picture">
+                  <pic:nvPicPr>
+                    <pic:cNvPr id="0" name="" descr=""/>
+                    <pic:cNvPicPr>
+                      <a:picLocks noChangeAspect="1" noChangeArrowheads="1"/>
+                    </pic:cNvPicPr>
+                  </pic:nvPicPr>
+                  <pic:blipFill>
+                    <a:blip r:embed="rId10" cstate="none"/>
+                    <a:srcRect/>
+                    <a:stretch>
+                      <a:fillRect/>
+                    </a:stretch>
+                  </pic:blipFill>
+                  <pic:spPr bwMode="auto">
+                    <a:xfrm>
+                      <a:off x="0" y="0"/>
+                      <a:ext cx="1238250" cy="933450"/>
+                    </a:xfrm>
+                    <a:prstGeom prst="rect">
+                      <a:avLst/>
+                    </a:prstGeom>
+                  </pic:spPr>
+                </pic:pic>
+              </a:graphicData>
+            </a:graphic>
+          </wp:inline>
+        </w:drawing>
+      </w:r>
+    </w:p>
+    <w:p>
+      <w:pPr>
+        <w:keepNext/>
+        <w:spacing w:after="20"/>
       </w:pPr>
       <w:r>
         <w:rPr>
@@ -170,7 +266,7 @@
     </w:p>
     <w:p>
       <w:pPr>
-        <w:spacing w:after="60"/>
+        <w:spacing w:after="160"/>
       </w:pPr>
       <w:r>
         <w:rPr>
@@ -182,22 +278,55 @@
     </w:p>
     <w:p>
       <w:pPr>
-        <w:spacing w:after="60"/>
-      </w:pPr>
-      <w:r>
-        <w:rPr>
-          <w:i/>
-          <w:iCs/>
-          <w:color w:val="5F6F80"/>
-          <w:sz w:val="19"/>
-          <w:szCs w:val="19"/>
-        </w:rPr>
-        <w:t xml:space="preserve">Draw a dashed line across the L-shape to split it into two rectangles — now you can find each area separately</w:t>
-      </w:r>
-    </w:p>
-    <w:p>
-      <w:pPr>
-        <w:spacing w:after="60"/>
+        <w:keepNext/>
+        <w:spacing w:after="20" w:before="120"/>
+        <w:jc w:val="center"/>
+      </w:pPr>
+      <w:r>
+        <w:drawing>
+          <wp:inline distT="0" distB="0" distL="0" distR="0">
+            <wp:extent cx="1238250" cy="933450"/>
+            <wp:effectExtent t="0" r="0" b="0" l="0"/>
+            <wp:docPr id="1" name="" descr="" title=""/>
+            <wp:cNvGraphicFramePr>
+              <a:graphicFrameLocks xmlns:a="http://schemas.openxmlformats.org/drawingml/2006/main" noChangeAspect="1"/>
+            </wp:cNvGraphicFramePr>
+            <a:graphic xmlns:a="http://schemas.openxmlformats.org/drawingml/2006/main">
+              <a:graphicData uri="http://schemas.openxmlformats.org/drawingml/2006/picture">
+                <pic:pic xmlns:pic="http://schemas.openxmlformats.org/drawingml/2006/picture">
+                  <pic:nvPicPr>
+                    <pic:cNvPr id="0" name="" descr=""/>
+                    <pic:cNvPicPr>
+                      <a:picLocks noChangeAspect="1" noChangeArrowheads="1"/>
+                    </pic:cNvPicPr>
+                  </pic:nvPicPr>
+                  <pic:blipFill>
+                    <a:blip r:embed="rId10" cstate="none"/>
+                    <a:srcRect/>
+                    <a:stretch>
+                      <a:fillRect/>
+                    </a:stretch>
+                  </pic:blipFill>
+                  <pic:spPr bwMode="auto">
+                    <a:xfrm>
+                      <a:off x="0" y="0"/>
+                      <a:ext cx="1238250" cy="933450"/>
+                    </a:xfrm>
+                    <a:prstGeom prst="rect">
+                      <a:avLst/>
+                    </a:prstGeom>
+                  </pic:spPr>
+                </pic:pic>
+              </a:graphicData>
+            </a:graphic>
+          </wp:inline>
+        </w:drawing>
+      </w:r>
+    </w:p>
+    <w:p>
+      <w:pPr>
+        <w:keepNext/>
+        <w:spacing w:after="20"/>
       </w:pPr>
       <w:r>
         <w:rPr>
@@ -222,7 +351,7 @@
     </w:p>
     <w:p>
       <w:pPr>
-        <w:spacing w:after="60"/>
+        <w:spacing w:after="160"/>
       </w:pPr>
       <w:r>
         <w:rPr>
@@ -234,22 +363,55 @@
     </w:p>
     <w:p>
       <w:pPr>
-        <w:spacing w:after="60"/>
-      </w:pPr>
-      <w:r>
-        <w:rPr>
-          <w:i/>
-          <w:iCs/>
-          <w:color w:val="5F6F80"/>
-          <w:sz w:val="19"/>
-          <w:szCs w:val="19"/>
-        </w:rPr>
-        <w:t xml:space="preserve">T-shaped hallway: top rectangle = 30 sq ft, bottom rectangle = 28 sq ft → total = 30 + 28 = 58 sq ft</w:t>
-      </w:r>
-    </w:p>
-    <w:p>
-      <w:pPr>
-        <w:spacing w:after="60"/>
+        <w:keepNext/>
+        <w:spacing w:after="20" w:before="120"/>
+        <w:jc w:val="center"/>
+      </w:pPr>
+      <w:r>
+        <w:drawing>
+          <wp:inline distT="0" distB="0" distL="0" distR="0">
+            <wp:extent cx="1238250" cy="933450"/>
+            <wp:effectExtent t="0" r="0" b="0" l="0"/>
+            <wp:docPr id="1" name="" descr="" title=""/>
+            <wp:cNvGraphicFramePr>
+              <a:graphicFrameLocks xmlns:a="http://schemas.openxmlformats.org/drawingml/2006/main" noChangeAspect="1"/>
+            </wp:cNvGraphicFramePr>
+            <a:graphic xmlns:a="http://schemas.openxmlformats.org/drawingml/2006/main">
+              <a:graphicData uri="http://schemas.openxmlformats.org/drawingml/2006/picture">
+                <pic:pic xmlns:pic="http://schemas.openxmlformats.org/drawingml/2006/picture">
+                  <pic:nvPicPr>
+                    <pic:cNvPr id="0" name="" descr=""/>
+                    <pic:cNvPicPr>
+                      <a:picLocks noChangeAspect="1" noChangeArrowheads="1"/>
+                    </pic:cNvPicPr>
+                  </pic:nvPicPr>
+                  <pic:blipFill>
+                    <a:blip r:embed="rId10" cstate="none"/>
+                    <a:srcRect/>
+                    <a:stretch>
+                      <a:fillRect/>
+                    </a:stretch>
+                  </pic:blipFill>
+                  <pic:spPr bwMode="auto">
+                    <a:xfrm>
+                      <a:off x="0" y="0"/>
+                      <a:ext cx="1238250" cy="933450"/>
+                    </a:xfrm>
+                    <a:prstGeom prst="rect">
+                      <a:avLst/>
+                    </a:prstGeom>
+                  </pic:spPr>
+                </pic:pic>
+              </a:graphicData>
+            </a:graphic>
+          </wp:inline>
+        </w:drawing>
+      </w:r>
+    </w:p>
+    <w:p>
+      <w:pPr>
+        <w:keepNext/>
+        <w:spacing w:after="20"/>
       </w:pPr>
       <w:r>
         <w:rPr>
@@ -274,7 +436,7 @@
     </w:p>
     <w:p>
       <w:pPr>
-        <w:spacing w:after="60"/>
+        <w:spacing w:after="160"/>
       </w:pPr>
       <w:r>
         <w:rPr>
@@ -286,22 +448,55 @@
     </w:p>
     <w:p>
       <w:pPr>
-        <w:spacing w:after="60"/>
-      </w:pPr>
-      <w:r>
-        <w:rPr>
-          <w:i/>
-          <w:iCs/>
-          <w:color w:val="5F6F80"/>
-          <w:sz w:val="19"/>
-          <w:szCs w:val="19"/>
-        </w:rPr>
-        <w:t xml:space="preserve">A 14×10 pool with a 6×4 cutout: 140 − 24 = 116 sq ft of water surface</w:t>
-      </w:r>
-    </w:p>
-    <w:p>
-      <w:pPr>
-        <w:spacing w:after="60"/>
+        <w:keepNext/>
+        <w:spacing w:after="20" w:before="120"/>
+        <w:jc w:val="center"/>
+      </w:pPr>
+      <w:r>
+        <w:drawing>
+          <wp:inline distT="0" distB="0" distL="0" distR="0">
+            <wp:extent cx="1238250" cy="933450"/>
+            <wp:effectExtent t="0" r="0" b="0" l="0"/>
+            <wp:docPr id="1" name="" descr="" title=""/>
+            <wp:cNvGraphicFramePr>
+              <a:graphicFrameLocks xmlns:a="http://schemas.openxmlformats.org/drawingml/2006/main" noChangeAspect="1"/>
+            </wp:cNvGraphicFramePr>
+            <a:graphic xmlns:a="http://schemas.openxmlformats.org/drawingml/2006/main">
+              <a:graphicData uri="http://schemas.openxmlformats.org/drawingml/2006/picture">
+                <pic:pic xmlns:pic="http://schemas.openxmlformats.org/drawingml/2006/picture">
+                  <pic:nvPicPr>
+                    <pic:cNvPr id="0" name="" descr=""/>
+                    <pic:cNvPicPr>
+                      <a:picLocks noChangeAspect="1" noChangeArrowheads="1"/>
+                    </pic:cNvPicPr>
+                  </pic:nvPicPr>
+                  <pic:blipFill>
+                    <a:blip r:embed="rId11" cstate="none"/>
+                    <a:srcRect/>
+                    <a:stretch>
+                      <a:fillRect/>
+                    </a:stretch>
+                  </pic:blipFill>
+                  <pic:spPr bwMode="auto">
+                    <a:xfrm>
+                      <a:off x="0" y="0"/>
+                      <a:ext cx="1238250" cy="933450"/>
+                    </a:xfrm>
+                    <a:prstGeom prst="rect">
+                      <a:avLst/>
+                    </a:prstGeom>
+                  </pic:spPr>
+                </pic:pic>
+              </a:graphicData>
+            </a:graphic>
+          </wp:inline>
+        </w:drawing>
+      </w:r>
+    </w:p>
+    <w:p>
+      <w:pPr>
+        <w:keepNext/>
+        <w:spacing w:after="20"/>
       </w:pPr>
       <w:r>
         <w:rPr>
@@ -326,7 +521,7 @@
     </w:p>
     <w:p>
       <w:pPr>
-        <w:spacing w:after="60"/>
+        <w:spacing w:after="160"/>
       </w:pPr>
       <w:r>
         <w:rPr>
@@ -334,21 +529,6 @@
           <w:szCs w:val="21"/>
         </w:rPr>
         <w:t xml:space="preserve">A math rule written with symbols.</w:t>
-      </w:r>
-    </w:p>
-    <w:p>
-      <w:pPr>
-        <w:spacing w:after="60"/>
-      </w:pPr>
-      <w:r>
-        <w:rPr>
-          <w:i/>
-          <w:iCs/>
-          <w:color w:val="5F6F80"/>
-          <w:sz w:val="19"/>
-          <w:szCs w:val="19"/>
-        </w:rPr>
-        <w:t xml:space="preserve">Rectangle: A = l × w; Triangle: A = ½ × b × h; use the right formula for each piece of a composite figure</w:t>
       </w:r>
     </w:p>
     <w:p>

--- a/lessons/5-5/downloads/5-5-notes.docx
+++ b/lessons/5-5/downloads/5-5-notes.docx
@@ -1223,7 +1223,7 @@
           <w:sz w:val="24"/>
           <w:szCs w:val="24"/>
         </w:rPr>
-        <w:t xml:space="preserve">Try the Model</w:t>
+        <w:t xml:space="preserve">Solved Example</w:t>
       </w:r>
       <w:r>
         <w:rPr>
@@ -1233,90 +1233,174 @@
           <w:sz w:val="19"/>
           <w:szCs w:val="19"/>
         </w:rPr>
-        <w:t xml:space="preserve">   step through it together</w:t>
-      </w:r>
-    </w:p>
-    <w:p>
-      <w:pPr>
-        <w:spacing w:after="80"/>
-      </w:pPr>
-      <w:r>
-        <w:rPr>
-          <w:sz w:val="21"/>
-          <w:szCs w:val="21"/>
-        </w:rPr>
-        <w:t xml:space="preserve">Break each composite figure into simpler shapes. Find the area of each part, then calculate the total area.</w:t>
-      </w:r>
-    </w:p>
-    <w:p>
-      <w:pPr>
+        <w:t xml:space="preserve">   I Do — watch each step</w:t>
+      </w:r>
+    </w:p>
+    <w:p>
+      <w:pPr>
+        <w:keepNext/>
         <w:spacing w:after="40"/>
       </w:pPr>
       <w:r>
-        <w:t xml:space="preserve"/>
-      </w:r>
-    </w:p>
-    <w:tbl>
-      <w:tblPr>
-        <w:tblW w:type="pct" w:w="100%"/>
-        <w:tblBorders>
-          <w:top w:val="single" w:color="C7D2DD" w:sz="6"/>
-          <w:left w:val="single" w:color="C7D2DD" w:sz="6"/>
-          <w:bottom w:val="single" w:color="C7D2DD" w:sz="6"/>
-          <w:right w:val="single" w:color="C7D2DD" w:sz="6"/>
-          <w:insideH w:val="single" w:color="auto" w:sz="4"/>
-          <w:insideV w:val="single" w:color="auto" w:sz="4"/>
-        </w:tblBorders>
-      </w:tblPr>
-      <w:tblGrid>
-        <w:gridCol w:w="100"/>
-      </w:tblGrid>
-      <w:tr>
-        <w:tc>
-          <w:tcPr>
-            <w:shd w:fill="E6F4F3" w:color="auto" w:val="clear"/>
-            <w:tcMar>
-              <w:top w:type="dxa" w:w="60"/>
-              <w:left w:type="dxa" w:w="120"/>
-              <w:bottom w:type="dxa" w:w="60"/>
-              <w:right w:type="dxa" w:w="120"/>
-            </w:tcMar>
-          </w:tcPr>
-          <w:p>
-            <w:pPr>
-              <w:spacing w:after="0" w:line="320"/>
-            </w:pPr>
-            <w:r>
-              <w:t xml:space="preserve"/>
-            </w:r>
-          </w:p>
-          <w:p>
-            <w:pPr>
-              <w:spacing w:after="0" w:line="320"/>
-            </w:pPr>
-            <w:r>
-              <w:t xml:space="preserve"/>
-            </w:r>
-          </w:p>
-          <w:p>
-            <w:pPr>
-              <w:spacing w:after="0" w:line="320"/>
-            </w:pPr>
-            <w:r>
-              <w:t xml:space="preserve"/>
-            </w:r>
-          </w:p>
-          <w:p>
-            <w:pPr>
-              <w:spacing w:after="0" w:line="320"/>
-            </w:pPr>
-            <w:r>
-              <w:t xml:space="preserve"/>
-            </w:r>
-          </w:p>
-        </w:tc>
-      </w:tr>
-    </w:tbl>
+        <w:rPr>
+          <w:b/>
+          <w:bCs/>
+          <w:color w:val="12355B"/>
+          <w:sz w:val="21"/>
+          <w:szCs w:val="21"/>
+        </w:rPr>
+        <w:t xml:space="preserve">Problem:  </w:t>
+      </w:r>
+      <w:r>
+        <w:rPr>
+          <w:sz w:val="21"/>
+          <w:szCs w:val="21"/>
+        </w:rPr>
+        <w:t xml:space="preserve">An L-shaped room is made of two rectangles: 10 ft × 6 ft and 4 ft × 3 ft. What is the total area?</w:t>
+      </w:r>
+    </w:p>
+    <w:p>
+      <w:pPr>
+        <w:spacing w:after="30"/>
+        <w:ind w:left="420"/>
+      </w:pPr>
+      <w:r>
+        <w:rPr>
+          <w:sz w:val="20"/>
+          <w:szCs w:val="20"/>
+        </w:rPr>
+        <w:t xml:space="preserve">A)  72 sq ft</w:t>
+      </w:r>
+    </w:p>
+    <w:p>
+      <w:pPr>
+        <w:spacing w:after="30"/>
+        <w:ind w:left="420"/>
+      </w:pPr>
+      <w:r>
+        <w:rPr>
+          <w:sz w:val="20"/>
+          <w:szCs w:val="20"/>
+        </w:rPr>
+        <w:t xml:space="preserve">B)  60 sq ft</w:t>
+      </w:r>
+    </w:p>
+    <w:p>
+      <w:pPr>
+        <w:spacing w:after="30"/>
+        <w:ind w:left="420"/>
+      </w:pPr>
+      <w:r>
+        <w:rPr>
+          <w:sz w:val="20"/>
+          <w:szCs w:val="20"/>
+        </w:rPr>
+        <w:t xml:space="preserve">C)  12 sq ft</w:t>
+      </w:r>
+    </w:p>
+    <w:p>
+      <w:pPr>
+        <w:spacing w:after="30"/>
+        <w:ind w:left="420"/>
+      </w:pPr>
+      <w:r>
+        <w:rPr>
+          <w:sz w:val="20"/>
+          <w:szCs w:val="20"/>
+        </w:rPr>
+        <w:t xml:space="preserve">D)  72 ft</w:t>
+      </w:r>
+    </w:p>
+    <w:p>
+      <w:pPr>
+        <w:spacing w:after="20" w:before="50"/>
+      </w:pPr>
+      <w:r>
+        <w:rPr>
+          <w:b/>
+          <w:bCs/>
+          <w:color w:val="1FA6A2"/>
+          <w:sz w:val="21"/>
+          <w:szCs w:val="21"/>
+        </w:rPr>
+        <w:t xml:space="preserve">Step 1:  </w:t>
+      </w:r>
+      <w:r>
+        <w:rPr>
+          <w:sz w:val="21"/>
+          <w:szCs w:val="21"/>
+        </w:rPr>
+        <w:t xml:space="preserve">Area 1 = 10 × 6 = 60 sq ft.</w:t>
+      </w:r>
+    </w:p>
+    <w:p>
+      <w:pPr>
+        <w:spacing w:after="20" w:before="50"/>
+      </w:pPr>
+      <w:r>
+        <w:rPr>
+          <w:b/>
+          <w:bCs/>
+          <w:color w:val="1FA6A2"/>
+          <w:sz w:val="21"/>
+          <w:szCs w:val="21"/>
+        </w:rPr>
+        <w:t xml:space="preserve">Step 2:  </w:t>
+      </w:r>
+      <w:r>
+        <w:rPr>
+          <w:sz w:val="21"/>
+          <w:szCs w:val="21"/>
+        </w:rPr>
+        <w:t xml:space="preserve">Area 2 = 4 × 3 = 12 sq ft.</w:t>
+      </w:r>
+    </w:p>
+    <w:p>
+      <w:pPr>
+        <w:spacing w:after="20" w:before="50"/>
+      </w:pPr>
+      <w:r>
+        <w:rPr>
+          <w:b/>
+          <w:bCs/>
+          <w:color w:val="1FA6A2"/>
+          <w:sz w:val="21"/>
+          <w:szCs w:val="21"/>
+        </w:rPr>
+        <w:t xml:space="preserve">Step 3:  </w:t>
+      </w:r>
+      <w:r>
+        <w:rPr>
+          <w:sz w:val="21"/>
+          <w:szCs w:val="21"/>
+        </w:rPr>
+        <w:t xml:space="preserve">Total = 60 + 12 = 72 sq ft.</w:t>
+      </w:r>
+    </w:p>
+    <w:p>
+      <w:pPr>
+        <w:spacing w:after="40" w:before="60"/>
+      </w:pPr>
+      <w:r>
+        <w:rPr>
+          <w:b/>
+          <w:bCs/>
+          <w:color w:val="12355B"/>
+          <w:sz w:val="21"/>
+          <w:szCs w:val="21"/>
+        </w:rPr>
+        <w:t xml:space="preserve">Answer:  </w:t>
+      </w:r>
+      <w:r>
+        <w:rPr>
+          <w:b/>
+          <w:bCs/>
+          <w:sz w:val="21"/>
+          <w:szCs w:val="21"/>
+        </w:rPr>
+        <w:t xml:space="preserve">A. 72 sq ft</w:t>
+      </w:r>
+    </w:p>
     <w:p>
       <w:pPr>
         <w:pStyle w:val="Heading1"/>
@@ -1361,6 +1445,197 @@
           <w:szCs w:val="19"/>
         </w:rPr>
         <w:t xml:space="preserve">   We Do — work with your class</w:t>
+      </w:r>
+    </w:p>
+    <w:p>
+      <w:pPr>
+        <w:keepNext/>
+        <w:spacing w:after="40" w:before="40"/>
+      </w:pPr>
+      <w:r>
+        <w:rPr>
+          <w:b/>
+          <w:bCs/>
+          <w:color w:val="12355B"/>
+          <w:sz w:val="21"/>
+          <w:szCs w:val="21"/>
+        </w:rPr>
+        <w:t xml:space="preserve">Problem:  </w:t>
+      </w:r>
+      <w:r>
+        <w:rPr>
+          <w:sz w:val="21"/>
+          <w:szCs w:val="21"/>
+        </w:rPr>
+        <w:t xml:space="preserve">A rectangular patio is 15 ft × 10 ft with a 5 ft × 4 ft rectangular flower bed cut out. What is the remaining area?</w:t>
+      </w:r>
+    </w:p>
+    <w:p>
+      <w:pPr>
+        <w:spacing w:after="30"/>
+        <w:ind w:left="420"/>
+      </w:pPr>
+      <w:r>
+        <w:rPr>
+          <w:sz w:val="20"/>
+          <w:szCs w:val="20"/>
+        </w:rPr>
+        <w:t xml:space="preserve">A)  130 sq ft</w:t>
+      </w:r>
+    </w:p>
+    <w:p>
+      <w:pPr>
+        <w:spacing w:after="30"/>
+        <w:ind w:left="420"/>
+      </w:pPr>
+      <w:r>
+        <w:rPr>
+          <w:sz w:val="20"/>
+          <w:szCs w:val="20"/>
+        </w:rPr>
+        <w:t xml:space="preserve">B)  150 sq ft</w:t>
+      </w:r>
+    </w:p>
+    <w:p>
+      <w:pPr>
+        <w:spacing w:after="30"/>
+        <w:ind w:left="420"/>
+      </w:pPr>
+      <w:r>
+        <w:rPr>
+          <w:sz w:val="20"/>
+          <w:szCs w:val="20"/>
+        </w:rPr>
+        <w:t xml:space="preserve">C)  20 sq ft</w:t>
+      </w:r>
+    </w:p>
+    <w:p>
+      <w:pPr>
+        <w:spacing w:after="30"/>
+        <w:ind w:left="420"/>
+      </w:pPr>
+      <w:r>
+        <w:rPr>
+          <w:sz w:val="20"/>
+          <w:szCs w:val="20"/>
+        </w:rPr>
+        <w:t xml:space="preserve">D)  170 sq ft</w:t>
+      </w:r>
+    </w:p>
+    <w:p>
+      <w:pPr>
+        <w:keepNext/>
+        <w:spacing w:after="0" w:before="50"/>
+      </w:pPr>
+      <w:r>
+        <w:rPr>
+          <w:b/>
+          <w:bCs/>
+          <w:color w:val="6B4FA0"/>
+          <w:sz w:val="21"/>
+          <w:szCs w:val="21"/>
+        </w:rPr>
+        <w:t xml:space="preserve">Step 1:</w:t>
+      </w:r>
+    </w:p>
+    <w:p>
+      <w:pPr>
+        <w:pBdr>
+          <w:bottom w:val="single" w:color="AFBECC" w:sz="6"/>
+        </w:pBdr>
+        <w:spacing w:after="30" w:before="150"/>
+      </w:pPr>
+      <w:r>
+        <w:t xml:space="preserve"/>
+      </w:r>
+    </w:p>
+    <w:p>
+      <w:pPr>
+        <w:keepNext/>
+        <w:spacing w:after="0" w:before="50"/>
+      </w:pPr>
+      <w:r>
+        <w:rPr>
+          <w:b/>
+          <w:bCs/>
+          <w:color w:val="6B4FA0"/>
+          <w:sz w:val="21"/>
+          <w:szCs w:val="21"/>
+        </w:rPr>
+        <w:t xml:space="preserve">Step 2:</w:t>
+      </w:r>
+    </w:p>
+    <w:p>
+      <w:pPr>
+        <w:pBdr>
+          <w:bottom w:val="single" w:color="AFBECC" w:sz="6"/>
+        </w:pBdr>
+        <w:spacing w:after="30" w:before="150"/>
+      </w:pPr>
+      <w:r>
+        <w:t xml:space="preserve"/>
+      </w:r>
+    </w:p>
+    <w:p>
+      <w:pPr>
+        <w:keepNext/>
+        <w:spacing w:after="0" w:before="50"/>
+      </w:pPr>
+      <w:r>
+        <w:rPr>
+          <w:b/>
+          <w:bCs/>
+          <w:color w:val="6B4FA0"/>
+          <w:sz w:val="21"/>
+          <w:szCs w:val="21"/>
+        </w:rPr>
+        <w:t xml:space="preserve">Step 3:</w:t>
+      </w:r>
+    </w:p>
+    <w:p>
+      <w:pPr>
+        <w:pBdr>
+          <w:bottom w:val="single" w:color="AFBECC" w:sz="6"/>
+        </w:pBdr>
+        <w:spacing w:after="30" w:before="150"/>
+      </w:pPr>
+      <w:r>
+        <w:t xml:space="preserve"/>
+      </w:r>
+    </w:p>
+    <w:p>
+      <w:pPr>
+        <w:keepNext/>
+        <w:spacing w:after="0" w:before="60"/>
+      </w:pPr>
+      <w:r>
+        <w:rPr>
+          <w:b/>
+          <w:bCs/>
+          <w:color w:val="12355B"/>
+          <w:sz w:val="21"/>
+          <w:szCs w:val="21"/>
+        </w:rPr>
+        <w:t xml:space="preserve">Answer:</w:t>
+      </w:r>
+    </w:p>
+    <w:p>
+      <w:pPr>
+        <w:pBdr>
+          <w:bottom w:val="single" w:color="AFBECC" w:sz="6"/>
+        </w:pBdr>
+        <w:spacing w:after="30" w:before="150"/>
+      </w:pPr>
+      <w:r>
+        <w:t xml:space="preserve"/>
+      </w:r>
+    </w:p>
+    <w:p>
+      <w:pPr>
+        <w:spacing w:after="80"/>
+      </w:pPr>
+      <w:r>
+        <w:t xml:space="preserve"/>
       </w:r>
     </w:p>
     <w:tbl>
@@ -1880,7 +2155,7 @@
           <w:sz w:val="21"/>
           <w:szCs w:val="21"/>
         </w:rPr>
-        <w:t xml:space="preserve">An L-shaped room is made of two rectangles: 10 ft × 6 ft and 4 ft × 3 ft. What is the total area?</w:t>
+        <w:t xml:space="preserve">Find the area of an L-shape made of a 5×3 rectangle and a 2×4 rectangle.</w:t>
       </w:r>
     </w:p>
     <w:p>
@@ -1893,7 +2168,7 @@
           <w:sz w:val="20"/>
           <w:szCs w:val="20"/>
         </w:rPr>
-        <w:t xml:space="preserve">A)  72 sq ft</w:t>
+        <w:t xml:space="preserve">A)  23 sq units</w:t>
       </w:r>
     </w:p>
     <w:p>
@@ -1906,7 +2181,7 @@
           <w:sz w:val="20"/>
           <w:szCs w:val="20"/>
         </w:rPr>
-        <w:t xml:space="preserve">B)  60 sq ft</w:t>
+        <w:t xml:space="preserve">B)  15 sq units</w:t>
       </w:r>
     </w:p>
     <w:p>
@@ -1919,7 +2194,7 @@
           <w:sz w:val="20"/>
           <w:szCs w:val="20"/>
         </w:rPr>
-        <w:t xml:space="preserve">C)  12 sq ft</w:t>
+        <w:t xml:space="preserve">C)  8 sq units</w:t>
       </w:r>
     </w:p>
     <w:p>
@@ -1932,7 +2207,7 @@
           <w:sz w:val="20"/>
           <w:szCs w:val="20"/>
         </w:rPr>
-        <w:t xml:space="preserve">D)  72 ft</w:t>
+        <w:t xml:space="preserve">D)  20 sq units</w:t>
       </w:r>
     </w:p>
     <w:p>
@@ -2010,7 +2285,7 @@
           <w:sz w:val="21"/>
           <w:szCs w:val="21"/>
         </w:rPr>
-        <w:t xml:space="preserve">A rectangular patio is 15 ft × 10 ft with a 5 ft × 4 ft rectangular flower bed cut out. What is the remaining area?</w:t>
+        <w:t xml:space="preserve">When should you subtract areas instead of adding them to find the area of a composite figure?</w:t>
       </w:r>
     </w:p>
     <w:p>
@@ -2023,7 +2298,7 @@
           <w:sz w:val="20"/>
           <w:szCs w:val="20"/>
         </w:rPr>
-        <w:t xml:space="preserve">A)  130 sq ft</w:t>
+        <w:t xml:space="preserve">A)  When a piece is cut out or removed from a larger shape</w:t>
       </w:r>
     </w:p>
     <w:p>
@@ -2036,7 +2311,7 @@
           <w:sz w:val="20"/>
           <w:szCs w:val="20"/>
         </w:rPr>
-        <w:t xml:space="preserve">B)  150 sq ft</w:t>
+        <w:t xml:space="preserve">B)  When the shapes overlap</w:t>
       </w:r>
     </w:p>
     <w:p>
@@ -2049,7 +2324,7 @@
           <w:sz w:val="20"/>
           <w:szCs w:val="20"/>
         </w:rPr>
-        <w:t xml:space="preserve">C)  20 sq ft</w:t>
+        <w:t xml:space="preserve">C)  When one shape is larger than the other</w:t>
       </w:r>
     </w:p>
     <w:p>
@@ -2062,7 +2337,7 @@
           <w:sz w:val="20"/>
           <w:szCs w:val="20"/>
         </w:rPr>
-        <w:t xml:space="preserve">D)  170 sq ft</w:t>
+        <w:t xml:space="preserve">D)  Always subtract — never add</w:t>
       </w:r>
     </w:p>
     <w:p>
@@ -2140,7 +2415,7 @@
           <w:sz w:val="21"/>
           <w:szCs w:val="21"/>
         </w:rPr>
-        <w:t xml:space="preserve">Find the area of an L-shape made of a 5×3 rectangle and a 2×4 rectangle.</w:t>
+        <w:t xml:space="preserve">A figure is a 6×4 rectangle with a 2×2 square added on. What is the total area?</w:t>
       </w:r>
     </w:p>
     <w:p>
@@ -2153,7 +2428,7 @@
           <w:sz w:val="20"/>
           <w:szCs w:val="20"/>
         </w:rPr>
-        <w:t xml:space="preserve">A)  23 sq units</w:t>
+        <w:t xml:space="preserve">A)  28 sq units</w:t>
       </w:r>
     </w:p>
     <w:p>
@@ -2166,7 +2441,7 @@
           <w:sz w:val="20"/>
           <w:szCs w:val="20"/>
         </w:rPr>
-        <w:t xml:space="preserve">B)  15 sq units</w:t>
+        <w:t xml:space="preserve">B)  24 sq units</w:t>
       </w:r>
     </w:p>
     <w:p>
@@ -2179,7 +2454,7 @@
           <w:sz w:val="20"/>
           <w:szCs w:val="20"/>
         </w:rPr>
-        <w:t xml:space="preserve">C)  8 sq units</w:t>
+        <w:t xml:space="preserve">C)  20 sq units</w:t>
       </w:r>
     </w:p>
     <w:p>
@@ -2192,7 +2467,7 @@
           <w:sz w:val="20"/>
           <w:szCs w:val="20"/>
         </w:rPr>
-        <w:t xml:space="preserve">D)  20 sq units</w:t>
+        <w:t xml:space="preserve">D)  32 sq units</w:t>
       </w:r>
     </w:p>
     <w:p>
@@ -2270,7 +2545,7 @@
           <w:sz w:val="21"/>
           <w:szCs w:val="21"/>
         </w:rPr>
-        <w:t xml:space="preserve">When should you subtract areas instead of adding them to find the area of a composite figure?</w:t>
+        <w:t xml:space="preserve">A composite shape is a 10×8 rectangle with a 3×4 rectangle cut out. What is the area?</w:t>
       </w:r>
     </w:p>
     <w:p>
@@ -2283,7 +2558,7 @@
           <w:sz w:val="20"/>
           <w:szCs w:val="20"/>
         </w:rPr>
-        <w:t xml:space="preserve">A)  When a piece is cut out or removed from a larger shape</w:t>
+        <w:t xml:space="preserve">A)  68 sq units</w:t>
       </w:r>
     </w:p>
     <w:p>
@@ -2296,7 +2571,7 @@
           <w:sz w:val="20"/>
           <w:szCs w:val="20"/>
         </w:rPr>
-        <w:t xml:space="preserve">B)  When the shapes overlap</w:t>
+        <w:t xml:space="preserve">B)  80 sq units</w:t>
       </w:r>
     </w:p>
     <w:p>
@@ -2309,7 +2584,7 @@
           <w:sz w:val="20"/>
           <w:szCs w:val="20"/>
         </w:rPr>
-        <w:t xml:space="preserve">C)  When one shape is larger than the other</w:t>
+        <w:t xml:space="preserve">C)  92 sq units</w:t>
       </w:r>
     </w:p>
     <w:p>
@@ -2322,7 +2597,7 @@
           <w:sz w:val="20"/>
           <w:szCs w:val="20"/>
         </w:rPr>
-        <w:t xml:space="preserve">D)  Always subtract — never add</w:t>
+        <w:t xml:space="preserve">D)  12 sq units</w:t>
       </w:r>
     </w:p>
     <w:p>
@@ -3035,6 +3310,64 @@
           <w:sz w:val="24"/>
           <w:szCs w:val="24"/>
         </w:rPr>
+        <w:t xml:space="preserve">Worked Notes (I Do / We Do)</w:t>
+      </w:r>
+    </w:p>
+    <w:p>
+      <w:pPr>
+        <w:spacing w:after="80"/>
+      </w:pPr>
+      <w:r>
+        <w:rPr>
+          <w:b/>
+          <w:bCs/>
+          <w:sz w:val="21"/>
+          <w:szCs w:val="21"/>
+        </w:rPr>
+        <w:t xml:space="preserve">I Do:  </w:t>
+      </w:r>
+      <w:r>
+        <w:rPr>
+          <w:sz w:val="21"/>
+          <w:szCs w:val="21"/>
+        </w:rPr>
+        <w:t xml:space="preserve">A. 72 sq ft</w:t>
+      </w:r>
+    </w:p>
+    <w:p>
+      <w:pPr>
+        <w:spacing w:after="80"/>
+      </w:pPr>
+      <w:r>
+        <w:rPr>
+          <w:b/>
+          <w:bCs/>
+          <w:sz w:val="21"/>
+          <w:szCs w:val="21"/>
+        </w:rPr>
+        <w:t xml:space="preserve">We Do:  </w:t>
+      </w:r>
+      <w:r>
+        <w:rPr>
+          <w:sz w:val="21"/>
+          <w:szCs w:val="21"/>
+        </w:rPr>
+        <w:t xml:space="preserve">A. 130 sq ft</w:t>
+      </w:r>
+    </w:p>
+    <w:p>
+      <w:pPr>
+        <w:pStyle w:val="Heading2"/>
+        <w:spacing w:after="80" w:before="180"/>
+      </w:pPr>
+      <w:r>
+        <w:rPr>
+          <w:b/>
+          <w:bCs/>
+          <w:color w:val="12355B"/>
+          <w:sz w:val="24"/>
+          <w:szCs w:val="24"/>
+        </w:rPr>
         <w:t xml:space="preserve">Independent Practice</w:t>
       </w:r>
     </w:p>
@@ -3056,7 +3389,7 @@
           <w:sz w:val="21"/>
           <w:szCs w:val="21"/>
         </w:rPr>
-        <w:t xml:space="preserve">A)  72 sq ft</w:t>
+        <w:t xml:space="preserve">A)  23 sq units</w:t>
       </w:r>
       <w:r>
         <w:rPr>
@@ -3066,7 +3399,7 @@
           <w:sz w:val="19"/>
           <w:szCs w:val="19"/>
         </w:rPr>
-        <w:t xml:space="preserve">  — Area 1 = 10 × 6 = 60 sq ft. Area 2 = 4 × 3 = 12 sq ft. Total = 60 + 12 = 72 sq ft.</w:t>
+        <w:t xml:space="preserve">  — 5 × 3 = 15. 2 × 4 = 8. Total = 15 + 8 = 23 sq units.</w:t>
       </w:r>
     </w:p>
     <w:p>
@@ -3087,7 +3420,7 @@
           <w:sz w:val="21"/>
           <w:szCs w:val="21"/>
         </w:rPr>
-        <w:t xml:space="preserve">A)  130 sq ft</w:t>
+        <w:t xml:space="preserve">A)  When a piece is cut out or removed from a larger shape</w:t>
       </w:r>
       <w:r>
         <w:rPr>
@@ -3097,7 +3430,7 @@
           <w:sz w:val="19"/>
           <w:szCs w:val="19"/>
         </w:rPr>
-        <w:t xml:space="preserve">  — Patio = 15 × 10 = 150 sq ft. Cutout = 5 × 4 = 20 sq ft. Remaining = 150 − 20 = 130 sq ft.</w:t>
+        <w:t xml:space="preserve">  — Subtract when a piece is removed from a larger shape (like a window cut from a wall). Add when two shapes are joined together (like an L-shape).</w:t>
       </w:r>
     </w:p>
     <w:p>
@@ -3118,7 +3451,7 @@
           <w:sz w:val="21"/>
           <w:szCs w:val="21"/>
         </w:rPr>
-        <w:t xml:space="preserve">A)  23 sq units</w:t>
+        <w:t xml:space="preserve">A)  28 sq units</w:t>
       </w:r>
       <w:r>
         <w:rPr>
@@ -3128,7 +3461,7 @@
           <w:sz w:val="19"/>
           <w:szCs w:val="19"/>
         </w:rPr>
-        <w:t xml:space="preserve">  — 5 × 3 = 15. 2 × 4 = 8. Total = 15 + 8 = 23 sq units.</w:t>
+        <w:t xml:space="preserve">  — Rectangle 6 × 4 = 24, plus square 2 × 2 = 4. Total = 28 sq units.</w:t>
       </w:r>
     </w:p>
     <w:p>
@@ -3149,7 +3482,7 @@
           <w:sz w:val="21"/>
           <w:szCs w:val="21"/>
         </w:rPr>
-        <w:t xml:space="preserve">A)  When a piece is cut out or removed from a larger shape</w:t>
+        <w:t xml:space="preserve">A)  68 sq units</w:t>
       </w:r>
       <w:r>
         <w:rPr>
@@ -3159,7 +3492,7 @@
           <w:sz w:val="19"/>
           <w:szCs w:val="19"/>
         </w:rPr>
-        <w:t xml:space="preserve">  — Subtract when a piece is removed from a larger shape (like a window cut from a wall). Add when two shapes are joined together (like an L-shape).</w:t>
+        <w:t xml:space="preserve">  — 80 − 12 = 68 sq units.</w:t>
       </w:r>
     </w:p>
     <w:p>

--- a/lessons/5-5/downloads/5-5-notes.docx
+++ b/lessons/5-5/downloads/5-5-notes.docx
@@ -1023,6 +1023,216 @@
     <w:p>
       <w:pPr>
         <w:pStyle w:val="Heading1"/>
+        <w:pBdr>
+          <w:bottom w:val="single" w:color="1FA6A2" w:sz="14" w:space="6"/>
+        </w:pBdr>
+        <w:spacing w:after="140" w:before="260"/>
+      </w:pPr>
+      <w:r>
+        <w:rPr>
+          <w:b/>
+          <w:bCs/>
+          <w:color w:val="12355B"/>
+          <w:sz w:val="30"/>
+          <w:szCs w:val="30"/>
+        </w:rPr>
+        <w:t xml:space="preserve">Guided Notes</w:t>
+      </w:r>
+    </w:p>
+    <w:p>
+      <w:pPr>
+        <w:spacing w:after="100"/>
+      </w:pPr>
+      <w:r>
+        <w:rPr>
+          <w:i/>
+          <w:iCs/>
+          <w:color w:val="5F6F80"/>
+          <w:sz w:val="19"/>
+          <w:szCs w:val="19"/>
+        </w:rPr>
+        <w:t xml:space="preserve">Fill in each blank as we go. Use the Word Bank to help you.</w:t>
+      </w:r>
+    </w:p>
+    <w:tbl>
+      <w:tblPr>
+        <w:tblW w:type="pct" w:w="100%"/>
+        <w:tblBorders>
+          <w:top w:val="single" w:color="BBD0DE" w:sz="8"/>
+          <w:left w:val="single" w:color="BBD0DE" w:sz="8"/>
+          <w:bottom w:val="single" w:color="BBD0DE" w:sz="8"/>
+          <w:right w:val="single" w:color="BBD0DE" w:sz="8"/>
+          <w:insideH w:val="single" w:color="auto" w:sz="4"/>
+          <w:insideV w:val="single" w:color="auto" w:sz="4"/>
+        </w:tblBorders>
+      </w:tblPr>
+      <w:tblGrid>
+        <w:gridCol w:w="100"/>
+      </w:tblGrid>
+      <w:tr>
+        <w:tc>
+          <w:tcPr>
+            <w:shd w:fill="EEF4F8" w:color="auto" w:val="clear"/>
+            <w:tcMar>
+              <w:top w:type="dxa" w:w="120"/>
+              <w:left w:type="dxa" w:w="180"/>
+              <w:bottom w:type="dxa" w:w="120"/>
+              <w:right w:type="dxa" w:w="180"/>
+            </w:tcMar>
+          </w:tcPr>
+          <w:p>
+            <w:pPr>
+              <w:spacing w:after="40"/>
+            </w:pPr>
+            <w:r>
+              <w:rPr>
+                <w:b/>
+                <w:bCs/>
+                <w:color w:val="1FA6A2"/>
+                <w:sz w:val="18"/>
+                <w:szCs w:val="18"/>
+              </w:rPr>
+              <w:t xml:space="preserve">WORD BANK</w:t>
+            </w:r>
+          </w:p>
+          <w:p>
+            <w:pPr>
+              <w:spacing w:after="80"/>
+            </w:pPr>
+            <w:r>
+              <w:rPr>
+                <w:b/>
+                <w:bCs/>
+                <w:sz w:val="21"/>
+                <w:szCs w:val="21"/>
+              </w:rPr>
+              <w:t xml:space="preserve">Composite Figure      •      Decompose      •      Add      •      Subtract      •      Formula</w:t>
+            </w:r>
+          </w:p>
+        </w:tc>
+      </w:tr>
+    </w:tbl>
+    <w:p>
+      <w:pPr>
+        <w:spacing w:after="80"/>
+      </w:pPr>
+      <w:r>
+        <w:t xml:space="preserve"/>
+      </w:r>
+    </w:p>
+    <w:p>
+      <w:pPr>
+        <w:spacing w:after="120" w:before="80"/>
+      </w:pPr>
+      <w:r>
+        <w:rPr>
+          <w:b/>
+          <w:bCs/>
+          <w:color w:val="12355B"/>
+          <w:sz w:val="22"/>
+          <w:szCs w:val="22"/>
+        </w:rPr>
+        <w:t xml:space="preserve">1.  </w:t>
+      </w:r>
+      <w:r>
+        <w:rPr>
+          <w:sz w:val="22"/>
+          <w:szCs w:val="22"/>
+        </w:rPr>
+        <w:t xml:space="preserve">A shape made of two or more basic shapes combined is a ___.</w:t>
+      </w:r>
+    </w:p>
+    <w:p>
+      <w:pPr>
+        <w:spacing w:after="120" w:before="80"/>
+      </w:pPr>
+      <w:r>
+        <w:rPr>
+          <w:b/>
+          <w:bCs/>
+          <w:color w:val="12355B"/>
+          <w:sz w:val="22"/>
+          <w:szCs w:val="22"/>
+        </w:rPr>
+        <w:t xml:space="preserve">2.  </w:t>
+      </w:r>
+      <w:r>
+        <w:rPr>
+          <w:sz w:val="22"/>
+          <w:szCs w:val="22"/>
+        </w:rPr>
+        <w:t xml:space="preserve">To break a composite figure into basic shapes is to ___ it.</w:t>
+      </w:r>
+    </w:p>
+    <w:p>
+      <w:pPr>
+        <w:spacing w:after="120" w:before="80"/>
+      </w:pPr>
+      <w:r>
+        <w:rPr>
+          <w:b/>
+          <w:bCs/>
+          <w:color w:val="12355B"/>
+          <w:sz w:val="22"/>
+          <w:szCs w:val="22"/>
+        </w:rPr>
+        <w:t xml:space="preserve">3.  </w:t>
+      </w:r>
+      <w:r>
+        <w:rPr>
+          <w:sz w:val="22"/>
+          <w:szCs w:val="22"/>
+        </w:rPr>
+        <w:t xml:space="preserve">To find the total area of separate parts, I ___ their areas.</w:t>
+      </w:r>
+    </w:p>
+    <w:p>
+      <w:pPr>
+        <w:spacing w:after="120" w:before="80"/>
+      </w:pPr>
+      <w:r>
+        <w:rPr>
+          <w:b/>
+          <w:bCs/>
+          <w:color w:val="12355B"/>
+          <w:sz w:val="22"/>
+          <w:szCs w:val="22"/>
+        </w:rPr>
+        <w:t xml:space="preserve">4.  </w:t>
+      </w:r>
+      <w:r>
+        <w:rPr>
+          <w:sz w:val="22"/>
+          <w:szCs w:val="22"/>
+        </w:rPr>
+        <w:t xml:space="preserve">To find the area of a shape with a piece removed, I ___ the missing part's area.</w:t>
+      </w:r>
+    </w:p>
+    <w:p>
+      <w:pPr>
+        <w:spacing w:after="120" w:before="80"/>
+      </w:pPr>
+      <w:r>
+        <w:rPr>
+          <w:b/>
+          <w:bCs/>
+          <w:color w:val="12355B"/>
+          <w:sz w:val="22"/>
+          <w:szCs w:val="22"/>
+        </w:rPr>
+        <w:t xml:space="preserve">5.  </w:t>
+      </w:r>
+      <w:r>
+        <w:rPr>
+          <w:sz w:val="22"/>
+          <w:szCs w:val="22"/>
+        </w:rPr>
+        <w:t xml:space="preserve">A math rule written with symbols is a ___.</w:t>
+      </w:r>
+    </w:p>
+    <w:p>
+      <w:pPr>
+        <w:pStyle w:val="Heading1"/>
         <w:pageBreakBefore/>
         <w:pBdr>
           <w:bottom w:val="single" w:color="1FA6A2" w:sz="14" w:space="6"/>
@@ -2074,6 +2284,87 @@
     </w:p>
     <w:p>
       <w:pPr>
+        <w:spacing w:after="40" w:before="80"/>
+      </w:pPr>
+      <w:r>
+        <w:rPr>
+          <w:b/>
+          <w:bCs/>
+          <w:color w:val="12355B"/>
+          <w:sz w:val="21"/>
+          <w:szCs w:val="21"/>
+        </w:rPr>
+        <w:t xml:space="preserve">4. </w:t>
+      </w:r>
+      <w:r>
+        <w:rPr>
+          <w:b/>
+          <w:bCs/>
+          <w:color w:val="6B4FA0"/>
+          <w:sz w:val="19"/>
+          <w:szCs w:val="19"/>
+        </w:rPr>
+        <w:t xml:space="preserve">[Practice] </w:t>
+      </w:r>
+      <w:r>
+        <w:rPr>
+          <w:b/>
+          <w:bCs/>
+          <w:sz w:val="21"/>
+          <w:szCs w:val="21"/>
+        </w:rPr>
+        <w:t xml:space="preserve">During practice on Area of Composite Figures, what strategy did you use when a problem felt tricky?</w:t>
+      </w:r>
+    </w:p>
+    <w:p>
+      <w:pPr>
+        <w:spacing w:after="60"/>
+      </w:pPr>
+      <w:r>
+        <w:rPr>
+          <w:color w:val="1A2733"/>
+          <w:sz w:val="21"/>
+          <w:szCs w:val="21"/>
+        </w:rPr>
+        <w:t xml:space="preserve">Start with:  I broke the figure into ___.</w:t>
+      </w:r>
+      <w:r>
+        <w:rPr>
+          <w:i/>
+          <w:iCs/>
+          <w:color w:val="5F6F80"/>
+          <w:sz w:val="19"/>
+          <w:szCs w:val="19"/>
+        </w:rPr>
+        <w:br/>
+        <w:t xml:space="preserve">Dividí la figura en ___.</w:t>
+      </w:r>
+    </w:p>
+    <w:p>
+      <w:pPr>
+        <w:spacing w:after="80"/>
+      </w:pPr>
+      <w:r>
+        <w:rPr>
+          <w:b/>
+          <w:bCs/>
+          <w:color w:val="12355B"/>
+          <w:sz w:val="19"/>
+          <w:szCs w:val="19"/>
+        </w:rPr>
+        <w:t xml:space="preserve">Word bank:  </w:t>
+      </w:r>
+      <w:r>
+        <w:rPr>
+          <w:color w:val="1FA6A2"/>
+          <w:sz w:val="19"/>
+          <w:szCs w:val="19"/>
+        </w:rPr>
+        <w:t xml:space="preserve">Composite Figure,  Decompose,  Add,  Subtract</w:t>
+      </w:r>
+    </w:p>
+    <w:p>
+      <w:pPr>
         <w:pStyle w:val="Heading1"/>
         <w:pageBreakBefore/>
         <w:pBdr>
@@ -2415,7 +2706,7 @@
           <w:sz w:val="21"/>
           <w:szCs w:val="21"/>
         </w:rPr>
-        <w:t xml:space="preserve">A figure is a 6×4 rectangle with a 2×2 square added on. What is the total area?</w:t>
+        <w:t xml:space="preserve">Plan 1 — Office wing: the floor plan is a 7 ft by 5 ft rectangle with a triangular reading nook (base 7 ft, height 4 ft) joined on top. Decompose it and ADD the areas. What is the total floor area?</w:t>
       </w:r>
     </w:p>
     <w:p>
@@ -2428,7 +2719,7 @@
           <w:sz w:val="20"/>
           <w:szCs w:val="20"/>
         </w:rPr>
-        <w:t xml:space="preserve">A)  28 sq units</w:t>
+        <w:t xml:space="preserve">A)  49 sq ft</w:t>
       </w:r>
     </w:p>
     <w:p>
@@ -2441,7 +2732,7 @@
           <w:sz w:val="20"/>
           <w:szCs w:val="20"/>
         </w:rPr>
-        <w:t xml:space="preserve">B)  24 sq units</w:t>
+        <w:t xml:space="preserve">B)  35 sq ft</w:t>
       </w:r>
     </w:p>
     <w:p>
@@ -2454,7 +2745,7 @@
           <w:sz w:val="20"/>
           <w:szCs w:val="20"/>
         </w:rPr>
-        <w:t xml:space="preserve">C)  20 sq units</w:t>
+        <w:t xml:space="preserve">C)  14 sq ft</w:t>
       </w:r>
     </w:p>
     <w:p>
@@ -2467,7 +2758,7 @@
           <w:sz w:val="20"/>
           <w:szCs w:val="20"/>
         </w:rPr>
-        <w:t xml:space="preserve">D)  32 sq units</w:t>
+        <w:t xml:space="preserve">D)  63 sq ft</w:t>
       </w:r>
     </w:p>
     <w:p>
@@ -2545,7 +2836,7 @@
           <w:sz w:val="21"/>
           <w:szCs w:val="21"/>
         </w:rPr>
-        <w:t xml:space="preserve">A composite shape is a 10×8 rectangle with a 3×4 rectangle cut out. What is the area?</w:t>
+        <w:t xml:space="preserve">Plan 2 — L-shaped lobby: decompose the L into two rectangles, one 9 ft by 6 ft and one 7 ft by 3 ft, then ADD. What is the total floor area?</w:t>
       </w:r>
     </w:p>
     <w:p>
@@ -2558,7 +2849,7 @@
           <w:sz w:val="20"/>
           <w:szCs w:val="20"/>
         </w:rPr>
-        <w:t xml:space="preserve">A)  68 sq units</w:t>
+        <w:t xml:space="preserve">A)  75 sq ft</w:t>
       </w:r>
     </w:p>
     <w:p>
@@ -2571,7 +2862,7 @@
           <w:sz w:val="20"/>
           <w:szCs w:val="20"/>
         </w:rPr>
-        <w:t xml:space="preserve">B)  80 sq units</w:t>
+        <w:t xml:space="preserve">B)  63 sq ft</w:t>
       </w:r>
     </w:p>
     <w:p>
@@ -2584,7 +2875,7 @@
           <w:sz w:val="20"/>
           <w:szCs w:val="20"/>
         </w:rPr>
-        <w:t xml:space="preserve">C)  92 sq units</w:t>
+        <w:t xml:space="preserve">C)  54 sq ft</w:t>
       </w:r>
     </w:p>
     <w:p>
@@ -2597,7 +2888,7 @@
           <w:sz w:val="20"/>
           <w:szCs w:val="20"/>
         </w:rPr>
-        <w:t xml:space="preserve">D)  12 sq units</w:t>
+        <w:t xml:space="preserve">D)  21 sq ft</w:t>
       </w:r>
     </w:p>
     <w:p>
@@ -2670,33 +2961,7 @@
           <w:sz w:val="30"/>
           <w:szCs w:val="30"/>
         </w:rPr>
-        <w:t xml:space="preserve">Write About the Math</w:t>
-      </w:r>
-    </w:p>
-    <w:p>
-      <w:pPr>
-        <w:pStyle w:val="Heading2"/>
-        <w:spacing w:after="80" w:before="180"/>
-      </w:pPr>
-      <w:r>
-        <w:rPr>
-          <w:b/>
-          <w:bCs/>
-          <w:color w:val="12355B"/>
-          <w:sz w:val="24"/>
-          <w:szCs w:val="24"/>
-        </w:rPr>
-        <w:t xml:space="preserve">Build Strong Sentences</w:t>
-      </w:r>
-      <w:r>
-        <w:rPr>
-          <w:i/>
-          <w:iCs/>
-          <w:color w:val="B97A12"/>
-          <w:sz w:val="19"/>
-          <w:szCs w:val="19"/>
-        </w:rPr>
-        <w:t xml:space="preserve">   The Writing Revolution</w:t>
+        <w:t xml:space="preserve">Exit Ticket</w:t>
       </w:r>
     </w:p>
     <w:p>
@@ -2711,435 +2976,86 @@
           <w:sz w:val="19"/>
           <w:szCs w:val="19"/>
         </w:rPr>
-        <w:t xml:space="preserve">I can explain my steps using the words composite figure, decompose, add, and subtract.</w:t>
-      </w:r>
-    </w:p>
-    <w:p>
-      <w:pPr>
-        <w:pStyle w:val="Heading2"/>
-        <w:spacing w:after="80" w:before="180"/>
-      </w:pPr>
-      <w:r>
-        <w:rPr>
-          <w:b/>
-          <w:bCs/>
-          <w:color w:val="12355B"/>
-          <w:sz w:val="24"/>
-          <w:szCs w:val="24"/>
-        </w:rPr>
-        <w:t xml:space="preserve">1. Kernel Sentence</w:t>
-      </w:r>
-      <w:r>
-        <w:rPr>
-          <w:i/>
-          <w:iCs/>
-          <w:color w:val="1FA6A2"/>
-          <w:sz w:val="19"/>
-          <w:szCs w:val="19"/>
-        </w:rPr>
-        <w:t xml:space="preserve">   subject + verb</w:t>
-      </w:r>
-    </w:p>
-    <w:tbl>
-      <w:tblPr>
-        <w:tblW w:type="pct" w:w="100%"/>
-        <w:tblBorders>
-          <w:top w:val="single" w:color="B97A12" w:sz="8"/>
-          <w:left w:val="single" w:color="B97A12" w:sz="8"/>
-          <w:bottom w:val="single" w:color="B97A12" w:sz="8"/>
-          <w:right w:val="single" w:color="B97A12" w:sz="8"/>
-          <w:insideH w:val="single" w:color="auto" w:sz="4"/>
-          <w:insideV w:val="single" w:color="auto" w:sz="4"/>
-        </w:tblBorders>
-      </w:tblPr>
-      <w:tblGrid>
-        <w:gridCol w:w="100"/>
-      </w:tblGrid>
-      <w:tr>
-        <w:tc>
-          <w:tcPr>
-            <w:shd w:fill="FBF3E2" w:color="auto" w:val="clear"/>
-            <w:tcMar>
-              <w:top w:type="dxa" w:w="120"/>
-              <w:left w:type="dxa" w:w="180"/>
-              <w:bottom w:type="dxa" w:w="120"/>
-              <w:right w:type="dxa" w:w="180"/>
-            </w:tcMar>
-          </w:tcPr>
-          <w:p>
-            <w:pPr>
-              <w:spacing w:after="0"/>
-            </w:pPr>
-            <w:r>
-              <w:rPr>
-                <w:b/>
-                <w:bCs/>
-                <w:color w:val="1FA6A2"/>
-                <w:sz w:val="20"/>
-                <w:szCs w:val="20"/>
-              </w:rPr>
-              <w:t xml:space="preserve">Model:  </w:t>
-            </w:r>
-            <w:r>
-              <w:rPr>
-                <w:sz w:val="20"/>
-                <w:szCs w:val="20"/>
-              </w:rPr>
-              <w:t xml:space="preserve">Composite Figure is a shape made by putting two or more simple shapes together.</w:t>
-            </w:r>
-          </w:p>
-        </w:tc>
-      </w:tr>
-    </w:tbl>
+        <w:t xml:space="preserve">Answer on your own. This shows what you learned today.</w:t>
+      </w:r>
+    </w:p>
+    <w:p>
+      <w:pPr>
+        <w:spacing w:after="80" w:before="80"/>
+      </w:pPr>
+      <w:r>
+        <w:rPr>
+          <w:color w:val="B97A12"/>
+          <w:sz w:val="22"/>
+          <w:szCs w:val="22"/>
+        </w:rPr>
+        <w:t xml:space="preserve">★  </w:t>
+      </w:r>
+      <w:r>
+        <w:rPr>
+          <w:b/>
+          <w:bCs/>
+          <w:sz w:val="22"/>
+          <w:szCs w:val="22"/>
+        </w:rPr>
+        <w:t xml:space="preserve">A composite figure is made of a 9 ft x 7 ft rectangle and a 3 ft x 4 ft rectangle joined together. What is the total area?</w:t>
+      </w:r>
+    </w:p>
+    <w:p>
+      <w:pPr>
+        <w:spacing w:after="60"/>
+        <w:ind w:left="420"/>
+      </w:pPr>
+      <w:r>
+        <w:rPr>
+          <w:sz w:val="21"/>
+          <w:szCs w:val="21"/>
+        </w:rPr>
+        <w:t xml:space="preserve">A)  75 sq ft</w:t>
+      </w:r>
+    </w:p>
+    <w:p>
+      <w:pPr>
+        <w:spacing w:after="60"/>
+        <w:ind w:left="420"/>
+      </w:pPr>
+      <w:r>
+        <w:rPr>
+          <w:sz w:val="21"/>
+          <w:szCs w:val="21"/>
+        </w:rPr>
+        <w:t xml:space="preserve">B)  63 sq ft</w:t>
+      </w:r>
+    </w:p>
+    <w:p>
+      <w:pPr>
+        <w:spacing w:after="60"/>
+        <w:ind w:left="420"/>
+      </w:pPr>
+      <w:r>
+        <w:rPr>
+          <w:sz w:val="21"/>
+          <w:szCs w:val="21"/>
+        </w:rPr>
+        <w:t xml:space="preserve">C)  12 sq ft</w:t>
+      </w:r>
+    </w:p>
+    <w:p>
+      <w:pPr>
+        <w:spacing w:after="60"/>
+        <w:ind w:left="420"/>
+      </w:pPr>
+      <w:r>
+        <w:rPr>
+          <w:sz w:val="21"/>
+          <w:szCs w:val="21"/>
+        </w:rPr>
+        <w:t xml:space="preserve">D)  75 ft</w:t>
+      </w:r>
+    </w:p>
     <w:p>
       <w:pPr>
         <w:spacing w:after="40"/>
-      </w:pPr>
-      <w:r>
-        <w:t xml:space="preserve"/>
-      </w:r>
-    </w:p>
-    <w:p>
-      <w:pPr>
-        <w:spacing w:after="60"/>
-      </w:pPr>
-      <w:r>
-        <w:rPr>
-          <w:color w:val="1A2733"/>
-          <w:sz w:val="21"/>
-          <w:szCs w:val="21"/>
-        </w:rPr>
-        <w:t xml:space="preserve">Write a kernel sentence about composite figure. Use a subject and a verb.</w:t>
-      </w:r>
-      <w:r>
-        <w:rPr>
-          <w:i/>
-          <w:iCs/>
-          <w:color w:val="5F6F80"/>
-          <w:sz w:val="19"/>
-          <w:szCs w:val="19"/>
-        </w:rPr>
-        <w:br/>
-        <w:t xml:space="preserve">Escribe una oración base sobre figura compuesta. Usa un sujeto y un verbo.</w:t>
-      </w:r>
-    </w:p>
-    <w:p>
-      <w:pPr>
-        <w:pBdr>
-          <w:bottom w:val="single" w:color="AFBECC" w:sz="6"/>
-        </w:pBdr>
-        <w:spacing w:after="30" w:before="150"/>
-      </w:pPr>
-      <w:r>
-        <w:t xml:space="preserve"/>
-      </w:r>
-    </w:p>
-    <w:p>
-      <w:pPr>
-        <w:pBdr>
-          <w:bottom w:val="single" w:color="AFBECC" w:sz="6"/>
-        </w:pBdr>
-        <w:spacing w:after="30" w:before="150"/>
-      </w:pPr>
-      <w:r>
-        <w:t xml:space="preserve"/>
-      </w:r>
-    </w:p>
-    <w:p>
-      <w:pPr>
-        <w:pStyle w:val="Heading2"/>
-        <w:spacing w:after="80" w:before="180"/>
-      </w:pPr>
-      <w:r>
-        <w:rPr>
-          <w:b/>
-          <w:bCs/>
-          <w:color w:val="12355B"/>
-          <w:sz w:val="24"/>
-          <w:szCs w:val="24"/>
-        </w:rPr>
-        <w:t xml:space="preserve">2. Sentence Expansion</w:t>
-      </w:r>
-      <w:r>
-        <w:rPr>
-          <w:i/>
-          <w:iCs/>
-          <w:color w:val="1FA6A2"/>
-          <w:sz w:val="19"/>
-          <w:szCs w:val="19"/>
-        </w:rPr>
-        <w:t xml:space="preserve">   because · but · so</w:t>
-      </w:r>
-    </w:p>
-    <w:p>
-      <w:pPr>
-        <w:spacing w:after="80"/>
-      </w:pPr>
-      <w:r>
-        <w:rPr>
-          <w:b/>
-          <w:bCs/>
-          <w:color w:val="1FA6A2"/>
-          <w:sz w:val="20"/>
-          <w:szCs w:val="20"/>
-        </w:rPr>
-        <w:t xml:space="preserve">Kernel:  </w:t>
-      </w:r>
-      <w:r>
-        <w:rPr>
-          <w:sz w:val="20"/>
-          <w:szCs w:val="20"/>
-        </w:rPr>
-        <w:t xml:space="preserve">Composite Figure matters in math</w:t>
-      </w:r>
-    </w:p>
-    <w:p>
-      <w:pPr>
-        <w:spacing w:after="80"/>
-      </w:pPr>
-      <w:r>
-        <w:rPr>
-          <w:b/>
-          <w:bCs/>
-          <w:color w:val="12355B"/>
-          <w:sz w:val="21"/>
-          <w:szCs w:val="21"/>
-        </w:rPr>
-        <w:t xml:space="preserve">because  </w:t>
-      </w:r>
-      <w:r>
-        <w:rPr>
-          <w:sz w:val="21"/>
-          <w:szCs w:val="21"/>
-        </w:rPr>
-        <w:t xml:space="preserve">Composite Figure matters in math because ___.</w:t>
-      </w:r>
-      <w:r>
-        <w:rPr>
-          <w:i/>
-          <w:iCs/>
-          <w:color w:val="5F6F80"/>
-          <w:sz w:val="19"/>
-          <w:szCs w:val="19"/>
-        </w:rPr>
-        <w:br/>
-        <w:t xml:space="preserve">Figura compuesta importa en matemáticas porque ___.</w:t>
-      </w:r>
-    </w:p>
-    <w:p>
-      <w:pPr>
-        <w:pBdr>
-          <w:bottom w:val="single" w:color="AFBECC" w:sz="6"/>
-        </w:pBdr>
-        <w:spacing w:after="30" w:before="150"/>
-      </w:pPr>
-      <w:r>
-        <w:t xml:space="preserve"/>
-      </w:r>
-    </w:p>
-    <w:p>
-      <w:pPr>
-        <w:spacing w:after="80"/>
-      </w:pPr>
-      <w:r>
-        <w:rPr>
-          <w:b/>
-          <w:bCs/>
-          <w:color w:val="12355B"/>
-          <w:sz w:val="21"/>
-          <w:szCs w:val="21"/>
-        </w:rPr>
-        <w:t xml:space="preserve">but  </w:t>
-      </w:r>
-      <w:r>
-        <w:rPr>
-          <w:sz w:val="21"/>
-          <w:szCs w:val="21"/>
-        </w:rPr>
-        <w:t xml:space="preserve">Composite Figure matters in math, but ___.</w:t>
-      </w:r>
-      <w:r>
-        <w:rPr>
-          <w:i/>
-          <w:iCs/>
-          <w:color w:val="5F6F80"/>
-          <w:sz w:val="19"/>
-          <w:szCs w:val="19"/>
-        </w:rPr>
-        <w:br/>
-        <w:t xml:space="preserve">Figura compuesta importa en matemáticas, pero ___.</w:t>
-      </w:r>
-    </w:p>
-    <w:p>
-      <w:pPr>
-        <w:pBdr>
-          <w:bottom w:val="single" w:color="AFBECC" w:sz="6"/>
-        </w:pBdr>
-        <w:spacing w:after="30" w:before="150"/>
-      </w:pPr>
-      <w:r>
-        <w:t xml:space="preserve"/>
-      </w:r>
-    </w:p>
-    <w:p>
-      <w:pPr>
-        <w:spacing w:after="80"/>
-      </w:pPr>
-      <w:r>
-        <w:rPr>
-          <w:b/>
-          <w:bCs/>
-          <w:color w:val="12355B"/>
-          <w:sz w:val="21"/>
-          <w:szCs w:val="21"/>
-        </w:rPr>
-        <w:t xml:space="preserve">so  </w:t>
-      </w:r>
-      <w:r>
-        <w:rPr>
-          <w:sz w:val="21"/>
-          <w:szCs w:val="21"/>
-        </w:rPr>
-        <w:t xml:space="preserve">Composite Figure matters in math, so ___.</w:t>
-      </w:r>
-      <w:r>
-        <w:rPr>
-          <w:i/>
-          <w:iCs/>
-          <w:color w:val="5F6F80"/>
-          <w:sz w:val="19"/>
-          <w:szCs w:val="19"/>
-        </w:rPr>
-        <w:br/>
-        <w:t xml:space="preserve">Figura compuesta importa en matemáticas, entonces ___.</w:t>
-      </w:r>
-    </w:p>
-    <w:p>
-      <w:pPr>
-        <w:pBdr>
-          <w:bottom w:val="single" w:color="AFBECC" w:sz="6"/>
-        </w:pBdr>
-        <w:spacing w:after="30" w:before="150"/>
-      </w:pPr>
-      <w:r>
-        <w:t xml:space="preserve"/>
-      </w:r>
-    </w:p>
-    <w:p>
-      <w:pPr>
-        <w:pStyle w:val="Heading2"/>
-        <w:spacing w:after="80" w:before="180"/>
-      </w:pPr>
-      <w:r>
-        <w:rPr>
-          <w:b/>
-          <w:bCs/>
-          <w:color w:val="12355B"/>
-          <w:sz w:val="24"/>
-          <w:szCs w:val="24"/>
-        </w:rPr>
-        <w:t xml:space="preserve">3. Explain Your Reasoning</w:t>
-      </w:r>
-      <w:r>
-        <w:rPr>
-          <w:i/>
-          <w:iCs/>
-          <w:color w:val="1FA6A2"/>
-          <w:sz w:val="19"/>
-          <w:szCs w:val="19"/>
-        </w:rPr>
-        <w:t xml:space="preserve">   use a sentence starter</w:t>
-      </w:r>
-    </w:p>
-    <w:p>
-      <w:pPr>
-        <w:spacing w:after="60"/>
-      </w:pPr>
-      <w:r>
-        <w:rPr>
-          <w:color w:val="1A2733"/>
-          <w:sz w:val="21"/>
-          <w:szCs w:val="21"/>
-        </w:rPr>
-        <w:t xml:space="preserve">We decompose the L-shape into ___ because ___.</w:t>
-      </w:r>
-      <w:r>
-        <w:rPr>
-          <w:i/>
-          <w:iCs/>
-          <w:color w:val="5F6F80"/>
-          <w:sz w:val="19"/>
-          <w:szCs w:val="19"/>
-        </w:rPr>
-        <w:br/>
-        <w:t xml:space="preserve">Descomponemos la forma de L en ___ porque ___.</w:t>
-      </w:r>
-    </w:p>
-    <w:p>
-      <w:pPr>
-        <w:spacing w:after="60"/>
-      </w:pPr>
-      <w:r>
-        <w:rPr>
-          <w:color w:val="1A2733"/>
-          <w:sz w:val="21"/>
-          <w:szCs w:val="21"/>
-        </w:rPr>
-        <w:t xml:space="preserve">After I split it, I can find each area using ___.</w:t>
-      </w:r>
-      <w:r>
-        <w:rPr>
-          <w:i/>
-          <w:iCs/>
-          <w:color w:val="5F6F80"/>
-          <w:sz w:val="19"/>
-          <w:szCs w:val="19"/>
-        </w:rPr>
-        <w:br/>
-        <w:t xml:space="preserve">Después de dividirla, puedo hallar cada área usando ___.</w:t>
-      </w:r>
-    </w:p>
-    <w:p>
-      <w:pPr>
-        <w:spacing w:after="60"/>
-      </w:pPr>
-      <w:r>
-        <w:rPr>
-          <w:color w:val="1A2733"/>
-          <w:sz w:val="21"/>
-          <w:szCs w:val="21"/>
-        </w:rPr>
-        <w:t xml:space="preserve">I broke the figure into ___.</w:t>
-      </w:r>
-      <w:r>
-        <w:rPr>
-          <w:i/>
-          <w:iCs/>
-          <w:color w:val="5F6F80"/>
-          <w:sz w:val="19"/>
-          <w:szCs w:val="19"/>
-        </w:rPr>
-        <w:br/>
-        <w:t xml:space="preserve">Dividí la figura en ___.</w:t>
-      </w:r>
-    </w:p>
-    <w:p>
-      <w:pPr>
-        <w:pBdr>
-          <w:bottom w:val="single" w:color="AFBECC" w:sz="6"/>
-        </w:pBdr>
-        <w:spacing w:after="30" w:before="150"/>
-      </w:pPr>
-      <w:r>
-        <w:t xml:space="preserve"/>
-      </w:r>
-    </w:p>
-    <w:p>
-      <w:pPr>
-        <w:pBdr>
-          <w:bottom w:val="single" w:color="AFBECC" w:sz="6"/>
-        </w:pBdr>
-        <w:spacing w:after="30" w:before="150"/>
       </w:pPr>
       <w:r>
         <w:t xml:space="preserve"/>
@@ -3162,7 +3078,7 @@
           <w:sz w:val="30"/>
           <w:szCs w:val="30"/>
         </w:rPr>
-        <w:t xml:space="preserve">Exit Ticket</w:t>
+        <w:t xml:space="preserve">Answer Key &amp; Teacher Guide</w:t>
       </w:r>
     </w:p>
     <w:p>
@@ -3177,115 +3093,224 @@
           <w:sz w:val="19"/>
           <w:szCs w:val="19"/>
         </w:rPr>
-        <w:t xml:space="preserve">Answer on your own. This shows what you learned today.</w:t>
-      </w:r>
-    </w:p>
-    <w:p>
-      <w:pPr>
-        <w:spacing w:after="80" w:before="80"/>
-      </w:pPr>
-      <w:r>
-        <w:rPr>
-          <w:color w:val="B97A12"/>
-          <w:sz w:val="22"/>
-          <w:szCs w:val="22"/>
-        </w:rPr>
-        <w:t xml:space="preserve">★  </w:t>
-      </w:r>
-      <w:r>
-        <w:rPr>
-          <w:b/>
-          <w:bCs/>
-          <w:sz w:val="22"/>
-          <w:szCs w:val="22"/>
-        </w:rPr>
-        <w:t xml:space="preserve">A composite figure is made of a 9 ft x 7 ft rectangle and a 3 ft x 4 ft rectangle joined together. What is the total area?</w:t>
-      </w:r>
-    </w:p>
-    <w:p>
-      <w:pPr>
-        <w:spacing w:after="60"/>
-        <w:ind w:left="420"/>
-      </w:pPr>
-      <w:r>
-        <w:rPr>
-          <w:sz w:val="21"/>
-          <w:szCs w:val="21"/>
-        </w:rPr>
-        <w:t xml:space="preserve">A)  75 sq ft</w:t>
-      </w:r>
-    </w:p>
-    <w:p>
-      <w:pPr>
-        <w:spacing w:after="60"/>
-        <w:ind w:left="420"/>
-      </w:pPr>
-      <w:r>
-        <w:rPr>
-          <w:sz w:val="21"/>
-          <w:szCs w:val="21"/>
-        </w:rPr>
-        <w:t xml:space="preserve">B)  63 sq ft</w:t>
-      </w:r>
-    </w:p>
-    <w:p>
-      <w:pPr>
-        <w:spacing w:after="60"/>
-        <w:ind w:left="420"/>
-      </w:pPr>
-      <w:r>
-        <w:rPr>
-          <w:sz w:val="21"/>
-          <w:szCs w:val="21"/>
-        </w:rPr>
-        <w:t xml:space="preserve">C)  12 sq ft</w:t>
-      </w:r>
-    </w:p>
-    <w:p>
-      <w:pPr>
-        <w:spacing w:after="60"/>
-        <w:ind w:left="420"/>
-      </w:pPr>
-      <w:r>
-        <w:rPr>
-          <w:sz w:val="21"/>
-          <w:szCs w:val="21"/>
-        </w:rPr>
-        <w:t xml:space="preserve">D)  75 ft</w:t>
-      </w:r>
-    </w:p>
-    <w:p>
-      <w:pPr>
-        <w:spacing w:after="40"/>
-      </w:pPr>
-      <w:r>
-        <w:t xml:space="preserve"/>
-      </w:r>
-    </w:p>
-    <w:p>
-      <w:pPr>
-        <w:pStyle w:val="Heading1"/>
-        <w:pageBreakBefore/>
-        <w:pBdr>
-          <w:bottom w:val="single" w:color="1FA6A2" w:sz="14" w:space="6"/>
-        </w:pBdr>
-        <w:spacing w:after="140" w:before="0"/>
-      </w:pPr>
-      <w:r>
-        <w:rPr>
-          <w:b/>
-          <w:bCs/>
-          <w:color w:val="12355B"/>
-          <w:sz w:val="30"/>
-          <w:szCs w:val="30"/>
-        </w:rPr>
-        <w:t xml:space="preserve">Answer Key &amp; Teacher Guide</w:t>
-      </w:r>
-    </w:p>
-    <w:p>
-      <w:pPr>
-        <w:spacing w:after="100"/>
-      </w:pPr>
+        <w:t xml:space="preserve">Teacher reference — remove or fold back before distributing to students.</w:t>
+      </w:r>
+    </w:p>
+    <w:p>
+      <w:pPr>
+        <w:pStyle w:val="Heading2"/>
+        <w:spacing w:after="80" w:before="180"/>
+      </w:pPr>
+      <w:r>
+        <w:rPr>
+          <w:b/>
+          <w:bCs/>
+          <w:color w:val="12355B"/>
+          <w:sz w:val="24"/>
+          <w:szCs w:val="24"/>
+        </w:rPr>
+        <w:t xml:space="preserve">Guided Notes (Fill-in)</w:t>
+      </w:r>
+    </w:p>
+    <w:p>
+      <w:pPr>
+        <w:spacing w:after="80"/>
+      </w:pPr>
+      <w:r>
+        <w:rPr>
+          <w:b/>
+          <w:bCs/>
+          <w:sz w:val="21"/>
+          <w:szCs w:val="21"/>
+        </w:rPr>
+        <w:t xml:space="preserve">Notes 1:  </w:t>
+      </w:r>
+      <w:r>
+        <w:rPr>
+          <w:sz w:val="21"/>
+          <w:szCs w:val="21"/>
+        </w:rPr>
+        <w:t xml:space="preserve">Composite Figure</w:t>
+      </w:r>
+    </w:p>
+    <w:p>
+      <w:pPr>
+        <w:spacing w:after="80"/>
+      </w:pPr>
+      <w:r>
+        <w:rPr>
+          <w:b/>
+          <w:bCs/>
+          <w:sz w:val="21"/>
+          <w:szCs w:val="21"/>
+        </w:rPr>
+        <w:t xml:space="preserve">Notes 2:  </w:t>
+      </w:r>
+      <w:r>
+        <w:rPr>
+          <w:sz w:val="21"/>
+          <w:szCs w:val="21"/>
+        </w:rPr>
+        <w:t xml:space="preserve">Decompose</w:t>
+      </w:r>
+    </w:p>
+    <w:p>
+      <w:pPr>
+        <w:spacing w:after="80"/>
+      </w:pPr>
+      <w:r>
+        <w:rPr>
+          <w:b/>
+          <w:bCs/>
+          <w:sz w:val="21"/>
+          <w:szCs w:val="21"/>
+        </w:rPr>
+        <w:t xml:space="preserve">Notes 3:  </w:t>
+      </w:r>
+      <w:r>
+        <w:rPr>
+          <w:sz w:val="21"/>
+          <w:szCs w:val="21"/>
+        </w:rPr>
+        <w:t xml:space="preserve">Add</w:t>
+      </w:r>
+    </w:p>
+    <w:p>
+      <w:pPr>
+        <w:spacing w:after="80"/>
+      </w:pPr>
+      <w:r>
+        <w:rPr>
+          <w:b/>
+          <w:bCs/>
+          <w:sz w:val="21"/>
+          <w:szCs w:val="21"/>
+        </w:rPr>
+        <w:t xml:space="preserve">Notes 4:  </w:t>
+      </w:r>
+      <w:r>
+        <w:rPr>
+          <w:sz w:val="21"/>
+          <w:szCs w:val="21"/>
+        </w:rPr>
+        <w:t xml:space="preserve">Subtract</w:t>
+      </w:r>
+    </w:p>
+    <w:p>
+      <w:pPr>
+        <w:spacing w:after="80"/>
+      </w:pPr>
+      <w:r>
+        <w:rPr>
+          <w:b/>
+          <w:bCs/>
+          <w:sz w:val="21"/>
+          <w:szCs w:val="21"/>
+        </w:rPr>
+        <w:t xml:space="preserve">Notes 5:  </w:t>
+      </w:r>
+      <w:r>
+        <w:rPr>
+          <w:sz w:val="21"/>
+          <w:szCs w:val="21"/>
+        </w:rPr>
+        <w:t xml:space="preserve">Formula</w:t>
+      </w:r>
+    </w:p>
+    <w:p>
+      <w:pPr>
+        <w:pStyle w:val="Heading2"/>
+        <w:spacing w:after="80" w:before="180"/>
+      </w:pPr>
+      <w:r>
+        <w:rPr>
+          <w:b/>
+          <w:bCs/>
+          <w:color w:val="12355B"/>
+          <w:sz w:val="24"/>
+          <w:szCs w:val="24"/>
+        </w:rPr>
+        <w:t xml:space="preserve">Worked Notes (I Do / We Do)</w:t>
+      </w:r>
+    </w:p>
+    <w:p>
+      <w:pPr>
+        <w:spacing w:after="80"/>
+      </w:pPr>
+      <w:r>
+        <w:rPr>
+          <w:b/>
+          <w:bCs/>
+          <w:sz w:val="21"/>
+          <w:szCs w:val="21"/>
+        </w:rPr>
+        <w:t xml:space="preserve">I Do:  </w:t>
+      </w:r>
+      <w:r>
+        <w:rPr>
+          <w:sz w:val="21"/>
+          <w:szCs w:val="21"/>
+        </w:rPr>
+        <w:t xml:space="preserve">A. 72 sq ft</w:t>
+      </w:r>
+    </w:p>
+    <w:p>
+      <w:pPr>
+        <w:spacing w:after="80"/>
+      </w:pPr>
+      <w:r>
+        <w:rPr>
+          <w:b/>
+          <w:bCs/>
+          <w:sz w:val="21"/>
+          <w:szCs w:val="21"/>
+        </w:rPr>
+        <w:t xml:space="preserve">We Do:  </w:t>
+      </w:r>
+      <w:r>
+        <w:rPr>
+          <w:sz w:val="21"/>
+          <w:szCs w:val="21"/>
+        </w:rPr>
+        <w:t xml:space="preserve">A. 130 sq ft</w:t>
+      </w:r>
+    </w:p>
+    <w:p>
+      <w:pPr>
+        <w:pStyle w:val="Heading2"/>
+        <w:spacing w:after="80" w:before="180"/>
+      </w:pPr>
+      <w:r>
+        <w:rPr>
+          <w:b/>
+          <w:bCs/>
+          <w:color w:val="12355B"/>
+          <w:sz w:val="24"/>
+          <w:szCs w:val="24"/>
+        </w:rPr>
+        <w:t xml:space="preserve">Independent Practice</w:t>
+      </w:r>
+    </w:p>
+    <w:p>
+      <w:pPr>
+        <w:spacing w:after="80"/>
+      </w:pPr>
+      <w:r>
+        <w:rPr>
+          <w:b/>
+          <w:bCs/>
+          <w:sz w:val="21"/>
+          <w:szCs w:val="21"/>
+        </w:rPr>
+        <w:t xml:space="preserve">1.  </w:t>
+      </w:r>
+      <w:r>
+        <w:rPr>
+          <w:sz w:val="21"/>
+          <w:szCs w:val="21"/>
+        </w:rPr>
+        <w:t xml:space="preserve">A)  23 sq units</w:t>
+      </w:r>
       <w:r>
         <w:rPr>
           <w:i/>
@@ -3294,23 +3319,7 @@
           <w:sz w:val="19"/>
           <w:szCs w:val="19"/>
         </w:rPr>
-        <w:t xml:space="preserve">Teacher reference — remove or fold back before distributing to students.</w:t>
-      </w:r>
-    </w:p>
-    <w:p>
-      <w:pPr>
-        <w:pStyle w:val="Heading2"/>
-        <w:spacing w:after="80" w:before="180"/>
-      </w:pPr>
-      <w:r>
-        <w:rPr>
-          <w:b/>
-          <w:bCs/>
-          <w:color w:val="12355B"/>
-          <w:sz w:val="24"/>
-          <w:szCs w:val="24"/>
-        </w:rPr>
-        <w:t xml:space="preserve">Worked Notes (I Do / We Do)</w:t>
+        <w:t xml:space="preserve">  — 5 × 3 = 15. 2 × 4 = 8. Total = 15 + 8 = 23 sq units.</w:t>
       </w:r>
     </w:p>
     <w:p>
@@ -3324,72 +3333,14 @@
           <w:sz w:val="21"/>
           <w:szCs w:val="21"/>
         </w:rPr>
-        <w:t xml:space="preserve">I Do:  </w:t>
-      </w:r>
-      <w:r>
-        <w:rPr>
-          <w:sz w:val="21"/>
-          <w:szCs w:val="21"/>
-        </w:rPr>
-        <w:t xml:space="preserve">A. 72 sq ft</w:t>
-      </w:r>
-    </w:p>
-    <w:p>
-      <w:pPr>
-        <w:spacing w:after="80"/>
-      </w:pPr>
-      <w:r>
-        <w:rPr>
-          <w:b/>
-          <w:bCs/>
-          <w:sz w:val="21"/>
-          <w:szCs w:val="21"/>
-        </w:rPr>
-        <w:t xml:space="preserve">We Do:  </w:t>
-      </w:r>
-      <w:r>
-        <w:rPr>
-          <w:sz w:val="21"/>
-          <w:szCs w:val="21"/>
-        </w:rPr>
-        <w:t xml:space="preserve">A. 130 sq ft</w:t>
-      </w:r>
-    </w:p>
-    <w:p>
-      <w:pPr>
-        <w:pStyle w:val="Heading2"/>
-        <w:spacing w:after="80" w:before="180"/>
-      </w:pPr>
-      <w:r>
-        <w:rPr>
-          <w:b/>
-          <w:bCs/>
-          <w:color w:val="12355B"/>
-          <w:sz w:val="24"/>
-          <w:szCs w:val="24"/>
-        </w:rPr>
-        <w:t xml:space="preserve">Independent Practice</w:t>
-      </w:r>
-    </w:p>
-    <w:p>
-      <w:pPr>
-        <w:spacing w:after="80"/>
-      </w:pPr>
-      <w:r>
-        <w:rPr>
-          <w:b/>
-          <w:bCs/>
-          <w:sz w:val="21"/>
-          <w:szCs w:val="21"/>
-        </w:rPr>
-        <w:t xml:space="preserve">1.  </w:t>
-      </w:r>
-      <w:r>
-        <w:rPr>
-          <w:sz w:val="21"/>
-          <w:szCs w:val="21"/>
-        </w:rPr>
-        <w:t xml:space="preserve">A)  23 sq units</w:t>
+        <w:t xml:space="preserve">2.  </w:t>
+      </w:r>
+      <w:r>
+        <w:rPr>
+          <w:sz w:val="21"/>
+          <w:szCs w:val="21"/>
+        </w:rPr>
+        <w:t xml:space="preserve">A)  When a piece is cut out or removed from a larger shape</w:t>
       </w:r>
       <w:r>
         <w:rPr>
@@ -3399,7 +3350,7 @@
           <w:sz w:val="19"/>
           <w:szCs w:val="19"/>
         </w:rPr>
-        <w:t xml:space="preserve">  — 5 × 3 = 15. 2 × 4 = 8. Total = 15 + 8 = 23 sq units.</w:t>
+        <w:t xml:space="preserve">  — Subtract when a piece is removed from a larger shape (like a window cut from a wall). Add when two shapes are joined together (like an L-shape).</w:t>
       </w:r>
     </w:p>
     <w:p>
@@ -3413,14 +3364,14 @@
           <w:sz w:val="21"/>
           <w:szCs w:val="21"/>
         </w:rPr>
-        <w:t xml:space="preserve">2.  </w:t>
-      </w:r>
-      <w:r>
-        <w:rPr>
-          <w:sz w:val="21"/>
-          <w:szCs w:val="21"/>
-        </w:rPr>
-        <w:t xml:space="preserve">A)  When a piece is cut out or removed from a larger shape</w:t>
+        <w:t xml:space="preserve">3.  </w:t>
+      </w:r>
+      <w:r>
+        <w:rPr>
+          <w:sz w:val="21"/>
+          <w:szCs w:val="21"/>
+        </w:rPr>
+        <w:t xml:space="preserve">A)  49 sq ft</w:t>
       </w:r>
       <w:r>
         <w:rPr>
@@ -3430,7 +3381,7 @@
           <w:sz w:val="19"/>
           <w:szCs w:val="19"/>
         </w:rPr>
-        <w:t xml:space="preserve">  — Subtract when a piece is removed from a larger shape (like a window cut from a wall). Add when two shapes are joined together (like an L-shape).</w:t>
+        <w:t xml:space="preserve">  — Rectangle = 7 x 5 = 35 sq ft. Triangle = 1/2 x 7 x 4 = 14 sq ft. The pieces are joined, so add: 35 + 14 = 49 sq ft.</w:t>
       </w:r>
     </w:p>
     <w:p>
@@ -3444,14 +3395,14 @@
           <w:sz w:val="21"/>
           <w:szCs w:val="21"/>
         </w:rPr>
-        <w:t xml:space="preserve">3.  </w:t>
-      </w:r>
-      <w:r>
-        <w:rPr>
-          <w:sz w:val="21"/>
-          <w:szCs w:val="21"/>
-        </w:rPr>
-        <w:t xml:space="preserve">A)  28 sq units</w:t>
+        <w:t xml:space="preserve">4.  </w:t>
+      </w:r>
+      <w:r>
+        <w:rPr>
+          <w:sz w:val="21"/>
+          <w:szCs w:val="21"/>
+        </w:rPr>
+        <w:t xml:space="preserve">A)  75 sq ft</w:t>
       </w:r>
       <w:r>
         <w:rPr>
@@ -3461,7 +3412,23 @@
           <w:sz w:val="19"/>
           <w:szCs w:val="19"/>
         </w:rPr>
-        <w:t xml:space="preserve">  — Rectangle 6 × 4 = 24, plus square 2 × 2 = 4. Total = 28 sq units.</w:t>
+        <w:t xml:space="preserve">  — First rectangle = 9 x 6 = 54 sq ft. Second rectangle = 7 x 3 = 21 sq ft. Joined L-shape, so add: 54 + 21 = 75 sq ft.</w:t>
+      </w:r>
+    </w:p>
+    <w:p>
+      <w:pPr>
+        <w:pStyle w:val="Heading2"/>
+        <w:spacing w:after="80" w:before="180"/>
+      </w:pPr>
+      <w:r>
+        <w:rPr>
+          <w:b/>
+          <w:bCs/>
+          <w:color w:val="12355B"/>
+          <w:sz w:val="24"/>
+          <w:szCs w:val="24"/>
+        </w:rPr>
+        <w:t xml:space="preserve">Exit Ticket</w:t>
       </w:r>
     </w:p>
     <w:p>
@@ -3470,19 +3437,10 @@
       </w:pPr>
       <w:r>
         <w:rPr>
-          <w:b/>
-          <w:bCs/>
-          <w:sz w:val="21"/>
-          <w:szCs w:val="21"/>
-        </w:rPr>
-        <w:t xml:space="preserve">4.  </w:t>
-      </w:r>
-      <w:r>
-        <w:rPr>
-          <w:sz w:val="21"/>
-          <w:szCs w:val="21"/>
-        </w:rPr>
-        <w:t xml:space="preserve">A)  68 sq units</w:t>
+          <w:sz w:val="21"/>
+          <w:szCs w:val="21"/>
+        </w:rPr>
+        <w:t xml:space="preserve">A)  75 sq ft</w:t>
       </w:r>
       <w:r>
         <w:rPr>
@@ -3492,173 +3450,7 @@
           <w:sz w:val="19"/>
           <w:szCs w:val="19"/>
         </w:rPr>
-        <w:t xml:space="preserve">  — 80 − 12 = 68 sq units.</w:t>
-      </w:r>
-    </w:p>
-    <w:p>
-      <w:pPr>
-        <w:pStyle w:val="Heading2"/>
-        <w:spacing w:after="80" w:before="180"/>
-      </w:pPr>
-      <w:r>
-        <w:rPr>
-          <w:b/>
-          <w:bCs/>
-          <w:color w:val="12355B"/>
-          <w:sz w:val="24"/>
-          <w:szCs w:val="24"/>
-        </w:rPr>
-        <w:t xml:space="preserve">Exit Ticket</w:t>
-      </w:r>
-    </w:p>
-    <w:p>
-      <w:pPr>
-        <w:spacing w:after="80"/>
-      </w:pPr>
-      <w:r>
-        <w:rPr>
-          <w:sz w:val="21"/>
-          <w:szCs w:val="21"/>
-        </w:rPr>
-        <w:t xml:space="preserve">A)  75 sq ft</w:t>
-      </w:r>
-      <w:r>
-        <w:rPr>
-          <w:i/>
-          <w:iCs/>
-          <w:color w:val="5F6F80"/>
-          <w:sz w:val="19"/>
-          <w:szCs w:val="19"/>
-        </w:rPr>
         <w:t xml:space="preserve">  — Area 1 = 9 x 7 = 63 sq ft. Area 2 = 3 x 4 = 12 sq ft. Total = 63 + 12 = 75 square feet.</w:t>
-      </w:r>
-    </w:p>
-    <w:p>
-      <w:pPr>
-        <w:pStyle w:val="Heading2"/>
-        <w:spacing w:after="80" w:before="180"/>
-      </w:pPr>
-      <w:r>
-        <w:rPr>
-          <w:b/>
-          <w:bCs/>
-          <w:color w:val="12355B"/>
-          <w:sz w:val="24"/>
-          <w:szCs w:val="24"/>
-        </w:rPr>
-        <w:t xml:space="preserve">Writing (TWR) — what to look for</w:t>
-      </w:r>
-    </w:p>
-    <w:p>
-      <w:pPr>
-        <w:spacing w:after="80"/>
-      </w:pPr>
-      <w:r>
-        <w:rPr>
-          <w:sz w:val="20"/>
-          <w:szCs w:val="20"/>
-        </w:rPr>
-        <w:t xml:space="preserve">Kernel sentence: a complete sentence needs a subject and a verb. Example: Composite Figure is a shape made by putting two or more simple shapes together.</w:t>
-      </w:r>
-    </w:p>
-    <w:p>
-      <w:pPr>
-        <w:spacing w:after="80"/>
-      </w:pPr>
-      <w:r>
-        <w:rPr>
-          <w:sz w:val="20"/>
-          <w:szCs w:val="20"/>
-        </w:rPr>
-        <w:t xml:space="preserve">Expansion: because = reason, but = contrast/exception, so = result. Answers vary; each must keep the kernel idea.</w:t>
-      </w:r>
-    </w:p>
-    <w:p>
-      <w:pPr>
-        <w:pStyle w:val="Heading2"/>
-        <w:spacing w:after="80" w:before="180"/>
-      </w:pPr>
-      <w:r>
-        <w:rPr>
-          <w:b/>
-          <w:bCs/>
-          <w:color w:val="12355B"/>
-          <w:sz w:val="24"/>
-          <w:szCs w:val="24"/>
-        </w:rPr>
-        <w:t xml:space="preserve">Turn &amp; Talk — listen for</w:t>
-      </w:r>
-    </w:p>
-    <w:p>
-      <w:pPr>
-        <w:spacing w:after="80"/>
-      </w:pPr>
-      <w:r>
-        <w:rPr>
-          <w:b/>
-          <w:bCs/>
-          <w:sz w:val="19"/>
-          <w:szCs w:val="19"/>
-        </w:rPr>
-        <w:t xml:space="preserve">1.  </w:t>
-      </w:r>
-      <w:r>
-        <w:rPr>
-          <w:i/>
-          <w:iCs/>
-          <w:color w:val="5F6F80"/>
-          <w:sz w:val="19"/>
-          <w:szCs w:val="19"/>
-        </w:rPr>
-        <w:t xml:space="preserve">Students explain that the L-shape is hard to measure directly, so breaking it into two rectangles lets them use A = l x w on each piece and add the results.</w:t>
-      </w:r>
-    </w:p>
-    <w:p>
-      <w:pPr>
-        <w:spacing w:after="80"/>
-      </w:pPr>
-      <w:r>
-        <w:rPr>
-          <w:b/>
-          <w:bCs/>
-          <w:sz w:val="19"/>
-          <w:szCs w:val="19"/>
-        </w:rPr>
-        <w:t xml:space="preserve">2.  </w:t>
-      </w:r>
-      <w:r>
-        <w:rPr>
-          <w:i/>
-          <w:iCs/>
-          <w:color w:val="5F6F80"/>
-          <w:sz w:val="19"/>
-          <w:szCs w:val="19"/>
-        </w:rPr>
-        <w:t xml:space="preserve">A strong answer states you subtract when a piece is cut out (pool = 140 - 24 = 116 sq ft) and add when shapes are joined, with a clear reason for each.</w:t>
-      </w:r>
-    </w:p>
-    <w:p>
-      <w:pPr>
-        <w:spacing w:after="80"/>
-      </w:pPr>
-      <w:r>
-        <w:rPr>
-          <w:b/>
-          <w:bCs/>
-          <w:sz w:val="19"/>
-          <w:szCs w:val="19"/>
-        </w:rPr>
-        <w:t xml:space="preserve">3.  </w:t>
-      </w:r>
-      <w:r>
-        <w:rPr>
-          <w:i/>
-          <w:iCs/>
-          <w:color w:val="5F6F80"/>
-          <w:sz w:val="19"/>
-          <w:szCs w:val="19"/>
-        </w:rPr>
-        <w:t xml:space="preserve">Students compute top = 56 sq ft, stem = 60 sq ft, total = 116 sq ft, and cost = 116 x $5 = $580, explaining the add-then-multiply order.</w:t>
       </w:r>
     </w:p>
     <w:sectPr>

--- a/lessons/5-5/downloads/5-5-notes.docx
+++ b/lessons/5-5/downloads/5-5-notes.docx
@@ -3059,398 +3059,6 @@
       </w:pPr>
       <w:r>
         <w:t xml:space="preserve"/>
-      </w:r>
-    </w:p>
-    <w:p>
-      <w:pPr>
-        <w:pStyle w:val="Heading1"/>
-        <w:pageBreakBefore/>
-        <w:pBdr>
-          <w:bottom w:val="single" w:color="1FA6A2" w:sz="14" w:space="6"/>
-        </w:pBdr>
-        <w:spacing w:after="140" w:before="0"/>
-      </w:pPr>
-      <w:r>
-        <w:rPr>
-          <w:b/>
-          <w:bCs/>
-          <w:color w:val="12355B"/>
-          <w:sz w:val="30"/>
-          <w:szCs w:val="30"/>
-        </w:rPr>
-        <w:t xml:space="preserve">Answer Key &amp; Teacher Guide</w:t>
-      </w:r>
-    </w:p>
-    <w:p>
-      <w:pPr>
-        <w:spacing w:after="100"/>
-      </w:pPr>
-      <w:r>
-        <w:rPr>
-          <w:i/>
-          <w:iCs/>
-          <w:color w:val="5F6F80"/>
-          <w:sz w:val="19"/>
-          <w:szCs w:val="19"/>
-        </w:rPr>
-        <w:t xml:space="preserve">Teacher reference — remove or fold back before distributing to students.</w:t>
-      </w:r>
-    </w:p>
-    <w:p>
-      <w:pPr>
-        <w:pStyle w:val="Heading2"/>
-        <w:spacing w:after="80" w:before="180"/>
-      </w:pPr>
-      <w:r>
-        <w:rPr>
-          <w:b/>
-          <w:bCs/>
-          <w:color w:val="12355B"/>
-          <w:sz w:val="24"/>
-          <w:szCs w:val="24"/>
-        </w:rPr>
-        <w:t xml:space="preserve">Guided Notes (Fill-in)</w:t>
-      </w:r>
-    </w:p>
-    <w:p>
-      <w:pPr>
-        <w:spacing w:after="80"/>
-      </w:pPr>
-      <w:r>
-        <w:rPr>
-          <w:b/>
-          <w:bCs/>
-          <w:sz w:val="21"/>
-          <w:szCs w:val="21"/>
-        </w:rPr>
-        <w:t xml:space="preserve">Notes 1:  </w:t>
-      </w:r>
-      <w:r>
-        <w:rPr>
-          <w:sz w:val="21"/>
-          <w:szCs w:val="21"/>
-        </w:rPr>
-        <w:t xml:space="preserve">Composite Figure</w:t>
-      </w:r>
-    </w:p>
-    <w:p>
-      <w:pPr>
-        <w:spacing w:after="80"/>
-      </w:pPr>
-      <w:r>
-        <w:rPr>
-          <w:b/>
-          <w:bCs/>
-          <w:sz w:val="21"/>
-          <w:szCs w:val="21"/>
-        </w:rPr>
-        <w:t xml:space="preserve">Notes 2:  </w:t>
-      </w:r>
-      <w:r>
-        <w:rPr>
-          <w:sz w:val="21"/>
-          <w:szCs w:val="21"/>
-        </w:rPr>
-        <w:t xml:space="preserve">Decompose</w:t>
-      </w:r>
-    </w:p>
-    <w:p>
-      <w:pPr>
-        <w:spacing w:after="80"/>
-      </w:pPr>
-      <w:r>
-        <w:rPr>
-          <w:b/>
-          <w:bCs/>
-          <w:sz w:val="21"/>
-          <w:szCs w:val="21"/>
-        </w:rPr>
-        <w:t xml:space="preserve">Notes 3:  </w:t>
-      </w:r>
-      <w:r>
-        <w:rPr>
-          <w:sz w:val="21"/>
-          <w:szCs w:val="21"/>
-        </w:rPr>
-        <w:t xml:space="preserve">Add</w:t>
-      </w:r>
-    </w:p>
-    <w:p>
-      <w:pPr>
-        <w:spacing w:after="80"/>
-      </w:pPr>
-      <w:r>
-        <w:rPr>
-          <w:b/>
-          <w:bCs/>
-          <w:sz w:val="21"/>
-          <w:szCs w:val="21"/>
-        </w:rPr>
-        <w:t xml:space="preserve">Notes 4:  </w:t>
-      </w:r>
-      <w:r>
-        <w:rPr>
-          <w:sz w:val="21"/>
-          <w:szCs w:val="21"/>
-        </w:rPr>
-        <w:t xml:space="preserve">Subtract</w:t>
-      </w:r>
-    </w:p>
-    <w:p>
-      <w:pPr>
-        <w:spacing w:after="80"/>
-      </w:pPr>
-      <w:r>
-        <w:rPr>
-          <w:b/>
-          <w:bCs/>
-          <w:sz w:val="21"/>
-          <w:szCs w:val="21"/>
-        </w:rPr>
-        <w:t xml:space="preserve">Notes 5:  </w:t>
-      </w:r>
-      <w:r>
-        <w:rPr>
-          <w:sz w:val="21"/>
-          <w:szCs w:val="21"/>
-        </w:rPr>
-        <w:t xml:space="preserve">Formula</w:t>
-      </w:r>
-    </w:p>
-    <w:p>
-      <w:pPr>
-        <w:pStyle w:val="Heading2"/>
-        <w:spacing w:after="80" w:before="180"/>
-      </w:pPr>
-      <w:r>
-        <w:rPr>
-          <w:b/>
-          <w:bCs/>
-          <w:color w:val="12355B"/>
-          <w:sz w:val="24"/>
-          <w:szCs w:val="24"/>
-        </w:rPr>
-        <w:t xml:space="preserve">Worked Notes (I Do / We Do)</w:t>
-      </w:r>
-    </w:p>
-    <w:p>
-      <w:pPr>
-        <w:spacing w:after="80"/>
-      </w:pPr>
-      <w:r>
-        <w:rPr>
-          <w:b/>
-          <w:bCs/>
-          <w:sz w:val="21"/>
-          <w:szCs w:val="21"/>
-        </w:rPr>
-        <w:t xml:space="preserve">I Do:  </w:t>
-      </w:r>
-      <w:r>
-        <w:rPr>
-          <w:sz w:val="21"/>
-          <w:szCs w:val="21"/>
-        </w:rPr>
-        <w:t xml:space="preserve">A. 72 sq ft</w:t>
-      </w:r>
-    </w:p>
-    <w:p>
-      <w:pPr>
-        <w:spacing w:after="80"/>
-      </w:pPr>
-      <w:r>
-        <w:rPr>
-          <w:b/>
-          <w:bCs/>
-          <w:sz w:val="21"/>
-          <w:szCs w:val="21"/>
-        </w:rPr>
-        <w:t xml:space="preserve">We Do:  </w:t>
-      </w:r>
-      <w:r>
-        <w:rPr>
-          <w:sz w:val="21"/>
-          <w:szCs w:val="21"/>
-        </w:rPr>
-        <w:t xml:space="preserve">A. 130 sq ft</w:t>
-      </w:r>
-    </w:p>
-    <w:p>
-      <w:pPr>
-        <w:pStyle w:val="Heading2"/>
-        <w:spacing w:after="80" w:before="180"/>
-      </w:pPr>
-      <w:r>
-        <w:rPr>
-          <w:b/>
-          <w:bCs/>
-          <w:color w:val="12355B"/>
-          <w:sz w:val="24"/>
-          <w:szCs w:val="24"/>
-        </w:rPr>
-        <w:t xml:space="preserve">Independent Practice</w:t>
-      </w:r>
-    </w:p>
-    <w:p>
-      <w:pPr>
-        <w:spacing w:after="80"/>
-      </w:pPr>
-      <w:r>
-        <w:rPr>
-          <w:b/>
-          <w:bCs/>
-          <w:sz w:val="21"/>
-          <w:szCs w:val="21"/>
-        </w:rPr>
-        <w:t xml:space="preserve">1.  </w:t>
-      </w:r>
-      <w:r>
-        <w:rPr>
-          <w:sz w:val="21"/>
-          <w:szCs w:val="21"/>
-        </w:rPr>
-        <w:t xml:space="preserve">A)  23 sq units</w:t>
-      </w:r>
-      <w:r>
-        <w:rPr>
-          <w:i/>
-          <w:iCs/>
-          <w:color w:val="5F6F80"/>
-          <w:sz w:val="19"/>
-          <w:szCs w:val="19"/>
-        </w:rPr>
-        <w:t xml:space="preserve">  — 5 × 3 = 15. 2 × 4 = 8. Total = 15 + 8 = 23 sq units.</w:t>
-      </w:r>
-    </w:p>
-    <w:p>
-      <w:pPr>
-        <w:spacing w:after="80"/>
-      </w:pPr>
-      <w:r>
-        <w:rPr>
-          <w:b/>
-          <w:bCs/>
-          <w:sz w:val="21"/>
-          <w:szCs w:val="21"/>
-        </w:rPr>
-        <w:t xml:space="preserve">2.  </w:t>
-      </w:r>
-      <w:r>
-        <w:rPr>
-          <w:sz w:val="21"/>
-          <w:szCs w:val="21"/>
-        </w:rPr>
-        <w:t xml:space="preserve">A)  When a piece is cut out or removed from a larger shape</w:t>
-      </w:r>
-      <w:r>
-        <w:rPr>
-          <w:i/>
-          <w:iCs/>
-          <w:color w:val="5F6F80"/>
-          <w:sz w:val="19"/>
-          <w:szCs w:val="19"/>
-        </w:rPr>
-        <w:t xml:space="preserve">  — Subtract when a piece is removed from a larger shape (like a window cut from a wall). Add when two shapes are joined together (like an L-shape).</w:t>
-      </w:r>
-    </w:p>
-    <w:p>
-      <w:pPr>
-        <w:spacing w:after="80"/>
-      </w:pPr>
-      <w:r>
-        <w:rPr>
-          <w:b/>
-          <w:bCs/>
-          <w:sz w:val="21"/>
-          <w:szCs w:val="21"/>
-        </w:rPr>
-        <w:t xml:space="preserve">3.  </w:t>
-      </w:r>
-      <w:r>
-        <w:rPr>
-          <w:sz w:val="21"/>
-          <w:szCs w:val="21"/>
-        </w:rPr>
-        <w:t xml:space="preserve">A)  49 sq ft</w:t>
-      </w:r>
-      <w:r>
-        <w:rPr>
-          <w:i/>
-          <w:iCs/>
-          <w:color w:val="5F6F80"/>
-          <w:sz w:val="19"/>
-          <w:szCs w:val="19"/>
-        </w:rPr>
-        <w:t xml:space="preserve">  — Rectangle = 7 x 5 = 35 sq ft. Triangle = 1/2 x 7 x 4 = 14 sq ft. The pieces are joined, so add: 35 + 14 = 49 sq ft.</w:t>
-      </w:r>
-    </w:p>
-    <w:p>
-      <w:pPr>
-        <w:spacing w:after="80"/>
-      </w:pPr>
-      <w:r>
-        <w:rPr>
-          <w:b/>
-          <w:bCs/>
-          <w:sz w:val="21"/>
-          <w:szCs w:val="21"/>
-        </w:rPr>
-        <w:t xml:space="preserve">4.  </w:t>
-      </w:r>
-      <w:r>
-        <w:rPr>
-          <w:sz w:val="21"/>
-          <w:szCs w:val="21"/>
-        </w:rPr>
-        <w:t xml:space="preserve">A)  75 sq ft</w:t>
-      </w:r>
-      <w:r>
-        <w:rPr>
-          <w:i/>
-          <w:iCs/>
-          <w:color w:val="5F6F80"/>
-          <w:sz w:val="19"/>
-          <w:szCs w:val="19"/>
-        </w:rPr>
-        <w:t xml:space="preserve">  — First rectangle = 9 x 6 = 54 sq ft. Second rectangle = 7 x 3 = 21 sq ft. Joined L-shape, so add: 54 + 21 = 75 sq ft.</w:t>
-      </w:r>
-    </w:p>
-    <w:p>
-      <w:pPr>
-        <w:pStyle w:val="Heading2"/>
-        <w:spacing w:after="80" w:before="180"/>
-      </w:pPr>
-      <w:r>
-        <w:rPr>
-          <w:b/>
-          <w:bCs/>
-          <w:color w:val="12355B"/>
-          <w:sz w:val="24"/>
-          <w:szCs w:val="24"/>
-        </w:rPr>
-        <w:t xml:space="preserve">Exit Ticket</w:t>
-      </w:r>
-    </w:p>
-    <w:p>
-      <w:pPr>
-        <w:spacing w:after="80"/>
-      </w:pPr>
-      <w:r>
-        <w:rPr>
-          <w:sz w:val="21"/>
-          <w:szCs w:val="21"/>
-        </w:rPr>
-        <w:t xml:space="preserve">A)  75 sq ft</w:t>
-      </w:r>
-      <w:r>
-        <w:rPr>
-          <w:i/>
-          <w:iCs/>
-          <w:color w:val="5F6F80"/>
-          <w:sz w:val="19"/>
-          <w:szCs w:val="19"/>
-        </w:rPr>
-        <w:t xml:space="preserve">  — Area 1 = 9 x 7 = 63 sq ft. Area 2 = 3 x 4 = 12 sq ft. Total = 63 + 12 = 75 square feet.</w:t>
       </w:r>
     </w:p>
     <w:sectPr>

--- a/lessons/5-5/downloads/5-5-notes.docx
+++ b/lessons/5-5/downloads/5-5-notes.docx
@@ -14,7 +14,7 @@
           <w:sz w:val="18"/>
           <w:szCs w:val="18"/>
         </w:rPr>
-        <w:t xml:space="preserve">UNIT 5  ·  LESSON 5      STANDARD 6.G.1</w:t>
+        <w:t xml:space="preserve">UNIT 5  ·  LESSON 5      STANDARD 6.GR.1</w:t>
       </w:r>
     </w:p>
     <w:p>
@@ -2426,6 +2426,32 @@
     </w:p>
     <w:p>
       <w:pPr>
+        <w:pStyle w:val="Heading2"/>
+        <w:spacing w:after="80" w:before="180"/>
+      </w:pPr>
+      <w:r>
+        <w:rPr>
+          <w:b/>
+          <w:bCs/>
+          <w:color w:val="12355B"/>
+          <w:sz w:val="24"/>
+          <w:szCs w:val="24"/>
+        </w:rPr>
+        <w:t xml:space="preserve">Level 1 Support</w:t>
+      </w:r>
+      <w:r>
+        <w:rPr>
+          <w:i/>
+          <w:iCs/>
+          <w:color w:val="1FA6A2"/>
+          <w:sz w:val="19"/>
+          <w:szCs w:val="19"/>
+        </w:rPr>
+        <w:t xml:space="preserve">   extra scaffolding</w:t>
+      </w:r>
+    </w:p>
+    <w:p>
+      <w:pPr>
         <w:keepNext/>
         <w:spacing w:after="60" w:before="160"/>
       </w:pPr>
@@ -2629,266 +2655,6 @@
           <w:szCs w:val="20"/>
         </w:rPr>
         <w:t xml:space="preserve">D)  Always subtract — never add</w:t>
-      </w:r>
-    </w:p>
-    <w:p>
-      <w:pPr>
-        <w:spacing w:after="20"/>
-      </w:pPr>
-      <w:r>
-        <w:t xml:space="preserve"/>
-      </w:r>
-    </w:p>
-    <w:tbl>
-      <w:tblPr>
-        <w:tblW w:type="pct" w:w="100%"/>
-        <w:tblBorders>
-          <w:top w:val="single" w:color="C7D2DD" w:sz="6"/>
-          <w:left w:val="single" w:color="C7D2DD" w:sz="6"/>
-          <w:bottom w:val="single" w:color="C7D2DD" w:sz="6"/>
-          <w:right w:val="single" w:color="C7D2DD" w:sz="6"/>
-          <w:insideH w:val="single" w:color="auto" w:sz="4"/>
-          <w:insideV w:val="single" w:color="auto" w:sz="4"/>
-        </w:tblBorders>
-      </w:tblPr>
-      <w:tblGrid>
-        <w:gridCol w:w="100"/>
-      </w:tblGrid>
-      <w:tr>
-        <w:tc>
-          <w:tcPr>
-            <w:shd w:fill="FBF3E2" w:color="auto" w:val="clear"/>
-            <w:tcMar>
-              <w:top w:type="dxa" w:w="60"/>
-              <w:left w:type="dxa" w:w="120"/>
-              <w:bottom w:type="dxa" w:w="60"/>
-              <w:right w:type="dxa" w:w="120"/>
-            </w:tcMar>
-          </w:tcPr>
-          <w:p>
-            <w:pPr>
-              <w:spacing w:after="0" w:line="320"/>
-            </w:pPr>
-            <w:r>
-              <w:t xml:space="preserve"/>
-            </w:r>
-          </w:p>
-          <w:p>
-            <w:pPr>
-              <w:spacing w:after="0" w:line="320"/>
-            </w:pPr>
-            <w:r>
-              <w:t xml:space="preserve"/>
-            </w:r>
-          </w:p>
-        </w:tc>
-      </w:tr>
-    </w:tbl>
-    <w:p>
-      <w:pPr>
-        <w:keepNext/>
-        <w:spacing w:after="60" w:before="160"/>
-      </w:pPr>
-      <w:r>
-        <w:rPr>
-          <w:b/>
-          <w:bCs/>
-          <w:color w:val="12355B"/>
-          <w:sz w:val="22"/>
-          <w:szCs w:val="22"/>
-        </w:rPr>
-        <w:t xml:space="preserve">3.  </w:t>
-      </w:r>
-      <w:r>
-        <w:rPr>
-          <w:b/>
-          <w:bCs/>
-          <w:sz w:val="21"/>
-          <w:szCs w:val="21"/>
-        </w:rPr>
-        <w:t xml:space="preserve">Plan 1 — Office wing: the floor plan is a 7 ft by 5 ft rectangle with a triangular reading nook (base 7 ft, height 4 ft) joined on top. Decompose it and ADD the areas. What is the total floor area?</w:t>
-      </w:r>
-    </w:p>
-    <w:p>
-      <w:pPr>
-        <w:spacing w:after="40"/>
-        <w:ind w:left="420"/>
-      </w:pPr>
-      <w:r>
-        <w:rPr>
-          <w:sz w:val="20"/>
-          <w:szCs w:val="20"/>
-        </w:rPr>
-        <w:t xml:space="preserve">A)  49 sq ft</w:t>
-      </w:r>
-    </w:p>
-    <w:p>
-      <w:pPr>
-        <w:spacing w:after="40"/>
-        <w:ind w:left="420"/>
-      </w:pPr>
-      <w:r>
-        <w:rPr>
-          <w:sz w:val="20"/>
-          <w:szCs w:val="20"/>
-        </w:rPr>
-        <w:t xml:space="preserve">B)  35 sq ft</w:t>
-      </w:r>
-    </w:p>
-    <w:p>
-      <w:pPr>
-        <w:spacing w:after="40"/>
-        <w:ind w:left="420"/>
-      </w:pPr>
-      <w:r>
-        <w:rPr>
-          <w:sz w:val="20"/>
-          <w:szCs w:val="20"/>
-        </w:rPr>
-        <w:t xml:space="preserve">C)  14 sq ft</w:t>
-      </w:r>
-    </w:p>
-    <w:p>
-      <w:pPr>
-        <w:spacing w:after="40"/>
-        <w:ind w:left="420"/>
-      </w:pPr>
-      <w:r>
-        <w:rPr>
-          <w:sz w:val="20"/>
-          <w:szCs w:val="20"/>
-        </w:rPr>
-        <w:t xml:space="preserve">D)  63 sq ft</w:t>
-      </w:r>
-    </w:p>
-    <w:p>
-      <w:pPr>
-        <w:spacing w:after="20"/>
-      </w:pPr>
-      <w:r>
-        <w:t xml:space="preserve"/>
-      </w:r>
-    </w:p>
-    <w:tbl>
-      <w:tblPr>
-        <w:tblW w:type="pct" w:w="100%"/>
-        <w:tblBorders>
-          <w:top w:val="single" w:color="C7D2DD" w:sz="6"/>
-          <w:left w:val="single" w:color="C7D2DD" w:sz="6"/>
-          <w:bottom w:val="single" w:color="C7D2DD" w:sz="6"/>
-          <w:right w:val="single" w:color="C7D2DD" w:sz="6"/>
-          <w:insideH w:val="single" w:color="auto" w:sz="4"/>
-          <w:insideV w:val="single" w:color="auto" w:sz="4"/>
-        </w:tblBorders>
-      </w:tblPr>
-      <w:tblGrid>
-        <w:gridCol w:w="100"/>
-      </w:tblGrid>
-      <w:tr>
-        <w:tc>
-          <w:tcPr>
-            <w:shd w:fill="FBF3E2" w:color="auto" w:val="clear"/>
-            <w:tcMar>
-              <w:top w:type="dxa" w:w="60"/>
-              <w:left w:type="dxa" w:w="120"/>
-              <w:bottom w:type="dxa" w:w="60"/>
-              <w:right w:type="dxa" w:w="120"/>
-            </w:tcMar>
-          </w:tcPr>
-          <w:p>
-            <w:pPr>
-              <w:spacing w:after="0" w:line="320"/>
-            </w:pPr>
-            <w:r>
-              <w:t xml:space="preserve"/>
-            </w:r>
-          </w:p>
-          <w:p>
-            <w:pPr>
-              <w:spacing w:after="0" w:line="320"/>
-            </w:pPr>
-            <w:r>
-              <w:t xml:space="preserve"/>
-            </w:r>
-          </w:p>
-        </w:tc>
-      </w:tr>
-    </w:tbl>
-    <w:p>
-      <w:pPr>
-        <w:keepNext/>
-        <w:spacing w:after="60" w:before="160"/>
-      </w:pPr>
-      <w:r>
-        <w:rPr>
-          <w:b/>
-          <w:bCs/>
-          <w:color w:val="12355B"/>
-          <w:sz w:val="22"/>
-          <w:szCs w:val="22"/>
-        </w:rPr>
-        <w:t xml:space="preserve">4.  </w:t>
-      </w:r>
-      <w:r>
-        <w:rPr>
-          <w:b/>
-          <w:bCs/>
-          <w:sz w:val="21"/>
-          <w:szCs w:val="21"/>
-        </w:rPr>
-        <w:t xml:space="preserve">Plan 2 — L-shaped lobby: decompose the L into two rectangles, one 9 ft by 6 ft and one 7 ft by 3 ft, then ADD. What is the total floor area?</w:t>
-      </w:r>
-    </w:p>
-    <w:p>
-      <w:pPr>
-        <w:spacing w:after="40"/>
-        <w:ind w:left="420"/>
-      </w:pPr>
-      <w:r>
-        <w:rPr>
-          <w:sz w:val="20"/>
-          <w:szCs w:val="20"/>
-        </w:rPr>
-        <w:t xml:space="preserve">A)  75 sq ft</w:t>
-      </w:r>
-    </w:p>
-    <w:p>
-      <w:pPr>
-        <w:spacing w:after="40"/>
-        <w:ind w:left="420"/>
-      </w:pPr>
-      <w:r>
-        <w:rPr>
-          <w:sz w:val="20"/>
-          <w:szCs w:val="20"/>
-        </w:rPr>
-        <w:t xml:space="preserve">B)  63 sq ft</w:t>
-      </w:r>
-    </w:p>
-    <w:p>
-      <w:pPr>
-        <w:spacing w:after="40"/>
-        <w:ind w:left="420"/>
-      </w:pPr>
-      <w:r>
-        <w:rPr>
-          <w:sz w:val="20"/>
-          <w:szCs w:val="20"/>
-        </w:rPr>
-        <w:t xml:space="preserve">C)  54 sq ft</w:t>
-      </w:r>
-    </w:p>
-    <w:p>
-      <w:pPr>
-        <w:spacing w:after="40"/>
-        <w:ind w:left="420"/>
-      </w:pPr>
-      <w:r>
-        <w:rPr>
-          <w:sz w:val="20"/>
-          <w:szCs w:val="20"/>
-        </w:rPr>
-        <w:t xml:space="preserve">D)  21 sq ft</w:t>
       </w:r>
     </w:p>
     <w:p>

--- a/lessons/5-5/downloads/5-5-notes.docx
+++ b/lessons/5-5/downloads/5-5-notes.docx
@@ -1228,6 +1228,1302 @@
           <w:szCs w:val="22"/>
         </w:rPr>
         <w:t xml:space="preserve">A math rule written with symbols is a ___.</w:t>
+      </w:r>
+    </w:p>
+    <w:p>
+      <w:pPr>
+        <w:pStyle w:val="Heading1"/>
+        <w:pageBreakBefore/>
+        <w:pBdr>
+          <w:bottom w:val="single" w:color="1FA6A2" w:sz="14" w:space="6"/>
+        </w:pBdr>
+        <w:spacing w:after="140" w:before="0"/>
+      </w:pPr>
+      <w:r>
+        <w:rPr>
+          <w:b/>
+          <w:bCs/>
+          <w:color w:val="12355B"/>
+          <w:sz w:val="30"/>
+          <w:szCs w:val="30"/>
+        </w:rPr>
+        <w:t xml:space="preserve">Write About the Math</w:t>
+      </w:r>
+    </w:p>
+    <w:p>
+      <w:pPr>
+        <w:spacing w:after="100"/>
+      </w:pPr>
+      <w:r>
+        <w:rPr>
+          <w:i/>
+          <w:iCs/>
+          <w:color w:val="5F6F80"/>
+          <w:sz w:val="19"/>
+          <w:szCs w:val="19"/>
+        </w:rPr>
+        <w:t xml:space="preserve">Use the support level you need. Every level answers the same math question.</w:t>
+      </w:r>
+    </w:p>
+    <w:p>
+      <w:pPr>
+        <w:pStyle w:val="Heading2"/>
+        <w:spacing w:after="80" w:before="180"/>
+      </w:pPr>
+      <w:r>
+        <w:rPr>
+          <w:b/>
+          <w:bCs/>
+          <w:color w:val="12355B"/>
+          <w:sz w:val="24"/>
+          <w:szCs w:val="24"/>
+        </w:rPr>
+        <w:t xml:space="preserve">1. Understand the Question</w:t>
+      </w:r>
+      <w:r>
+        <w:rPr>
+          <w:i/>
+          <w:iCs/>
+          <w:color w:val="B97A12"/>
+          <w:sz w:val="19"/>
+          <w:szCs w:val="19"/>
+        </w:rPr>
+        <w:t xml:space="preserve">   explain</w:t>
+      </w:r>
+    </w:p>
+    <w:tbl>
+      <w:tblPr>
+        <w:tblW w:type="pct" w:w="100%"/>
+        <w:tblBorders>
+          <w:top w:val="single" w:color="1FA6A2" w:sz="8"/>
+          <w:left w:val="single" w:color="1FA6A2" w:sz="8"/>
+          <w:bottom w:val="single" w:color="1FA6A2" w:sz="8"/>
+          <w:right w:val="single" w:color="1FA6A2" w:sz="8"/>
+          <w:insideH w:val="single" w:color="auto" w:sz="4"/>
+          <w:insideV w:val="single" w:color="auto" w:sz="4"/>
+        </w:tblBorders>
+      </w:tblPr>
+      <w:tblGrid>
+        <w:gridCol w:w="100"/>
+      </w:tblGrid>
+      <w:tr>
+        <w:tc>
+          <w:tcPr>
+            <w:shd w:fill="E6F4F3" w:color="auto" w:val="clear"/>
+            <w:tcMar>
+              <w:top w:type="dxa" w:w="120"/>
+              <w:left w:type="dxa" w:w="180"/>
+              <w:bottom w:type="dxa" w:w="120"/>
+              <w:right w:type="dxa" w:w="180"/>
+            </w:tcMar>
+          </w:tcPr>
+          <w:p>
+            <w:pPr>
+              <w:spacing w:after="60"/>
+            </w:pPr>
+            <w:r>
+              <w:rPr>
+                <w:color w:val="1A2733"/>
+                <w:sz w:val="21"/>
+                <w:szCs w:val="21"/>
+              </w:rPr>
+              <w:t xml:space="preserve">For the U-shaped pool you subtracted a 6 ft by 4 ft cutout from a 14 ft by 10 ft rectangle. How do you decide when to ADD areas and when to SUBTRACT?</w:t>
+            </w:r>
+          </w:p>
+          <w:p>
+            <w:pPr>
+              <w:spacing w:after="0"/>
+            </w:pPr>
+            <w:r>
+              <w:rPr>
+                <w:b/>
+                <w:bCs/>
+                <w:color w:val="12355B"/>
+                <w:sz w:val="20"/>
+                <w:szCs w:val="20"/>
+              </w:rPr>
+              <w:t xml:space="preserve">Your job:  </w:t>
+            </w:r>
+            <w:r>
+              <w:rPr>
+                <w:sz w:val="20"/>
+                <w:szCs w:val="20"/>
+              </w:rPr>
+              <w:t xml:space="preserve">Answer the question. Use math evidence. Explain how the evidence proves your answer.</w:t>
+            </w:r>
+            <w:r>
+              <w:rPr>
+                <w:i/>
+                <w:iCs/>
+                <w:color w:val="5F6F80"/>
+                <w:sz w:val="18"/>
+                <w:szCs w:val="18"/>
+              </w:rPr>
+              <w:br/>
+              <w:t xml:space="preserve">Responde la pregunta. Usa evidencia matemática. Explica cómo la evidencia demuestra tu respuesta.</w:t>
+            </w:r>
+          </w:p>
+        </w:tc>
+      </w:tr>
+    </w:tbl>
+    <w:p>
+      <w:pPr>
+        <w:pStyle w:val="Heading2"/>
+        <w:spacing w:after="80" w:before="180"/>
+      </w:pPr>
+      <w:r>
+        <w:rPr>
+          <w:b/>
+          <w:bCs/>
+          <w:color w:val="12355B"/>
+          <w:sz w:val="24"/>
+          <w:szCs w:val="24"/>
+        </w:rPr>
+        <w:t xml:space="preserve">2. Plan Your Math Words</w:t>
+      </w:r>
+      <w:r>
+        <w:rPr>
+          <w:i/>
+          <w:iCs/>
+          <w:color w:val="1FA6A2"/>
+          <w:sz w:val="19"/>
+          <w:szCs w:val="19"/>
+        </w:rPr>
+        <w:t xml:space="preserve">   check at least two</w:t>
+      </w:r>
+    </w:p>
+    <w:p>
+      <w:pPr>
+        <w:spacing w:after="60"/>
+      </w:pPr>
+      <w:r>
+        <w:rPr>
+          <w:b/>
+          <w:bCs/>
+          <w:color w:val="1FA6A2"/>
+          <w:sz w:val="22"/>
+          <w:szCs w:val="22"/>
+        </w:rPr>
+        <w:t xml:space="preserve">☐  </w:t>
+      </w:r>
+      <w:r>
+        <w:rPr>
+          <w:b/>
+          <w:bCs/>
+          <w:color w:val="12355B"/>
+          <w:sz w:val="20"/>
+          <w:szCs w:val="20"/>
+        </w:rPr>
+        <w:t xml:space="preserve">Composite Figure — </w:t>
+      </w:r>
+      <w:r>
+        <w:rPr>
+          <w:sz w:val="20"/>
+          <w:szCs w:val="20"/>
+        </w:rPr>
+        <w:t xml:space="preserve">A shape made by putting two or more simple shapes together.</w:t>
+      </w:r>
+      <w:r>
+        <w:rPr>
+          <w:i/>
+          <w:iCs/>
+          <w:color w:val="5F6F80"/>
+          <w:sz w:val="18"/>
+          <w:szCs w:val="18"/>
+        </w:rPr>
+        <w:br/>
+        <w:t xml:space="preserve">Figura compuesta — Una figura formada al juntar dos o más figuras simples.</w:t>
+      </w:r>
+    </w:p>
+    <w:p>
+      <w:pPr>
+        <w:spacing w:after="60"/>
+      </w:pPr>
+      <w:r>
+        <w:rPr>
+          <w:b/>
+          <w:bCs/>
+          <w:color w:val="1FA6A2"/>
+          <w:sz w:val="22"/>
+          <w:szCs w:val="22"/>
+        </w:rPr>
+        <w:t xml:space="preserve">☐  </w:t>
+      </w:r>
+      <w:r>
+        <w:rPr>
+          <w:b/>
+          <w:bCs/>
+          <w:color w:val="12355B"/>
+          <w:sz w:val="20"/>
+          <w:szCs w:val="20"/>
+        </w:rPr>
+        <w:t xml:space="preserve">Decompose — </w:t>
+      </w:r>
+      <w:r>
+        <w:rPr>
+          <w:sz w:val="20"/>
+          <w:szCs w:val="20"/>
+        </w:rPr>
+        <w:t xml:space="preserve">To break a shape into smaller, simpler shapes.</w:t>
+      </w:r>
+      <w:r>
+        <w:rPr>
+          <w:i/>
+          <w:iCs/>
+          <w:color w:val="5F6F80"/>
+          <w:sz w:val="18"/>
+          <w:szCs w:val="18"/>
+        </w:rPr>
+        <w:br/>
+        <w:t xml:space="preserve">Descomponer — Separar una figura en figuras más pequeñas y simples.</w:t>
+      </w:r>
+    </w:p>
+    <w:p>
+      <w:pPr>
+        <w:spacing w:after="60"/>
+      </w:pPr>
+      <w:r>
+        <w:rPr>
+          <w:b/>
+          <w:bCs/>
+          <w:color w:val="1FA6A2"/>
+          <w:sz w:val="22"/>
+          <w:szCs w:val="22"/>
+        </w:rPr>
+        <w:t xml:space="preserve">☐  </w:t>
+      </w:r>
+      <w:r>
+        <w:rPr>
+          <w:b/>
+          <w:bCs/>
+          <w:color w:val="12355B"/>
+          <w:sz w:val="20"/>
+          <w:szCs w:val="20"/>
+        </w:rPr>
+        <w:t xml:space="preserve">Add — </w:t>
+      </w:r>
+      <w:r>
+        <w:rPr>
+          <w:sz w:val="20"/>
+          <w:szCs w:val="20"/>
+        </w:rPr>
+        <w:t xml:space="preserve">Add up the areas of the smaller shapes to get the total.</w:t>
+      </w:r>
+      <w:r>
+        <w:rPr>
+          <w:i/>
+          <w:iCs/>
+          <w:color w:val="5F6F80"/>
+          <w:sz w:val="18"/>
+          <w:szCs w:val="18"/>
+        </w:rPr>
+        <w:br/>
+        <w:t xml:space="preserve">Sumar — Sumar las áreas de las figuras pequeñas para obtener el total.</w:t>
+      </w:r>
+    </w:p>
+    <w:p>
+      <w:pPr>
+        <w:spacing w:after="60"/>
+      </w:pPr>
+      <w:r>
+        <w:rPr>
+          <w:b/>
+          <w:bCs/>
+          <w:color w:val="1FA6A2"/>
+          <w:sz w:val="22"/>
+          <w:szCs w:val="22"/>
+        </w:rPr>
+        <w:t xml:space="preserve">☐  </w:t>
+      </w:r>
+      <w:r>
+        <w:rPr>
+          <w:b/>
+          <w:bCs/>
+          <w:color w:val="12355B"/>
+          <w:sz w:val="20"/>
+          <w:szCs w:val="20"/>
+        </w:rPr>
+        <w:t xml:space="preserve">Subtract — </w:t>
+      </w:r>
+      <w:r>
+        <w:rPr>
+          <w:sz w:val="20"/>
+          <w:szCs w:val="20"/>
+        </w:rPr>
+        <w:t xml:space="preserve">Take away the area of a missing piece from a bigger shape.</w:t>
+      </w:r>
+      <w:r>
+        <w:rPr>
+          <w:i/>
+          <w:iCs/>
+          <w:color w:val="5F6F80"/>
+          <w:sz w:val="18"/>
+          <w:szCs w:val="18"/>
+        </w:rPr>
+        <w:br/>
+        <w:t xml:space="preserve">Restar — Quitar el área de una parte que falta de una figura más grande.</w:t>
+      </w:r>
+    </w:p>
+    <w:p>
+      <w:pPr>
+        <w:spacing w:after="60"/>
+      </w:pPr>
+      <w:r>
+        <w:rPr>
+          <w:b/>
+          <w:bCs/>
+          <w:color w:val="1FA6A2"/>
+          <w:sz w:val="22"/>
+          <w:szCs w:val="22"/>
+        </w:rPr>
+        <w:t xml:space="preserve">☐  </w:t>
+      </w:r>
+      <w:r>
+        <w:rPr>
+          <w:b/>
+          <w:bCs/>
+          <w:color w:val="12355B"/>
+          <w:sz w:val="20"/>
+          <w:szCs w:val="20"/>
+        </w:rPr>
+        <w:t xml:space="preserve">Formula — </w:t>
+      </w:r>
+      <w:r>
+        <w:rPr>
+          <w:sz w:val="20"/>
+          <w:szCs w:val="20"/>
+        </w:rPr>
+        <w:t xml:space="preserve">A math rule written with symbols.</w:t>
+      </w:r>
+      <w:r>
+        <w:rPr>
+          <w:i/>
+          <w:iCs/>
+          <w:color w:val="5F6F80"/>
+          <w:sz w:val="18"/>
+          <w:szCs w:val="18"/>
+        </w:rPr>
+        <w:br/>
+        <w:t xml:space="preserve">Fórmula — Una regla matemática escrita con símbolos.</w:t>
+      </w:r>
+    </w:p>
+    <w:tbl>
+      <w:tblPr>
+        <w:tblW w:type="pct" w:w="100%"/>
+        <w:tblBorders>
+          <w:top w:val="single" w:color="1FA6A2" w:sz="8"/>
+          <w:left w:val="single" w:color="1FA6A2" w:sz="8"/>
+          <w:bottom w:val="single" w:color="1FA6A2" w:sz="8"/>
+          <w:right w:val="single" w:color="1FA6A2" w:sz="8"/>
+          <w:insideH w:val="single" w:color="auto" w:sz="4"/>
+          <w:insideV w:val="single" w:color="auto" w:sz="4"/>
+        </w:tblBorders>
+      </w:tblPr>
+      <w:tblGrid>
+        <w:gridCol w:w="100"/>
+      </w:tblGrid>
+      <w:tr>
+        <w:tc>
+          <w:tcPr>
+            <w:shd w:fill="F7FFFD" w:color="auto" w:val="clear"/>
+            <w:tcMar>
+              <w:top w:type="dxa" w:w="120"/>
+              <w:left w:type="dxa" w:w="180"/>
+              <w:bottom w:type="dxa" w:w="120"/>
+              <w:right w:type="dxa" w:w="180"/>
+            </w:tcMar>
+          </w:tcPr>
+          <w:p>
+            <w:pPr>
+              <w:spacing w:after="50"/>
+            </w:pPr>
+            <w:r>
+              <w:rPr>
+                <w:b/>
+                <w:bCs/>
+                <w:color w:val="1FA6A2"/>
+                <w:sz w:val="20"/>
+                <w:szCs w:val="20"/>
+              </w:rPr>
+              <w:t xml:space="preserve">Say it first:  </w:t>
+            </w:r>
+            <w:r>
+              <w:rPr>
+                <w:sz w:val="20"/>
+                <w:szCs w:val="20"/>
+              </w:rPr>
+              <w:t xml:space="preserve">Say your idea to a partner or quietly to yourself before you write.</w:t>
+            </w:r>
+          </w:p>
+          <w:p>
+            <w:pPr>
+              <w:spacing w:after="60"/>
+            </w:pPr>
+            <w:r>
+              <w:rPr>
+                <w:color w:val="1A2733"/>
+                <w:sz w:val="21"/>
+                <w:szCs w:val="21"/>
+              </w:rPr>
+              <w:t xml:space="preserve">I broke the figure into ___.</w:t>
+            </w:r>
+            <w:r>
+              <w:rPr>
+                <w:i/>
+                <w:iCs/>
+                <w:color w:val="5F6F80"/>
+                <w:sz w:val="19"/>
+                <w:szCs w:val="19"/>
+              </w:rPr>
+              <w:br/>
+              <w:t xml:space="preserve">Dividí la figura en ___.</w:t>
+            </w:r>
+          </w:p>
+        </w:tc>
+      </w:tr>
+    </w:tbl>
+    <w:p>
+      <w:pPr>
+        <w:pStyle w:val="Heading2"/>
+        <w:spacing w:after="80" w:before="180"/>
+      </w:pPr>
+      <w:r>
+        <w:rPr>
+          <w:b/>
+          <w:bCs/>
+          <w:color w:val="12355B"/>
+          <w:sz w:val="24"/>
+          <w:szCs w:val="24"/>
+        </w:rPr>
+        <w:t xml:space="preserve">3. Build Your Explanation</w:t>
+      </w:r>
+      <w:r>
+        <w:rPr>
+          <w:i/>
+          <w:iCs/>
+          <w:color w:val="B97A12"/>
+          <w:sz w:val="19"/>
+          <w:szCs w:val="19"/>
+        </w:rPr>
+        <w:t xml:space="preserve">   choose your support</w:t>
+      </w:r>
+    </w:p>
+    <w:tbl>
+      <w:tblPr>
+        <w:tblW w:type="pct" w:w="100%"/>
+        <w:tblBorders>
+          <w:top w:val="single" w:color="BBD0DE" w:sz="8"/>
+          <w:left w:val="single" w:color="BBD0DE" w:sz="8"/>
+          <w:bottom w:val="single" w:color="BBD0DE" w:sz="8"/>
+          <w:right w:val="single" w:color="BBD0DE" w:sz="8"/>
+          <w:insideH w:val="single" w:color="auto" w:sz="4"/>
+          <w:insideV w:val="single" w:color="auto" w:sz="4"/>
+        </w:tblBorders>
+      </w:tblPr>
+      <w:tblGrid>
+        <w:gridCol w:w="100"/>
+      </w:tblGrid>
+      <w:tr>
+        <w:tc>
+          <w:tcPr>
+            <w:shd w:fill="EEF4F8" w:color="auto" w:val="clear"/>
+            <w:tcMar>
+              <w:top w:type="dxa" w:w="120"/>
+              <w:left w:type="dxa" w:w="180"/>
+              <w:bottom w:type="dxa" w:w="120"/>
+              <w:right w:type="dxa" w:w="180"/>
+            </w:tcMar>
+          </w:tcPr>
+          <w:p>
+            <w:pPr>
+              <w:spacing w:after="50"/>
+            </w:pPr>
+            <w:r>
+              <w:rPr>
+                <w:i/>
+                <w:iCs/>
+                <w:color w:val="5F6F80"/>
+                <w:sz w:val="19"/>
+                <w:szCs w:val="19"/>
+              </w:rPr>
+              <w:t xml:space="preserve">This model shows the parts of an explanation. It does not answer your writing question.</w:t>
+            </w:r>
+          </w:p>
+          <w:p>
+            <w:pPr>
+              <w:spacing w:after="80"/>
+            </w:pPr>
+            <w:r>
+              <w:rPr>
+                <w:b/>
+                <w:bCs/>
+                <w:color w:val="12355B"/>
+                <w:sz w:val="19"/>
+                <w:szCs w:val="19"/>
+              </w:rPr>
+              <w:t xml:space="preserve">Claim:  </w:t>
+            </w:r>
+            <w:r>
+              <w:rPr>
+                <w:sz w:val="19"/>
+                <w:szCs w:val="19"/>
+              </w:rPr>
+              <w:t xml:space="preserve">We decompose the L-shape because we already know how to find a rectangle's area.</w:t>
+            </w:r>
+          </w:p>
+          <w:p>
+            <w:pPr>
+              <w:spacing w:after="80"/>
+            </w:pPr>
+            <w:r>
+              <w:rPr>
+                <w:b/>
+                <w:bCs/>
+                <w:color w:val="12355B"/>
+                <w:sz w:val="19"/>
+                <w:szCs w:val="19"/>
+              </w:rPr>
+              <w:t xml:space="preserve">Evidence:  </w:t>
+            </w:r>
+            <w:r>
+              <w:rPr>
+                <w:sz w:val="19"/>
+                <w:szCs w:val="19"/>
+              </w:rPr>
+              <w:t xml:space="preserve">Students explain that the L-shape is hard to measure directly, so breaking it into two rectangles lets them use A = l x w on each piece and add the results.</w:t>
+            </w:r>
+          </w:p>
+          <w:p>
+            <w:pPr>
+              <w:spacing w:after="80"/>
+            </w:pPr>
+            <w:r>
+              <w:rPr>
+                <w:b/>
+                <w:bCs/>
+                <w:color w:val="12355B"/>
+                <w:sz w:val="19"/>
+                <w:szCs w:val="19"/>
+              </w:rPr>
+              <w:t xml:space="preserve">Reasoning:  </w:t>
+            </w:r>
+            <w:r>
+              <w:rPr>
+                <w:sz w:val="19"/>
+                <w:szCs w:val="19"/>
+              </w:rPr>
+              <w:t xml:space="preserve">This evidence connects the definition of composite figure to the mathematical claim.</w:t>
+            </w:r>
+          </w:p>
+        </w:tc>
+      </w:tr>
+    </w:tbl>
+    <w:p>
+      <w:pPr>
+        <w:pStyle w:val="Heading2"/>
+        <w:spacing w:after="80" w:before="180"/>
+      </w:pPr>
+      <w:r>
+        <w:rPr>
+          <w:b/>
+          <w:bCs/>
+          <w:color w:val="12355B"/>
+          <w:sz w:val="24"/>
+          <w:szCs w:val="24"/>
+        </w:rPr>
+        <w:t xml:space="preserve">Start</w:t>
+      </w:r>
+      <w:r>
+        <w:rPr>
+          <w:i/>
+          <w:iCs/>
+          <w:color w:val="1FA6A2"/>
+          <w:sz w:val="19"/>
+          <w:szCs w:val="19"/>
+        </w:rPr>
+        <w:t xml:space="preserve">   Most language support</w:t>
+      </w:r>
+    </w:p>
+    <w:p>
+      <w:pPr>
+        <w:spacing w:after="60"/>
+      </w:pPr>
+      <w:r>
+        <w:rPr>
+          <w:color w:val="1A2733"/>
+          <w:sz w:val="21"/>
+          <w:szCs w:val="21"/>
+        </w:rPr>
+        <w:t xml:space="preserve">Complete the frames. Use the word bank.</w:t>
+      </w:r>
+      <w:r>
+        <w:rPr>
+          <w:i/>
+          <w:iCs/>
+          <w:color w:val="5F6F80"/>
+          <w:sz w:val="19"/>
+          <w:szCs w:val="19"/>
+        </w:rPr>
+        <w:br/>
+        <w:t xml:space="preserve">Completa las oraciones. Usa el banco de palabras.</w:t>
+      </w:r>
+    </w:p>
+    <w:p>
+      <w:pPr>
+        <w:spacing w:after="60"/>
+      </w:pPr>
+      <w:r>
+        <w:rPr>
+          <w:color w:val="1A2733"/>
+          <w:sz w:val="21"/>
+          <w:szCs w:val="21"/>
+        </w:rPr>
+        <w:t xml:space="preserve">I broke the figure into ___.</w:t>
+      </w:r>
+      <w:r>
+        <w:rPr>
+          <w:i/>
+          <w:iCs/>
+          <w:color w:val="5F6F80"/>
+          <w:sz w:val="19"/>
+          <w:szCs w:val="19"/>
+        </w:rPr>
+        <w:br/>
+        <w:t xml:space="preserve">Dividí la figura en ___.</w:t>
+      </w:r>
+    </w:p>
+    <w:p>
+      <w:pPr>
+        <w:spacing w:after="60"/>
+      </w:pPr>
+      <w:r>
+        <w:rPr>
+          <w:color w:val="1A2733"/>
+          <w:sz w:val="21"/>
+          <w:szCs w:val="21"/>
+        </w:rPr>
+        <w:t xml:space="preserve">I subtracted the areas because a piece was ___, so 140 minus 24 equals ___.</w:t>
+      </w:r>
+      <w:r>
+        <w:rPr>
+          <w:i/>
+          <w:iCs/>
+          <w:color w:val="5F6F80"/>
+          <w:sz w:val="19"/>
+          <w:szCs w:val="19"/>
+        </w:rPr>
+        <w:br/>
+        <w:t xml:space="preserve">Resté las áreas porque una parte fue ___, entonces 140 menos 24 es ___.</w:t>
+      </w:r>
+    </w:p>
+    <w:tbl>
+      <w:tblPr>
+        <w:tblW w:type="pct" w:w="100%"/>
+        <w:tblBorders>
+          <w:top w:val="single" w:color="C7D2DD" w:sz="6"/>
+          <w:left w:val="single" w:color="C7D2DD" w:sz="6"/>
+          <w:bottom w:val="single" w:color="C7D2DD" w:sz="6"/>
+          <w:right w:val="single" w:color="C7D2DD" w:sz="6"/>
+          <w:insideH w:val="single" w:color="auto" w:sz="4"/>
+          <w:insideV w:val="single" w:color="auto" w:sz="4"/>
+        </w:tblBorders>
+      </w:tblPr>
+      <w:tblGrid>
+        <w:gridCol w:w="100"/>
+      </w:tblGrid>
+      <w:tr>
+        <w:tc>
+          <w:tcPr>
+            <w:shd w:fill="FBF3E2" w:color="auto" w:val="clear"/>
+            <w:tcMar>
+              <w:top w:type="dxa" w:w="60"/>
+              <w:left w:type="dxa" w:w="120"/>
+              <w:bottom w:type="dxa" w:w="60"/>
+              <w:right w:type="dxa" w:w="120"/>
+            </w:tcMar>
+          </w:tcPr>
+          <w:p>
+            <w:pPr>
+              <w:spacing w:after="0" w:line="320"/>
+            </w:pPr>
+            <w:r>
+              <w:t xml:space="preserve"/>
+            </w:r>
+          </w:p>
+          <w:p>
+            <w:pPr>
+              <w:spacing w:after="0" w:line="320"/>
+            </w:pPr>
+            <w:r>
+              <w:t xml:space="preserve"/>
+            </w:r>
+          </w:p>
+          <w:p>
+            <w:pPr>
+              <w:spacing w:after="0" w:line="320"/>
+            </w:pPr>
+            <w:r>
+              <w:t xml:space="preserve"/>
+            </w:r>
+          </w:p>
+        </w:tc>
+      </w:tr>
+    </w:tbl>
+    <w:p>
+      <w:pPr>
+        <w:pStyle w:val="Heading2"/>
+        <w:spacing w:after="80" w:before="180"/>
+      </w:pPr>
+      <w:r>
+        <w:rPr>
+          <w:b/>
+          <w:bCs/>
+          <w:color w:val="12355B"/>
+          <w:sz w:val="24"/>
+          <w:szCs w:val="24"/>
+        </w:rPr>
+        <w:t xml:space="preserve">Build</w:t>
+      </w:r>
+      <w:r>
+        <w:rPr>
+          <w:i/>
+          <w:iCs/>
+          <w:color w:val="B97A12"/>
+          <w:sz w:val="19"/>
+          <w:szCs w:val="19"/>
+        </w:rPr>
+        <w:t xml:space="preserve">   Some language support</w:t>
+      </w:r>
+    </w:p>
+    <w:p>
+      <w:pPr>
+        <w:spacing w:after="60"/>
+      </w:pPr>
+      <w:r>
+        <w:rPr>
+          <w:color w:val="1A2733"/>
+          <w:sz w:val="21"/>
+          <w:szCs w:val="21"/>
+        </w:rPr>
+        <w:t xml:space="preserve">Write two connected sentences. Use because, so, or but.</w:t>
+      </w:r>
+      <w:r>
+        <w:rPr>
+          <w:i/>
+          <w:iCs/>
+          <w:color w:val="5F6F80"/>
+          <w:sz w:val="19"/>
+          <w:szCs w:val="19"/>
+        </w:rPr>
+        <w:br/>
+        <w:t xml:space="preserve">Escribe dos oraciones conectadas. Usa porque, entonces o pero.</w:t>
+      </w:r>
+    </w:p>
+    <w:p>
+      <w:pPr>
+        <w:spacing w:after="60"/>
+      </w:pPr>
+      <w:r>
+        <w:rPr>
+          <w:color w:val="1A2733"/>
+          <w:sz w:val="21"/>
+          <w:szCs w:val="21"/>
+        </w:rPr>
+        <w:t xml:space="preserve">My claim is ___.</w:t>
+      </w:r>
+      <w:r>
+        <w:rPr>
+          <w:i/>
+          <w:iCs/>
+          <w:color w:val="5F6F80"/>
+          <w:sz w:val="19"/>
+          <w:szCs w:val="19"/>
+        </w:rPr>
+        <w:br/>
+        <w:t xml:space="preserve">Mi afirmación es ___.</w:t>
+      </w:r>
+    </w:p>
+    <w:p>
+      <w:pPr>
+        <w:spacing w:after="60"/>
+      </w:pPr>
+      <w:r>
+        <w:rPr>
+          <w:color w:val="1A2733"/>
+          <w:sz w:val="21"/>
+          <w:szCs w:val="21"/>
+        </w:rPr>
+        <w:t xml:space="preserve">I know because ___.</w:t>
+      </w:r>
+      <w:r>
+        <w:rPr>
+          <w:i/>
+          <w:iCs/>
+          <w:color w:val="5F6F80"/>
+          <w:sz w:val="19"/>
+          <w:szCs w:val="19"/>
+        </w:rPr>
+        <w:br/>
+        <w:t xml:space="preserve">Lo sé porque ___.</w:t>
+      </w:r>
+    </w:p>
+    <w:p>
+      <w:pPr>
+        <w:spacing w:after="60"/>
+      </w:pPr>
+      <w:r>
+        <w:rPr>
+          <w:color w:val="1A2733"/>
+          <w:sz w:val="21"/>
+          <w:szCs w:val="21"/>
+        </w:rPr>
+        <w:t xml:space="preserve">So ___.</w:t>
+      </w:r>
+      <w:r>
+        <w:rPr>
+          <w:i/>
+          <w:iCs/>
+          <w:color w:val="5F6F80"/>
+          <w:sz w:val="19"/>
+          <w:szCs w:val="19"/>
+        </w:rPr>
+        <w:br/>
+        <w:t xml:space="preserve">Entonces ___.</w:t>
+      </w:r>
+    </w:p>
+    <w:tbl>
+      <w:tblPr>
+        <w:tblW w:type="pct" w:w="100%"/>
+        <w:tblBorders>
+          <w:top w:val="single" w:color="C7D2DD" w:sz="6"/>
+          <w:left w:val="single" w:color="C7D2DD" w:sz="6"/>
+          <w:bottom w:val="single" w:color="C7D2DD" w:sz="6"/>
+          <w:right w:val="single" w:color="C7D2DD" w:sz="6"/>
+          <w:insideH w:val="single" w:color="auto" w:sz="4"/>
+          <w:insideV w:val="single" w:color="auto" w:sz="4"/>
+        </w:tblBorders>
+      </w:tblPr>
+      <w:tblGrid>
+        <w:gridCol w:w="100"/>
+      </w:tblGrid>
+      <w:tr>
+        <w:tc>
+          <w:tcPr>
+            <w:shd w:fill="FBF3E2" w:color="auto" w:val="clear"/>
+            <w:tcMar>
+              <w:top w:type="dxa" w:w="60"/>
+              <w:left w:type="dxa" w:w="120"/>
+              <w:bottom w:type="dxa" w:w="60"/>
+              <w:right w:type="dxa" w:w="120"/>
+            </w:tcMar>
+          </w:tcPr>
+          <w:p>
+            <w:pPr>
+              <w:spacing w:after="0" w:line="320"/>
+            </w:pPr>
+            <w:r>
+              <w:t xml:space="preserve"/>
+            </w:r>
+          </w:p>
+          <w:p>
+            <w:pPr>
+              <w:spacing w:after="0" w:line="320"/>
+            </w:pPr>
+            <w:r>
+              <w:t xml:space="preserve"/>
+            </w:r>
+          </w:p>
+          <w:p>
+            <w:pPr>
+              <w:spacing w:after="0" w:line="320"/>
+            </w:pPr>
+            <w:r>
+              <w:t xml:space="preserve"/>
+            </w:r>
+          </w:p>
+        </w:tc>
+      </w:tr>
+    </w:tbl>
+    <w:p>
+      <w:pPr>
+        <w:pStyle w:val="Heading2"/>
+        <w:spacing w:after="80" w:before="180"/>
+      </w:pPr>
+      <w:r>
+        <w:rPr>
+          <w:b/>
+          <w:bCs/>
+          <w:color w:val="12355B"/>
+          <w:sz w:val="24"/>
+          <w:szCs w:val="24"/>
+        </w:rPr>
+        <w:t xml:space="preserve">Explain</w:t>
+      </w:r>
+      <w:r>
+        <w:rPr>
+          <w:i/>
+          <w:iCs/>
+          <w:color w:val="B97A12"/>
+          <w:sz w:val="19"/>
+          <w:szCs w:val="19"/>
+        </w:rPr>
+        <w:t xml:space="preserve">   Light language support</w:t>
+      </w:r>
+    </w:p>
+    <w:p>
+      <w:pPr>
+        <w:spacing w:after="60"/>
+      </w:pPr>
+      <w:r>
+        <w:rPr>
+          <w:color w:val="1A2733"/>
+          <w:sz w:val="21"/>
+          <w:szCs w:val="21"/>
+        </w:rPr>
+        <w:t xml:space="preserve">Write a claim, give math evidence, and explain your reasoning.</w:t>
+      </w:r>
+      <w:r>
+        <w:rPr>
+          <w:i/>
+          <w:iCs/>
+          <w:color w:val="5F6F80"/>
+          <w:sz w:val="19"/>
+          <w:szCs w:val="19"/>
+        </w:rPr>
+        <w:br/>
+        <w:t xml:space="preserve">Escribe una afirmación, da evidencia matemática y explica tu razonamiento.</w:t>
+      </w:r>
+    </w:p>
+    <w:p>
+      <w:pPr>
+        <w:spacing w:after="60"/>
+      </w:pPr>
+      <w:r>
+        <w:rPr>
+          <w:color w:val="1A2733"/>
+          <w:sz w:val="21"/>
+          <w:szCs w:val="21"/>
+        </w:rPr>
+        <w:t xml:space="preserve">My claim is ___.</w:t>
+      </w:r>
+      <w:r>
+        <w:rPr>
+          <w:i/>
+          <w:iCs/>
+          <w:color w:val="5F6F80"/>
+          <w:sz w:val="19"/>
+          <w:szCs w:val="19"/>
+        </w:rPr>
+        <w:br/>
+        <w:t xml:space="preserve">Mi afirmación es ___.</w:t>
+      </w:r>
+    </w:p>
+    <w:p>
+      <w:pPr>
+        <w:spacing w:after="60"/>
+      </w:pPr>
+      <w:r>
+        <w:rPr>
+          <w:color w:val="1A2733"/>
+          <w:sz w:val="21"/>
+          <w:szCs w:val="21"/>
+        </w:rPr>
+        <w:t xml:space="preserve">My math evidence is ___.</w:t>
+      </w:r>
+      <w:r>
+        <w:rPr>
+          <w:i/>
+          <w:iCs/>
+          <w:color w:val="5F6F80"/>
+          <w:sz w:val="19"/>
+          <w:szCs w:val="19"/>
+        </w:rPr>
+        <w:br/>
+        <w:t xml:space="preserve">Mi evidencia matemática es ___.</w:t>
+      </w:r>
+    </w:p>
+    <w:p>
+      <w:pPr>
+        <w:spacing w:after="60"/>
+      </w:pPr>
+      <w:r>
+        <w:rPr>
+          <w:color w:val="1A2733"/>
+          <w:sz w:val="21"/>
+          <w:szCs w:val="21"/>
+        </w:rPr>
+        <w:t xml:space="preserve">This proves ___ because ___.</w:t>
+      </w:r>
+      <w:r>
+        <w:rPr>
+          <w:i/>
+          <w:iCs/>
+          <w:color w:val="5F6F80"/>
+          <w:sz w:val="19"/>
+          <w:szCs w:val="19"/>
+        </w:rPr>
+        <w:br/>
+        <w:t xml:space="preserve">Esto demuestra ___ porque ___.</w:t>
+      </w:r>
+    </w:p>
+    <w:tbl>
+      <w:tblPr>
+        <w:tblW w:type="pct" w:w="100%"/>
+        <w:tblBorders>
+          <w:top w:val="single" w:color="C7D2DD" w:sz="6"/>
+          <w:left w:val="single" w:color="C7D2DD" w:sz="6"/>
+          <w:bottom w:val="single" w:color="C7D2DD" w:sz="6"/>
+          <w:right w:val="single" w:color="C7D2DD" w:sz="6"/>
+          <w:insideH w:val="single" w:color="auto" w:sz="4"/>
+          <w:insideV w:val="single" w:color="auto" w:sz="4"/>
+        </w:tblBorders>
+      </w:tblPr>
+      <w:tblGrid>
+        <w:gridCol w:w="100"/>
+      </w:tblGrid>
+      <w:tr>
+        <w:tc>
+          <w:tcPr>
+            <w:shd w:fill="FBF3E2" w:color="auto" w:val="clear"/>
+            <w:tcMar>
+              <w:top w:type="dxa" w:w="60"/>
+              <w:left w:type="dxa" w:w="120"/>
+              <w:bottom w:type="dxa" w:w="60"/>
+              <w:right w:type="dxa" w:w="120"/>
+            </w:tcMar>
+          </w:tcPr>
+          <w:p>
+            <w:pPr>
+              <w:spacing w:after="0" w:line="320"/>
+            </w:pPr>
+            <w:r>
+              <w:t xml:space="preserve"/>
+            </w:r>
+          </w:p>
+          <w:p>
+            <w:pPr>
+              <w:spacing w:after="0" w:line="320"/>
+            </w:pPr>
+            <w:r>
+              <w:t xml:space="preserve"/>
+            </w:r>
+          </w:p>
+          <w:p>
+            <w:pPr>
+              <w:spacing w:after="0" w:line="320"/>
+            </w:pPr>
+            <w:r>
+              <w:t xml:space="preserve"/>
+            </w:r>
+          </w:p>
+          <w:p>
+            <w:pPr>
+              <w:spacing w:after="0" w:line="320"/>
+            </w:pPr>
+            <w:r>
+              <w:t xml:space="preserve"/>
+            </w:r>
+          </w:p>
+          <w:p>
+            <w:pPr>
+              <w:spacing w:after="0" w:line="320"/>
+            </w:pPr>
+            <w:r>
+              <w:t xml:space="preserve"/>
+            </w:r>
+          </w:p>
+        </w:tc>
+      </w:tr>
+    </w:tbl>
+    <w:p>
+      <w:pPr>
+        <w:pStyle w:val="Heading2"/>
+        <w:spacing w:after="80" w:before="180"/>
+      </w:pPr>
+      <w:r>
+        <w:rPr>
+          <w:b/>
+          <w:bCs/>
+          <w:color w:val="12355B"/>
+          <w:sz w:val="24"/>
+          <w:szCs w:val="24"/>
+        </w:rPr>
+        <w:t xml:space="preserve">4. Check Your Explanation</w:t>
+      </w:r>
+      <w:r>
+        <w:rPr>
+          <w:i/>
+          <w:iCs/>
+          <w:color w:val="1FA6A2"/>
+          <w:sz w:val="19"/>
+          <w:szCs w:val="19"/>
+        </w:rPr>
+        <w:t xml:space="preserve">   five quick checks</w:t>
+      </w:r>
+    </w:p>
+    <w:p>
+      <w:pPr>
+        <w:spacing w:after="80"/>
+      </w:pPr>
+      <w:r>
+        <w:rPr>
+          <w:b/>
+          <w:bCs/>
+          <w:color w:val="1FA6A2"/>
+          <w:sz w:val="22"/>
+          <w:szCs w:val="22"/>
+        </w:rPr>
+        <w:t xml:space="preserve">☐  </w:t>
+      </w:r>
+      <w:r>
+        <w:rPr>
+          <w:sz w:val="20"/>
+          <w:szCs w:val="20"/>
+        </w:rPr>
+        <w:t xml:space="preserve">I answered the question.</w:t>
+      </w:r>
+      <w:r>
+        <w:rPr>
+          <w:i/>
+          <w:iCs/>
+          <w:color w:val="5F6F80"/>
+          <w:sz w:val="18"/>
+          <w:szCs w:val="18"/>
+        </w:rPr>
+        <w:br/>
+        <w:t xml:space="preserve">Respondí la pregunta.</w:t>
+      </w:r>
+    </w:p>
+    <w:p>
+      <w:pPr>
+        <w:spacing w:after="80"/>
+      </w:pPr>
+      <w:r>
+        <w:rPr>
+          <w:b/>
+          <w:bCs/>
+          <w:color w:val="1FA6A2"/>
+          <w:sz w:val="22"/>
+          <w:szCs w:val="22"/>
+        </w:rPr>
+        <w:t xml:space="preserve">☐  </w:t>
+      </w:r>
+      <w:r>
+        <w:rPr>
+          <w:sz w:val="20"/>
+          <w:szCs w:val="20"/>
+        </w:rPr>
+        <w:t xml:space="preserve">I used math evidence: numbers, an equation, a model, or a comparison.</w:t>
+      </w:r>
+      <w:r>
+        <w:rPr>
+          <w:i/>
+          <w:iCs/>
+          <w:color w:val="5F6F80"/>
+          <w:sz w:val="18"/>
+          <w:szCs w:val="18"/>
+        </w:rPr>
+        <w:br/>
+        <w:t xml:space="preserve">Usé evidencia matemática: números, una ecuación, un modelo o una comparación.</w:t>
+      </w:r>
+    </w:p>
+    <w:p>
+      <w:pPr>
+        <w:spacing w:after="80"/>
+      </w:pPr>
+      <w:r>
+        <w:rPr>
+          <w:b/>
+          <w:bCs/>
+          <w:color w:val="1FA6A2"/>
+          <w:sz w:val="22"/>
+          <w:szCs w:val="22"/>
+        </w:rPr>
+        <w:t xml:space="preserve">☐  </w:t>
+      </w:r>
+      <w:r>
+        <w:rPr>
+          <w:sz w:val="20"/>
+          <w:szCs w:val="20"/>
+        </w:rPr>
+        <w:t xml:space="preserve">I explained how the evidence proves my answer.</w:t>
+      </w:r>
+      <w:r>
+        <w:rPr>
+          <w:i/>
+          <w:iCs/>
+          <w:color w:val="5F6F80"/>
+          <w:sz w:val="18"/>
+          <w:szCs w:val="18"/>
+        </w:rPr>
+        <w:br/>
+        <w:t xml:space="preserve">Expliqué cómo la evidencia demuestra mi respuesta.</w:t>
+      </w:r>
+    </w:p>
+    <w:p>
+      <w:pPr>
+        <w:spacing w:after="80"/>
+      </w:pPr>
+      <w:r>
+        <w:rPr>
+          <w:b/>
+          <w:bCs/>
+          <w:color w:val="1FA6A2"/>
+          <w:sz w:val="22"/>
+          <w:szCs w:val="22"/>
+        </w:rPr>
+        <w:t xml:space="preserve">☐  </w:t>
+      </w:r>
+      <w:r>
+        <w:rPr>
+          <w:sz w:val="20"/>
+          <w:szCs w:val="20"/>
+        </w:rPr>
+        <w:t xml:space="preserve">I used at least two math words.</w:t>
+      </w:r>
+      <w:r>
+        <w:rPr>
+          <w:i/>
+          <w:iCs/>
+          <w:color w:val="5F6F80"/>
+          <w:sz w:val="18"/>
+          <w:szCs w:val="18"/>
+        </w:rPr>
+        <w:br/>
+        <w:t xml:space="preserve">Usé por lo menos dos palabras matemáticas.</w:t>
+      </w:r>
+    </w:p>
+    <w:p>
+      <w:pPr>
+        <w:spacing w:after="80"/>
+      </w:pPr>
+      <w:r>
+        <w:rPr>
+          <w:b/>
+          <w:bCs/>
+          <w:color w:val="1FA6A2"/>
+          <w:sz w:val="22"/>
+          <w:szCs w:val="22"/>
+        </w:rPr>
+        <w:t xml:space="preserve">☐  </w:t>
+      </w:r>
+      <w:r>
+        <w:rPr>
+          <w:sz w:val="20"/>
+          <w:szCs w:val="20"/>
+        </w:rPr>
+        <w:t xml:space="preserve">I reread complete sentences and punctuation.</w:t>
+      </w:r>
+      <w:r>
+        <w:rPr>
+          <w:i/>
+          <w:iCs/>
+          <w:color w:val="5F6F80"/>
+          <w:sz w:val="18"/>
+          <w:szCs w:val="18"/>
+        </w:rPr>
+        <w:br/>
+        <w:t xml:space="preserve">Volví a leer mis oraciones completas y la puntuación.</w:t>
       </w:r>
     </w:p>
     <w:p>

--- a/lessons/5-5/downloads/5-5-notes.docx
+++ b/lessons/5-5/downloads/5-5-notes.docx
@@ -219,10 +219,12 @@
     <w:p>
       <w:pPr>
         <w:pStyle w:val="Heading1"/>
+        <w:keepNext/>
+        <w:keepLines/>
         <w:pBdr>
           <w:bottom w:val="single" w:color="1FA6A2" w:sz="14" w:space="6"/>
         </w:pBdr>
-        <w:spacing w:after="140" w:before="260"/>
+        <w:spacing w:after="140" w:before="300"/>
       </w:pPr>
       <w:r>
         <w:rPr>
@@ -1331,10 +1333,12 @@
     <w:p>
       <w:pPr>
         <w:pStyle w:val="Heading1"/>
+        <w:keepNext/>
+        <w:keepLines/>
         <w:pBdr>
           <w:bottom w:val="single" w:color="1FA6A2" w:sz="14" w:space="6"/>
         </w:pBdr>
-        <w:spacing w:after="140" w:before="260"/>
+        <w:spacing w:after="140" w:before="300"/>
       </w:pPr>
       <w:r>
         <w:rPr>
@@ -1430,7 +1434,8 @@
     </w:p>
     <w:p>
       <w:pPr>
-        <w:spacing w:after="120" w:before="80"/>
+        <w:keepLines/>
+        <w:spacing w:after="260" w:before="200"/>
       </w:pPr>
       <w:r>
         <w:rPr>
@@ -1447,34 +1452,27 @@
           <w:sz w:val="22"/>
           <w:szCs w:val="22"/>
         </w:rPr>
-        <w:t xml:space="preserve">The number of unit cubes inside a prism, found with V = l × w × h, is the ___.</w:t>
-      </w:r>
-    </w:p>
-    <w:p>
-      <w:pPr>
-        <w:spacing w:after="120" w:before="80"/>
-      </w:pPr>
-      <w:r>
-        <w:rPr>
-          <w:b/>
-          <w:bCs/>
-          <w:color w:val="12355B"/>
+        <w:t xml:space="preserve">The number of unit cubes inside a prism, found with V = l × w × h, is the </w:t>
+      </w:r>
+      <w:r>
+        <w:rPr>
           <w:sz w:val="22"/>
           <w:szCs w:val="22"/>
         </w:rPr>
-        <w:t xml:space="preserve">2.  </w:t>
+        <w:t xml:space="preserve">________________</w:t>
       </w:r>
       <w:r>
         <w:rPr>
           <w:sz w:val="22"/>
           <w:szCs w:val="22"/>
         </w:rPr>
-        <w:t xml:space="preserve">The amount of space inside a three-dimensional solid is its ___.</w:t>
-      </w:r>
-    </w:p>
-    <w:p>
-      <w:pPr>
-        <w:spacing w:after="120" w:before="80"/>
+        <w:t xml:space="preserve">.</w:t>
+      </w:r>
+    </w:p>
+    <w:p>
+      <w:pPr>
+        <w:keepLines/>
+        <w:spacing w:after="260" w:before="200"/>
       </w:pPr>
       <w:r>
         <w:rPr>
@@ -1484,41 +1482,34 @@
           <w:sz w:val="22"/>
           <w:szCs w:val="22"/>
         </w:rPr>
-        <w:t xml:space="preserve">3.  </w:t>
+        <w:t xml:space="preserve">2.  </w:t>
       </w:r>
       <w:r>
         <w:rPr>
           <w:sz w:val="22"/>
           <w:szCs w:val="22"/>
         </w:rPr>
-        <w:t xml:space="preserve">A solid with six rectangular faces, like a box, is a ___.</w:t>
-      </w:r>
-    </w:p>
-    <w:p>
-      <w:pPr>
-        <w:spacing w:after="120" w:before="80"/>
-      </w:pPr>
-      <w:r>
-        <w:rPr>
-          <w:b/>
-          <w:bCs/>
-          <w:color w:val="12355B"/>
+        <w:t xml:space="preserve">The amount of space inside a three-dimensional solid is its </w:t>
+      </w:r>
+      <w:r>
+        <w:rPr>
           <w:sz w:val="22"/>
           <w:szCs w:val="22"/>
         </w:rPr>
-        <w:t xml:space="preserve">4.  </w:t>
+        <w:t xml:space="preserve">________________</w:t>
       </w:r>
       <w:r>
         <w:rPr>
           <w:sz w:val="22"/>
           <w:szCs w:val="22"/>
         </w:rPr>
-        <w:t xml:space="preserve">The unit used to measure volume, like cubic centimeters, is ___.</w:t>
-      </w:r>
-    </w:p>
-    <w:p>
-      <w:pPr>
-        <w:spacing w:after="120" w:before="80"/>
+        <w:t xml:space="preserve">.</w:t>
+      </w:r>
+    </w:p>
+    <w:p>
+      <w:pPr>
+        <w:keepLines/>
+        <w:spacing w:after="260" w:before="200"/>
       </w:pPr>
       <w:r>
         <w:rPr>
@@ -1528,41 +1519,34 @@
           <w:sz w:val="22"/>
           <w:szCs w:val="22"/>
         </w:rPr>
-        <w:t xml:space="preserve">5.  </w:t>
+        <w:t xml:space="preserve">3.  </w:t>
       </w:r>
       <w:r>
         <w:rPr>
           <w:sz w:val="22"/>
           <w:szCs w:val="22"/>
         </w:rPr>
-        <w:t xml:space="preserve">The three edge measurements of a rectangular prism are its ___.</w:t>
-      </w:r>
-    </w:p>
-    <w:p>
-      <w:pPr>
-        <w:spacing w:after="120" w:before="80"/>
-      </w:pPr>
-      <w:r>
-        <w:rPr>
-          <w:b/>
-          <w:bCs/>
-          <w:color w:val="12355B"/>
+        <w:t xml:space="preserve">A solid with six rectangular faces, like a box, is a </w:t>
+      </w:r>
+      <w:r>
+        <w:rPr>
           <w:sz w:val="22"/>
           <w:szCs w:val="22"/>
         </w:rPr>
-        <w:t xml:space="preserve">6.  </w:t>
+        <w:t xml:space="preserve">________________</w:t>
       </w:r>
       <w:r>
         <w:rPr>
           <w:sz w:val="22"/>
           <w:szCs w:val="22"/>
         </w:rPr>
-        <w:t xml:space="preserve">A flat pattern that folds up into a solid is a ___.</w:t>
-      </w:r>
-    </w:p>
-    <w:p>
-      <w:pPr>
-        <w:spacing w:after="120" w:before="80"/>
+        <w:t xml:space="preserve">.</w:t>
+      </w:r>
+    </w:p>
+    <w:p>
+      <w:pPr>
+        <w:keepLines/>
+        <w:spacing w:after="260" w:before="200"/>
       </w:pPr>
       <w:r>
         <w:rPr>
@@ -1572,24 +1556,150 @@
           <w:sz w:val="22"/>
           <w:szCs w:val="22"/>
         </w:rPr>
-        <w:t xml:space="preserve">7.  </w:t>
+        <w:t xml:space="preserve">4.  </w:t>
       </w:r>
       <w:r>
         <w:rPr>
           <w:sz w:val="22"/>
           <w:szCs w:val="22"/>
         </w:rPr>
-        <w:t xml:space="preserve">A line segment where two faces of a solid meet is an ___.</w:t>
+        <w:t xml:space="preserve">The unit used to measure volume, like cubic centimeters, is </w:t>
+      </w:r>
+      <w:r>
+        <w:rPr>
+          <w:sz w:val="22"/>
+          <w:szCs w:val="22"/>
+        </w:rPr>
+        <w:t xml:space="preserve">________________</w:t>
+      </w:r>
+      <w:r>
+        <w:rPr>
+          <w:sz w:val="22"/>
+          <w:szCs w:val="22"/>
+        </w:rPr>
+        <w:t xml:space="preserve">.</w:t>
+      </w:r>
+    </w:p>
+    <w:p>
+      <w:pPr>
+        <w:keepLines/>
+        <w:spacing w:after="260" w:before="200"/>
+      </w:pPr>
+      <w:r>
+        <w:rPr>
+          <w:b/>
+          <w:bCs/>
+          <w:color w:val="12355B"/>
+          <w:sz w:val="22"/>
+          <w:szCs w:val="22"/>
+        </w:rPr>
+        <w:t xml:space="preserve">5.  </w:t>
+      </w:r>
+      <w:r>
+        <w:rPr>
+          <w:sz w:val="22"/>
+          <w:szCs w:val="22"/>
+        </w:rPr>
+        <w:t xml:space="preserve">The three edge measurements of a rectangular prism are its </w:t>
+      </w:r>
+      <w:r>
+        <w:rPr>
+          <w:sz w:val="22"/>
+          <w:szCs w:val="22"/>
+        </w:rPr>
+        <w:t xml:space="preserve">________________</w:t>
+      </w:r>
+      <w:r>
+        <w:rPr>
+          <w:sz w:val="22"/>
+          <w:szCs w:val="22"/>
+        </w:rPr>
+        <w:t xml:space="preserve">.</w:t>
+      </w:r>
+    </w:p>
+    <w:p>
+      <w:pPr>
+        <w:keepLines/>
+        <w:spacing w:after="260" w:before="200"/>
+      </w:pPr>
+      <w:r>
+        <w:rPr>
+          <w:b/>
+          <w:bCs/>
+          <w:color w:val="12355B"/>
+          <w:sz w:val="22"/>
+          <w:szCs w:val="22"/>
+        </w:rPr>
+        <w:t xml:space="preserve">6.  </w:t>
+      </w:r>
+      <w:r>
+        <w:rPr>
+          <w:sz w:val="22"/>
+          <w:szCs w:val="22"/>
+        </w:rPr>
+        <w:t xml:space="preserve">A flat pattern that folds up into a solid is a </w:t>
+      </w:r>
+      <w:r>
+        <w:rPr>
+          <w:sz w:val="22"/>
+          <w:szCs w:val="22"/>
+        </w:rPr>
+        <w:t xml:space="preserve">________________</w:t>
+      </w:r>
+      <w:r>
+        <w:rPr>
+          <w:sz w:val="22"/>
+          <w:szCs w:val="22"/>
+        </w:rPr>
+        <w:t xml:space="preserve">.</w:t>
+      </w:r>
+    </w:p>
+    <w:p>
+      <w:pPr>
+        <w:keepLines/>
+        <w:spacing w:after="260" w:before="200"/>
+      </w:pPr>
+      <w:r>
+        <w:rPr>
+          <w:b/>
+          <w:bCs/>
+          <w:color w:val="12355B"/>
+          <w:sz w:val="22"/>
+          <w:szCs w:val="22"/>
+        </w:rPr>
+        <w:t xml:space="preserve">7.  </w:t>
+      </w:r>
+      <w:r>
+        <w:rPr>
+          <w:sz w:val="22"/>
+          <w:szCs w:val="22"/>
+        </w:rPr>
+        <w:t xml:space="preserve">A line segment where two faces of a solid meet is an </w:t>
+      </w:r>
+      <w:r>
+        <w:rPr>
+          <w:sz w:val="22"/>
+          <w:szCs w:val="22"/>
+        </w:rPr>
+        <w:t xml:space="preserve">________________</w:t>
+      </w:r>
+      <w:r>
+        <w:rPr>
+          <w:sz w:val="22"/>
+          <w:szCs w:val="22"/>
+        </w:rPr>
+        <w:t xml:space="preserve">.</w:t>
       </w:r>
     </w:p>
     <w:p>
       <w:pPr>
         <w:pStyle w:val="Heading1"/>
-        <w:pageBreakBefore/>
+        <w:keepNext/>
+        <w:keepLines/>
         <w:pBdr>
           <w:bottom w:val="single" w:color="1FA6A2" w:sz="14" w:space="6"/>
         </w:pBdr>
-        <w:spacing w:after="140" w:before="0"/>
+        <w:spacing w:after="140" w:before="300"/>
       </w:pPr>
       <w:r>
         <w:rPr>
@@ -2870,11 +2980,12 @@
     <w:p>
       <w:pPr>
         <w:pStyle w:val="Heading1"/>
-        <w:pageBreakBefore/>
+        <w:keepNext/>
+        <w:keepLines/>
         <w:pBdr>
           <w:bottom w:val="single" w:color="1FA6A2" w:sz="14" w:space="6"/>
         </w:pBdr>
-        <w:spacing w:after="140" w:before="0"/>
+        <w:spacing w:after="140" w:before="300"/>
       </w:pPr>
       <w:r>
         <w:rPr>
@@ -3207,11 +3318,12 @@
     <w:p>
       <w:pPr>
         <w:pStyle w:val="Heading1"/>
-        <w:pageBreakBefore/>
+        <w:keepNext/>
+        <w:keepLines/>
         <w:pBdr>
           <w:bottom w:val="single" w:color="1FA6A2" w:sz="14" w:space="6"/>
         </w:pBdr>
-        <w:spacing w:after="140" w:before="0"/>
+        <w:spacing w:after="140" w:before="300"/>
       </w:pPr>
       <w:r>
         <w:rPr>
@@ -4013,11 +4125,12 @@
     <w:p>
       <w:pPr>
         <w:pStyle w:val="Heading1"/>
-        <w:pageBreakBefore/>
+        <w:keepNext/>
+        <w:keepLines/>
         <w:pBdr>
           <w:bottom w:val="single" w:color="1FA6A2" w:sz="14" w:space="6"/>
         </w:pBdr>
-        <w:spacing w:after="140" w:before="0"/>
+        <w:spacing w:after="140" w:before="300"/>
       </w:pPr>
       <w:r>
         <w:rPr>
@@ -4932,11 +5045,12 @@
     <w:p>
       <w:pPr>
         <w:pStyle w:val="Heading1"/>
-        <w:pageBreakBefore/>
+        <w:keepNext/>
+        <w:keepLines/>
         <w:pBdr>
           <w:bottom w:val="single" w:color="1FA6A2" w:sz="14" w:space="6"/>
         </w:pBdr>
-        <w:spacing w:after="140" w:before="0"/>
+        <w:spacing w:after="140" w:before="300"/>
       </w:pPr>
       <w:r>
         <w:rPr>

--- a/lessons/5-5/downloads/5-5-notes.docx
+++ b/lessons/5-5/downloads/5-5-notes.docx
@@ -1712,47 +1712,6 @@
         <w:t xml:space="preserve">Write About the Math</w:t>
       </w:r>
     </w:p>
-    <w:p>
-      <w:pPr>
-        <w:spacing w:after="100"/>
-      </w:pPr>
-      <w:r>
-        <w:rPr>
-          <w:i/>
-          <w:iCs/>
-          <w:color w:val="5F6F80"/>
-          <w:sz w:val="19"/>
-          <w:szCs w:val="19"/>
-        </w:rPr>
-        <w:t xml:space="preserve">Use the support level you need. Every level answers the same math question.</w:t>
-      </w:r>
-    </w:p>
-    <w:p>
-      <w:pPr>
-        <w:pStyle w:val="Heading2"/>
-        <w:spacing w:after="80" w:before="180"/>
-      </w:pPr>
-      <w:r>
-        <w:rPr>
-          <w:b/>
-          <w:bCs/>
-          <w:color w:val="12355B"/>
-          <w:sz w:val="24"/>
-          <w:szCs w:val="24"/>
-        </w:rPr>
-        <w:t xml:space="preserve">1. Understand the Question</w:t>
-      </w:r>
-      <w:r>
-        <w:rPr>
-          <w:i/>
-          <w:iCs/>
-          <w:color w:val="B97A12"/>
-          <w:sz w:val="19"/>
-          <w:szCs w:val="19"/>
-        </w:rPr>
-        <w:t xml:space="preserve">   explain</w:t>
-      </w:r>
-    </w:p>
     <w:tbl>
       <w:tblPr>
         <w:tblW w:type="pct" w:w="100%"/>
@@ -1791,344 +1750,6 @@
               </w:rPr>
               <w:t xml:space="preserve">How many more cubic inches does the large box hold than the medium box?</w:t>
             </w:r>
-          </w:p>
-          <w:p>
-            <w:pPr>
-              <w:spacing w:after="0"/>
-            </w:pPr>
-            <w:r>
-              <w:rPr>
-                <w:b/>
-                <w:bCs/>
-                <w:color w:val="12355B"/>
-                <w:sz w:val="20"/>
-                <w:szCs w:val="20"/>
-              </w:rPr>
-              <w:t xml:space="preserve">Your job:  </w:t>
-            </w:r>
-            <w:r>
-              <w:rPr>
-                <w:sz w:val="20"/>
-                <w:szCs w:val="20"/>
-              </w:rPr>
-              <w:t xml:space="preserve">Answer the question. Use math evidence. Explain how the evidence proves your answer.</w:t>
-            </w:r>
-            <w:r>
-              <w:rPr>
-                <w:i/>
-                <w:iCs/>
-                <w:color w:val="5F6F80"/>
-                <w:sz w:val="18"/>
-                <w:szCs w:val="18"/>
-              </w:rPr>
-              <w:br/>
-              <w:t xml:space="preserve">Responde la pregunta. Usa evidencia matemática. Explica cómo la evidencia demuestra tu respuesta.</w:t>
-            </w:r>
-          </w:p>
-        </w:tc>
-      </w:tr>
-    </w:tbl>
-    <w:p>
-      <w:pPr>
-        <w:pStyle w:val="Heading2"/>
-        <w:spacing w:after="80" w:before="180"/>
-      </w:pPr>
-      <w:r>
-        <w:rPr>
-          <w:b/>
-          <w:bCs/>
-          <w:color w:val="12355B"/>
-          <w:sz w:val="24"/>
-          <w:szCs w:val="24"/>
-        </w:rPr>
-        <w:t xml:space="preserve">2. Plan Your Math Words</w:t>
-      </w:r>
-      <w:r>
-        <w:rPr>
-          <w:i/>
-          <w:iCs/>
-          <w:color w:val="1FA6A2"/>
-          <w:sz w:val="19"/>
-          <w:szCs w:val="19"/>
-        </w:rPr>
-        <w:t xml:space="preserve">   check at least two</w:t>
-      </w:r>
-    </w:p>
-    <w:p>
-      <w:pPr>
-        <w:spacing w:after="60"/>
-      </w:pPr>
-      <w:r>
-        <w:rPr>
-          <w:b/>
-          <w:bCs/>
-          <w:color w:val="1FA6A2"/>
-          <w:sz w:val="22"/>
-          <w:szCs w:val="22"/>
-        </w:rPr>
-        <w:t xml:space="preserve">☐  </w:t>
-      </w:r>
-      <w:r>
-        <w:rPr>
-          <w:b/>
-          <w:bCs/>
-          <w:color w:val="12355B"/>
-          <w:sz w:val="20"/>
-          <w:szCs w:val="20"/>
-        </w:rPr>
-        <w:t xml:space="preserve">Volume with Whole-Number Edges — </w:t>
-      </w:r>
-      <w:r>
-        <w:rPr>
-          <w:sz w:val="20"/>
-          <w:szCs w:val="20"/>
-        </w:rPr>
-        <w:t xml:space="preserve">The number of unit cubes inside a rectangular prism. Formula: V = l × w × h.</w:t>
-      </w:r>
-      <w:r>
-        <w:rPr>
-          <w:i/>
-          <w:iCs/>
-          <w:color w:val="5F6F80"/>
-          <w:sz w:val="18"/>
-          <w:szCs w:val="18"/>
-        </w:rPr>
-        <w:br/>
-        <w:t xml:space="preserve">Volumen con aristas de números enteros — La cantidad de cubos unitarios dentro de un prisma rectangular. Fórmula: V = l × w × h.</w:t>
-      </w:r>
-    </w:p>
-    <w:p>
-      <w:pPr>
-        <w:spacing w:after="60"/>
-      </w:pPr>
-      <w:r>
-        <w:rPr>
-          <w:b/>
-          <w:bCs/>
-          <w:color w:val="1FA6A2"/>
-          <w:sz w:val="22"/>
-          <w:szCs w:val="22"/>
-        </w:rPr>
-        <w:t xml:space="preserve">☐  </w:t>
-      </w:r>
-      <w:r>
-        <w:rPr>
-          <w:b/>
-          <w:bCs/>
-          <w:color w:val="12355B"/>
-          <w:sz w:val="20"/>
-          <w:szCs w:val="20"/>
-        </w:rPr>
-        <w:t xml:space="preserve">Volume — </w:t>
-      </w:r>
-      <w:r>
-        <w:rPr>
-          <w:sz w:val="20"/>
-          <w:szCs w:val="20"/>
-        </w:rPr>
-        <w:t xml:space="preserve">How much space is inside a solid shape.</w:t>
-      </w:r>
-      <w:r>
-        <w:rPr>
-          <w:i/>
-          <w:iCs/>
-          <w:color w:val="5F6F80"/>
-          <w:sz w:val="18"/>
-          <w:szCs w:val="18"/>
-        </w:rPr>
-        <w:br/>
-        <w:t xml:space="preserve">Volumen — Cuánto espacio hay dentro de una figura sólida.</w:t>
-      </w:r>
-    </w:p>
-    <w:p>
-      <w:pPr>
-        <w:spacing w:after="60"/>
-      </w:pPr>
-      <w:r>
-        <w:rPr>
-          <w:b/>
-          <w:bCs/>
-          <w:color w:val="1FA6A2"/>
-          <w:sz w:val="22"/>
-          <w:szCs w:val="22"/>
-        </w:rPr>
-        <w:t xml:space="preserve">☐  </w:t>
-      </w:r>
-      <w:r>
-        <w:rPr>
-          <w:b/>
-          <w:bCs/>
-          <w:color w:val="12355B"/>
-          <w:sz w:val="20"/>
-          <w:szCs w:val="20"/>
-        </w:rPr>
-        <w:t xml:space="preserve">Rectangular prism — </w:t>
-      </w:r>
-      <w:r>
-        <w:rPr>
-          <w:sz w:val="20"/>
-          <w:szCs w:val="20"/>
-        </w:rPr>
-        <w:t xml:space="preserve">A solid box shape with six flat rectangle sides.</w:t>
-      </w:r>
-      <w:r>
-        <w:rPr>
-          <w:i/>
-          <w:iCs/>
-          <w:color w:val="5F6F80"/>
-          <w:sz w:val="18"/>
-          <w:szCs w:val="18"/>
-        </w:rPr>
-        <w:br/>
-        <w:t xml:space="preserve">Prisma rectangular — Una figura sólida en forma de caja con seis lados rectangulares.</w:t>
-      </w:r>
-    </w:p>
-    <w:p>
-      <w:pPr>
-        <w:spacing w:after="60"/>
-      </w:pPr>
-      <w:r>
-        <w:rPr>
-          <w:b/>
-          <w:bCs/>
-          <w:color w:val="1FA6A2"/>
-          <w:sz w:val="22"/>
-          <w:szCs w:val="22"/>
-        </w:rPr>
-        <w:t xml:space="preserve">☐  </w:t>
-      </w:r>
-      <w:r>
-        <w:rPr>
-          <w:b/>
-          <w:bCs/>
-          <w:color w:val="12355B"/>
-          <w:sz w:val="20"/>
-          <w:szCs w:val="20"/>
-        </w:rPr>
-        <w:t xml:space="preserve">Cubic units — </w:t>
-      </w:r>
-      <w:r>
-        <w:rPr>
-          <w:sz w:val="20"/>
-          <w:szCs w:val="20"/>
-        </w:rPr>
-        <w:t xml:space="preserve">The units used to measure space inside, like cubic inches.</w:t>
-      </w:r>
-      <w:r>
-        <w:rPr>
-          <w:i/>
-          <w:iCs/>
-          <w:color w:val="5F6F80"/>
-          <w:sz w:val="18"/>
-          <w:szCs w:val="18"/>
-        </w:rPr>
-        <w:br/>
-        <w:t xml:space="preserve">Unidades cúbicas — Las unidades para medir el espacio interior, como pulgadas cúbicas.</w:t>
-      </w:r>
-    </w:p>
-    <w:p>
-      <w:pPr>
-        <w:spacing w:after="60"/>
-      </w:pPr>
-      <w:r>
-        <w:rPr>
-          <w:b/>
-          <w:bCs/>
-          <w:color w:val="1FA6A2"/>
-          <w:sz w:val="22"/>
-          <w:szCs w:val="22"/>
-        </w:rPr>
-        <w:t xml:space="preserve">☐  </w:t>
-      </w:r>
-      <w:r>
-        <w:rPr>
-          <w:b/>
-          <w:bCs/>
-          <w:color w:val="12355B"/>
-          <w:sz w:val="20"/>
-          <w:szCs w:val="20"/>
-        </w:rPr>
-        <w:t xml:space="preserve">Length, width, height — </w:t>
-      </w:r>
-      <w:r>
-        <w:rPr>
-          <w:sz w:val="20"/>
-          <w:szCs w:val="20"/>
-        </w:rPr>
-        <w:t xml:space="preserve">How long, how wide, and how tall a box is.</w:t>
-      </w:r>
-      <w:r>
-        <w:rPr>
-          <w:i/>
-          <w:iCs/>
-          <w:color w:val="5F6F80"/>
-          <w:sz w:val="18"/>
-          <w:szCs w:val="18"/>
-        </w:rPr>
-        <w:br/>
-        <w:t xml:space="preserve">Largo, ancho, altura — Qué tan largo, ancho y alto es una caja.</w:t>
-      </w:r>
-    </w:p>
-    <w:tbl>
-      <w:tblPr>
-        <w:tblW w:type="pct" w:w="100%"/>
-        <w:tblBorders>
-          <w:top w:val="single" w:color="1FA6A2" w:sz="8"/>
-          <w:left w:val="single" w:color="1FA6A2" w:sz="8"/>
-          <w:bottom w:val="single" w:color="1FA6A2" w:sz="8"/>
-          <w:right w:val="single" w:color="1FA6A2" w:sz="8"/>
-          <w:insideH w:val="single" w:color="auto" w:sz="4"/>
-          <w:insideV w:val="single" w:color="auto" w:sz="4"/>
-        </w:tblBorders>
-      </w:tblPr>
-      <w:tblGrid>
-        <w:gridCol w:w="100"/>
-      </w:tblGrid>
-      <w:tr>
-        <w:tc>
-          <w:tcPr>
-            <w:shd w:fill="F7FFFD" w:color="auto" w:val="clear"/>
-            <w:tcMar>
-              <w:top w:type="dxa" w:w="120"/>
-              <w:left w:type="dxa" w:w="180"/>
-              <w:bottom w:type="dxa" w:w="120"/>
-              <w:right w:type="dxa" w:w="180"/>
-            </w:tcMar>
-          </w:tcPr>
-          <w:p>
-            <w:pPr>
-              <w:spacing w:after="50"/>
-            </w:pPr>
-            <w:r>
-              <w:rPr>
-                <w:b/>
-                <w:bCs/>
-                <w:color w:val="1FA6A2"/>
-                <w:sz w:val="20"/>
-                <w:szCs w:val="20"/>
-              </w:rPr>
-              <w:t xml:space="preserve">Say it first:  </w:t>
-            </w:r>
-            <w:r>
-              <w:rPr>
-                <w:sz w:val="20"/>
-                <w:szCs w:val="20"/>
-              </w:rPr>
-              <w:t xml:space="preserve">Say your idea to a partner or quietly to yourself before you write.</w:t>
-            </w:r>
-          </w:p>
-          <w:p>
-            <w:pPr>
-              <w:spacing w:after="60"/>
-            </w:pPr>
-            <w:r>
-              <w:rPr>
-                <w:color w:val="1A2733"/>
-                <w:sz w:val="21"/>
-                <w:szCs w:val="21"/>
-              </w:rPr>
-              <w:t xml:space="preserve">The large box volume is ___ in³ because V = ___ × ___ × ___. The medium box volume is ___ in³. The large box holds ___ more cubic inches.</w:t>
-            </w:r>
             <w:r>
               <w:rPr>
                 <w:i/>
@@ -2138,7 +1759,7 @@
                 <w:szCs w:val="19"/>
               </w:rPr>
               <w:br/>
-              <w:t xml:space="preserve">Di tu respuesta primero: Mi respuesta es ___ porque ___.</w:t>
+              <w:t xml:space="preserve">¿Cuántas pulgadas cúbicas más tiene la caja grande que la caja mediana?</w:t>
             </w:r>
           </w:p>
         </w:tc>
@@ -2146,28 +1767,192 @@
     </w:tbl>
     <w:p>
       <w:pPr>
-        <w:pStyle w:val="Heading2"/>
-        <w:spacing w:after="80" w:before="180"/>
-      </w:pPr>
-      <w:r>
-        <w:rPr>
-          <w:b/>
-          <w:bCs/>
-          <w:color w:val="12355B"/>
-          <w:sz w:val="24"/>
-          <w:szCs w:val="24"/>
-        </w:rPr>
-        <w:t xml:space="preserve">3. Build Your Explanation</w:t>
-      </w:r>
+        <w:spacing w:after="100"/>
+      </w:pPr>
       <w:r>
         <w:rPr>
           <w:i/>
           <w:iCs/>
-          <w:color w:val="B97A12"/>
+          <w:color w:val="5F6F80"/>
           <w:sz w:val="19"/>
           <w:szCs w:val="19"/>
         </w:rPr>
-        <w:t xml:space="preserve">   choose your support</w:t>
+        <w:t xml:space="preserve">Say your answer to a partner first. Then write it, using at least two of these words:</w:t>
+      </w:r>
+    </w:p>
+    <w:p>
+      <w:pPr>
+        <w:spacing w:after="40"/>
+      </w:pPr>
+      <w:r>
+        <w:rPr>
+          <w:b/>
+          <w:bCs/>
+          <w:color w:val="1FA6A2"/>
+          <w:sz w:val="22"/>
+          <w:szCs w:val="22"/>
+        </w:rPr>
+        <w:t xml:space="preserve">☐  </w:t>
+      </w:r>
+      <w:r>
+        <w:rPr>
+          <w:b/>
+          <w:bCs/>
+          <w:color w:val="12355B"/>
+          <w:sz w:val="20"/>
+          <w:szCs w:val="20"/>
+        </w:rPr>
+        <w:t xml:space="preserve">Volume</w:t>
+      </w:r>
+      <w:r>
+        <w:rPr>
+          <w:i/>
+          <w:iCs/>
+          <w:color w:val="5F6F80"/>
+          <w:sz w:val="18"/>
+          <w:szCs w:val="18"/>
+        </w:rPr>
+        <w:t xml:space="preserve">  ·  Volumen</w:t>
+      </w:r>
+    </w:p>
+    <w:p>
+      <w:pPr>
+        <w:spacing w:after="40"/>
+      </w:pPr>
+      <w:r>
+        <w:rPr>
+          <w:b/>
+          <w:bCs/>
+          <w:color w:val="1FA6A2"/>
+          <w:sz w:val="22"/>
+          <w:szCs w:val="22"/>
+        </w:rPr>
+        <w:t xml:space="preserve">☐  </w:t>
+      </w:r>
+      <w:r>
+        <w:rPr>
+          <w:b/>
+          <w:bCs/>
+          <w:color w:val="12355B"/>
+          <w:sz w:val="20"/>
+          <w:szCs w:val="20"/>
+        </w:rPr>
+        <w:t xml:space="preserve">Rectangular prism</w:t>
+      </w:r>
+      <w:r>
+        <w:rPr>
+          <w:i/>
+          <w:iCs/>
+          <w:color w:val="5F6F80"/>
+          <w:sz w:val="18"/>
+          <w:szCs w:val="18"/>
+        </w:rPr>
+        <w:t xml:space="preserve">  ·  Prisma rectangular</w:t>
+      </w:r>
+    </w:p>
+    <w:p>
+      <w:pPr>
+        <w:spacing w:after="40"/>
+      </w:pPr>
+      <w:r>
+        <w:rPr>
+          <w:b/>
+          <w:bCs/>
+          <w:color w:val="1FA6A2"/>
+          <w:sz w:val="22"/>
+          <w:szCs w:val="22"/>
+        </w:rPr>
+        <w:t xml:space="preserve">☐  </w:t>
+      </w:r>
+      <w:r>
+        <w:rPr>
+          <w:b/>
+          <w:bCs/>
+          <w:color w:val="12355B"/>
+          <w:sz w:val="20"/>
+          <w:szCs w:val="20"/>
+        </w:rPr>
+        <w:t xml:space="preserve">Cubic units</w:t>
+      </w:r>
+      <w:r>
+        <w:rPr>
+          <w:i/>
+          <w:iCs/>
+          <w:color w:val="5F6F80"/>
+          <w:sz w:val="18"/>
+          <w:szCs w:val="18"/>
+        </w:rPr>
+        <w:t xml:space="preserve">  ·  Unidades cúbicas</w:t>
+      </w:r>
+    </w:p>
+    <w:p>
+      <w:pPr>
+        <w:spacing w:after="40"/>
+      </w:pPr>
+      <w:r>
+        <w:rPr>
+          <w:b/>
+          <w:bCs/>
+          <w:color w:val="1FA6A2"/>
+          <w:sz w:val="22"/>
+          <w:szCs w:val="22"/>
+        </w:rPr>
+        <w:t xml:space="preserve">☐  </w:t>
+      </w:r>
+      <w:r>
+        <w:rPr>
+          <w:b/>
+          <w:bCs/>
+          <w:color w:val="12355B"/>
+          <w:sz w:val="20"/>
+          <w:szCs w:val="20"/>
+        </w:rPr>
+        <w:t xml:space="preserve">Length, width, height</w:t>
+      </w:r>
+      <w:r>
+        <w:rPr>
+          <w:i/>
+          <w:iCs/>
+          <w:color w:val="5F6F80"/>
+          <w:sz w:val="18"/>
+          <w:szCs w:val="18"/>
+        </w:rPr>
+        <w:t xml:space="preserve">  ·  Largo, ancho, altura</w:t>
+      </w:r>
+    </w:p>
+    <w:p>
+      <w:pPr>
+        <w:spacing w:after="40"/>
+      </w:pPr>
+      <w:r>
+        <w:rPr>
+          <w:b/>
+          <w:bCs/>
+          <w:color w:val="1FA6A2"/>
+          <w:sz w:val="22"/>
+          <w:szCs w:val="22"/>
+        </w:rPr>
+        <w:t xml:space="preserve">☐  </w:t>
+      </w:r>
+      <w:r>
+        <w:rPr>
+          <w:b/>
+          <w:bCs/>
+          <w:color w:val="12355B"/>
+          <w:sz w:val="20"/>
+          <w:szCs w:val="20"/>
+        </w:rPr>
+        <w:t xml:space="preserve">Net</w:t>
+      </w:r>
+      <w:r>
+        <w:rPr>
+          <w:i/>
+          <w:iCs/>
+          <w:color w:val="5F6F80"/>
+          <w:sz w:val="18"/>
+          <w:szCs w:val="18"/>
+        </w:rPr>
+        <w:t xml:space="preserve">  ·  Plantilla (desarrollo plano)</w:t>
       </w:r>
     </w:p>
     <w:tbl>
@@ -2198,21 +1983,6 @@
           </w:tcPr>
           <w:p>
             <w:pPr>
-              <w:spacing w:after="50"/>
-            </w:pPr>
-            <w:r>
-              <w:rPr>
-                <w:i/>
-                <w:iCs/>
-                <w:color w:val="5F6F80"/>
-                <w:sz w:val="19"/>
-                <w:szCs w:val="19"/>
-              </w:rPr>
-              <w:t xml:space="preserve">This model shows the parts of an explanation. It does not answer your writing question.</w:t>
-            </w:r>
-          </w:p>
-          <w:p>
-            <w:pPr>
               <w:spacing w:after="80"/>
             </w:pPr>
             <w:r>
@@ -2223,58 +1993,14 @@
                 <w:sz w:val="19"/>
                 <w:szCs w:val="19"/>
               </w:rPr>
-              <w:t xml:space="preserve">Claim:  </w:t>
+              <w:t xml:space="preserve">Model:  </w:t>
             </w:r>
             <w:r>
               <w:rPr>
                 <w:sz w:val="19"/>
                 <w:szCs w:val="19"/>
               </w:rPr>
-              <w:t xml:space="preserve">Volume measures space in three directions, so you need length, width, and height.</w:t>
-            </w:r>
-          </w:p>
-          <w:p>
-            <w:pPr>
-              <w:spacing w:after="80"/>
-            </w:pPr>
-            <w:r>
-              <w:rPr>
-                <w:b/>
-                <w:bCs/>
-                <w:color w:val="12355B"/>
-                <w:sz w:val="19"/>
-                <w:szCs w:val="19"/>
-              </w:rPr>
-              <w:t xml:space="preserve">Evidence:  </w:t>
-            </w:r>
-            <w:r>
-              <w:rPr>
-                <w:sz w:val="19"/>
-                <w:szCs w:val="19"/>
-              </w:rPr>
-              <w:t xml:space="preserve">Students explain that volume is three-dimensional, so all three edges (length, width, height) are needed; two measurements only give area of one face.</w:t>
-            </w:r>
-          </w:p>
-          <w:p>
-            <w:pPr>
-              <w:spacing w:after="80"/>
-            </w:pPr>
-            <w:r>
-              <w:rPr>
-                <w:b/>
-                <w:bCs/>
-                <w:color w:val="12355B"/>
-                <w:sz w:val="19"/>
-                <w:szCs w:val="19"/>
-              </w:rPr>
-              <w:t xml:space="preserve">Reasoning:  </w:t>
-            </w:r>
-            <w:r>
-              <w:rPr>
-                <w:sz w:val="19"/>
-                <w:szCs w:val="19"/>
-              </w:rPr>
-              <w:t xml:space="preserve">This evidence connects the definition of volume to the mathematical claim.</w:t>
+              <w:t xml:space="preserve">Volume measures space in three directions, so you need length, width, and height. — Students explain that volume is three-dimensional, so all three edges (length, width, height) are needed; two measurements only give area of one face.</w:t>
             </w:r>
           </w:p>
         </w:tc>
@@ -2353,7 +2079,7 @@
           <w:sz w:val="21"/>
           <w:szCs w:val="21"/>
         </w:rPr>
-        <w:t xml:space="preserve">My answer is ___.</w:t>
+        <w:t xml:space="preserve">My answer is ___ because ___.</w:t>
       </w:r>
       <w:r>
         <w:rPr>
@@ -2364,7 +2090,7 @@
           <w:szCs w:val="19"/>
         </w:rPr>
         <w:br/>
-        <w:t xml:space="preserve">Mi respuesta es ___.</w:t>
+        <w:t xml:space="preserve">Mi respuesta es ___ porque ___.</w:t>
       </w:r>
     </w:p>
     <w:tbl>
@@ -2504,7 +2230,7 @@
           <w:sz w:val="21"/>
           <w:szCs w:val="21"/>
         </w:rPr>
-        <w:t xml:space="preserve">I know because ___.</w:t>
+        <w:t xml:space="preserve">My evidence is ___, so ___.</w:t>
       </w:r>
       <w:r>
         <w:rPr>
@@ -2515,31 +2241,7 @@
           <w:szCs w:val="19"/>
         </w:rPr>
         <w:br/>
-        <w:t xml:space="preserve">Lo sé porque ___.</w:t>
-      </w:r>
-    </w:p>
-    <w:p>
-      <w:pPr>
-        <w:spacing w:after="60"/>
-      </w:pPr>
-      <w:r>
-        <w:rPr>
-          <w:color w:val="1A2733"/>
-          <w:sz w:val="21"/>
-          <w:szCs w:val="21"/>
-        </w:rPr>
-        <w:t xml:space="preserve">So ___.</w:t>
-      </w:r>
-      <w:r>
-        <w:rPr>
-          <w:i/>
-          <w:iCs/>
-          <w:color w:val="5F6F80"/>
-          <w:sz w:val="19"/>
-          <w:szCs w:val="19"/>
-        </w:rPr>
-        <w:br/>
-        <w:t xml:space="preserve">Entonces ___.</w:t>
+        <w:t xml:space="preserve">Mi evidencia es ___, entonces ___.</w:t>
       </w:r>
     </w:p>
     <w:tbl>
@@ -2645,78 +2347,6 @@
         <w:t xml:space="preserve">Escribe una afirmación, da evidencia matemática y explica tu razonamiento.</w:t>
       </w:r>
     </w:p>
-    <w:p>
-      <w:pPr>
-        <w:spacing w:after="60"/>
-      </w:pPr>
-      <w:r>
-        <w:rPr>
-          <w:color w:val="1A2733"/>
-          <w:sz w:val="21"/>
-          <w:szCs w:val="21"/>
-        </w:rPr>
-        <w:t xml:space="preserve">My claim is ___.</w:t>
-      </w:r>
-      <w:r>
-        <w:rPr>
-          <w:i/>
-          <w:iCs/>
-          <w:color w:val="5F6F80"/>
-          <w:sz w:val="19"/>
-          <w:szCs w:val="19"/>
-        </w:rPr>
-        <w:br/>
-        <w:t xml:space="preserve">Mi afirmación es ___.</w:t>
-      </w:r>
-    </w:p>
-    <w:p>
-      <w:pPr>
-        <w:spacing w:after="60"/>
-      </w:pPr>
-      <w:r>
-        <w:rPr>
-          <w:color w:val="1A2733"/>
-          <w:sz w:val="21"/>
-          <w:szCs w:val="21"/>
-        </w:rPr>
-        <w:t xml:space="preserve">My math evidence is ___.</w:t>
-      </w:r>
-      <w:r>
-        <w:rPr>
-          <w:i/>
-          <w:iCs/>
-          <w:color w:val="5F6F80"/>
-          <w:sz w:val="19"/>
-          <w:szCs w:val="19"/>
-        </w:rPr>
-        <w:br/>
-        <w:t xml:space="preserve">Mi evidencia matemática es ___.</w:t>
-      </w:r>
-    </w:p>
-    <w:p>
-      <w:pPr>
-        <w:spacing w:after="60"/>
-      </w:pPr>
-      <w:r>
-        <w:rPr>
-          <w:color w:val="1A2733"/>
-          <w:sz w:val="21"/>
-          <w:szCs w:val="21"/>
-        </w:rPr>
-        <w:t xml:space="preserve">This proves ___ because ___.</w:t>
-      </w:r>
-      <w:r>
-        <w:rPr>
-          <w:i/>
-          <w:iCs/>
-          <w:color w:val="5F6F80"/>
-          <w:sz w:val="19"/>
-          <w:szCs w:val="19"/>
-        </w:rPr>
-        <w:br/>
-        <w:t xml:space="preserve">Esto demuestra ___ porque ___.</w:t>
-      </w:r>
-    </w:p>
     <w:tbl>
       <w:tblPr>
         <w:tblW w:type="pct" w:w="100%"/>
@@ -2799,7 +2429,7 @@
           <w:sz w:val="24"/>
           <w:szCs w:val="24"/>
         </w:rPr>
-        <w:t xml:space="preserve">4. Check Your Explanation</w:t>
+        <w:t xml:space="preserve">Check Your Explanation</w:t>
       </w:r>
       <w:r>
         <w:rPr>
@@ -2809,7 +2439,7 @@
           <w:sz w:val="19"/>
           <w:szCs w:val="19"/>
         </w:rPr>
-        <w:t xml:space="preserve">   five quick checks</w:t>
+        <w:t xml:space="preserve">   three quick checks</w:t>
       </w:r>
     </w:p>
     <w:p>
@@ -2833,17 +2463,6 @@
         </w:rPr>
         <w:t xml:space="preserve">I answered the question.</w:t>
       </w:r>
-      <w:r>
-        <w:rPr>
-          <w:i/>
-          <w:iCs/>
-          <w:color w:val="5F6F80"/>
-          <w:sz w:val="18"/>
-          <w:szCs w:val="18"/>
-        </w:rPr>
-        <w:br/>
-        <w:t xml:space="preserve">Respondí la pregunta.</w:t>
-      </w:r>
     </w:p>
     <w:p>
       <w:pPr>
@@ -2864,18 +2483,7 @@
           <w:sz w:val="20"/>
           <w:szCs w:val="20"/>
         </w:rPr>
-        <w:t xml:space="preserve">I used math evidence: numbers, an equation, a model, or a comparison.</w:t>
-      </w:r>
-      <w:r>
-        <w:rPr>
-          <w:i/>
-          <w:iCs/>
-          <w:color w:val="5F6F80"/>
-          <w:sz w:val="18"/>
-          <w:szCs w:val="18"/>
-        </w:rPr>
-        <w:br/>
-        <w:t xml:space="preserve">Usé evidencia matemática: números, una ecuación, un modelo o una comparación.</w:t>
+        <w:t xml:space="preserve">I used math evidence: numbers, an equation, or a model.</w:t>
       </w:r>
     </w:p>
     <w:p>
@@ -2897,84 +2505,7 @@
           <w:sz w:val="20"/>
           <w:szCs w:val="20"/>
         </w:rPr>
-        <w:t xml:space="preserve">I explained how the evidence proves my answer.</w:t>
-      </w:r>
-      <w:r>
-        <w:rPr>
-          <w:i/>
-          <w:iCs/>
-          <w:color w:val="5F6F80"/>
-          <w:sz w:val="18"/>
-          <w:szCs w:val="18"/>
-        </w:rPr>
-        <w:br/>
-        <w:t xml:space="preserve">Expliqué cómo la evidencia demuestra mi respuesta.</w:t>
-      </w:r>
-    </w:p>
-    <w:p>
-      <w:pPr>
-        <w:spacing w:after="80"/>
-      </w:pPr>
-      <w:r>
-        <w:rPr>
-          <w:b/>
-          <w:bCs/>
-          <w:color w:val="1FA6A2"/>
-          <w:sz w:val="22"/>
-          <w:szCs w:val="22"/>
-        </w:rPr>
-        <w:t xml:space="preserve">☐  </w:t>
-      </w:r>
-      <w:r>
-        <w:rPr>
-          <w:sz w:val="20"/>
-          <w:szCs w:val="20"/>
-        </w:rPr>
         <w:t xml:space="preserve">I used at least two math words.</w:t>
-      </w:r>
-      <w:r>
-        <w:rPr>
-          <w:i/>
-          <w:iCs/>
-          <w:color w:val="5F6F80"/>
-          <w:sz w:val="18"/>
-          <w:szCs w:val="18"/>
-        </w:rPr>
-        <w:br/>
-        <w:t xml:space="preserve">Usé por lo menos dos palabras matemáticas.</w:t>
-      </w:r>
-    </w:p>
-    <w:p>
-      <w:pPr>
-        <w:spacing w:after="80"/>
-      </w:pPr>
-      <w:r>
-        <w:rPr>
-          <w:b/>
-          <w:bCs/>
-          <w:color w:val="1FA6A2"/>
-          <w:sz w:val="22"/>
-          <w:szCs w:val="22"/>
-        </w:rPr>
-        <w:t xml:space="preserve">☐  </w:t>
-      </w:r>
-      <w:r>
-        <w:rPr>
-          <w:sz w:val="20"/>
-          <w:szCs w:val="20"/>
-        </w:rPr>
-        <w:t xml:space="preserve">I reread complete sentences and punctuation.</w:t>
-      </w:r>
-      <w:r>
-        <w:rPr>
-          <w:i/>
-          <w:iCs/>
-          <w:color w:val="5F6F80"/>
-          <w:sz w:val="18"/>
-          <w:szCs w:val="18"/>
-        </w:rPr>
-        <w:br/>
-        <w:t xml:space="preserve">Volví a leer mis oraciones completas y la puntuación.</w:t>
       </w:r>
     </w:p>
     <w:p>
